--- a/documents/Why letting the bible define it's words is so important/KJV Early English vs Modern English word definitions.docx
+++ b/documents/Why letting the bible define it's words is so important/KJV Early English vs Modern English word definitions.docx
@@ -1,6 +1,6 @@
 
 <file path=word/document.xml><?xml version="1.0" encoding="utf-8"?>
-<w:document xmlns:o="urn:schemas-microsoft-com:office:office" xmlns:r="http://schemas.openxmlformats.org/officeDocument/2006/relationships" xmlns:v="urn:schemas-microsoft-com:vml" xmlns:w="http://schemas.openxmlformats.org/wordprocessingml/2006/main" xmlns:w10="urn:schemas-microsoft-com:office:word" xmlns:wp="http://schemas.openxmlformats.org/drawingml/2006/wordprocessingDrawing" xmlns:wps="http://schemas.microsoft.com/office/word/2010/wordprocessingShape" xmlns:wpg="http://schemas.microsoft.com/office/word/2010/wordprocessingGroup" xmlns:mc="http://schemas.openxmlformats.org/markup-compatibility/2006" xmlns:wp14="http://schemas.microsoft.com/office/word/2010/wordprocessingDrawing" xmlns:w14="http://schemas.microsoft.com/office/word/2010/wordml" xmlns:w15="http://schemas.microsoft.com/office/word/2012/wordml" mc:Ignorable="w14 wp14 w15">
+<w:document xmlns:o="urn:schemas-microsoft-com:office:office" xmlns:r="http://schemas.openxmlformats.org/officeDocument/2006/relationships" xmlns:v="urn:schemas-microsoft-com:vml" xmlns:w="http://schemas.openxmlformats.org/wordprocessingml/2006/main" xmlns:w10="urn:schemas-microsoft-com:office:word" xmlns:wp="http://schemas.openxmlformats.org/drawingml/2006/wordprocessingDrawing" xmlns:pic="http://schemas.openxmlformats.org/drawingml/2006/picture" xmlns:wps="http://schemas.microsoft.com/office/word/2010/wordprocessingShape" xmlns:wpg="http://schemas.microsoft.com/office/word/2010/wordprocessingGroup" xmlns:mc="http://schemas.openxmlformats.org/markup-compatibility/2006" xmlns:wp14="http://schemas.microsoft.com/office/word/2010/wordprocessingDrawing" xmlns:w14="http://schemas.microsoft.com/office/word/2010/wordml" xmlns:w15="http://schemas.microsoft.com/office/word/2012/wordml" mc:Ignorable="w14 wp14 w15">
   <w:body>
     <w:p>
       <w:pPr>
@@ -26,7 +26,6 @@
         <w:bidi w:val="0"/>
         <w:jc w:val="center"/>
         <w:rPr>
-          <w:b w:val="false"/>
           <w:b w:val="false"/>
           <w:bCs w:val="false"/>
           <w:u w:val="none"/>
@@ -67,17 +66,16 @@
         <w:jc w:val="center"/>
         <w:rPr>
           <w:b/>
+          <w:bCs/>
+          <w:u w:val="single"/>
+        </w:rPr>
+      </w:pPr>
+      <w:r>
+        <w:rPr>
           <w:b/>
           <w:bCs/>
           <w:u w:val="single"/>
         </w:rPr>
-      </w:pPr>
-      <w:r>
-        <w:rPr>
-          <w:b/>
-          <w:bCs/>
-          <w:u w:val="single"/>
-        </w:rPr>
         <w:t>Malachi 3:6a</w:t>
       </w:r>
     </w:p>
@@ -97,24 +95,24 @@
       <w:pPr>
         <w:pStyle w:val="Normal"/>
         <w:bidi w:val="0"/>
-        <w:jc w:val="left"/>
-        <w:rPr>
-          <w:sz w:val="24"/>
-          <w:szCs w:val="24"/>
-        </w:rPr>
-      </w:pPr>
-      <w:r>
-        <w:rPr>
-          <w:sz w:val="24"/>
-          <w:szCs w:val="24"/>
-        </w:rPr>
-      </w:r>
-    </w:p>
-    <w:p>
-      <w:pPr>
-        <w:pStyle w:val="Normal"/>
-        <w:bidi w:val="0"/>
-        <w:jc w:val="left"/>
+        <w:jc w:val="start"/>
+        <w:rPr>
+          <w:sz w:val="24"/>
+          <w:szCs w:val="24"/>
+        </w:rPr>
+      </w:pPr>
+      <w:r>
+        <w:rPr>
+          <w:sz w:val="24"/>
+          <w:szCs w:val="24"/>
+        </w:rPr>
+      </w:r>
+    </w:p>
+    <w:p>
+      <w:pPr>
+        <w:pStyle w:val="Normal"/>
+        <w:bidi w:val="0"/>
+        <w:jc w:val="start"/>
         <w:rPr>
           <w:sz w:val="24"/>
           <w:szCs w:val="24"/>
@@ -162,24 +160,24 @@
       <w:pPr>
         <w:pStyle w:val="Normal"/>
         <w:bidi w:val="0"/>
-        <w:jc w:val="left"/>
-        <w:rPr>
-          <w:sz w:val="24"/>
-          <w:szCs w:val="24"/>
-        </w:rPr>
-      </w:pPr>
-      <w:r>
-        <w:rPr>
-          <w:sz w:val="24"/>
-          <w:szCs w:val="24"/>
-        </w:rPr>
-      </w:r>
-    </w:p>
-    <w:p>
-      <w:pPr>
-        <w:pStyle w:val="Normal"/>
-        <w:bidi w:val="0"/>
-        <w:jc w:val="left"/>
+        <w:jc w:val="start"/>
+        <w:rPr>
+          <w:sz w:val="24"/>
+          <w:szCs w:val="24"/>
+        </w:rPr>
+      </w:pPr>
+      <w:r>
+        <w:rPr>
+          <w:sz w:val="24"/>
+          <w:szCs w:val="24"/>
+        </w:rPr>
+      </w:r>
+    </w:p>
+    <w:p>
+      <w:pPr>
+        <w:pStyle w:val="Normal"/>
+        <w:bidi w:val="0"/>
+        <w:jc w:val="start"/>
         <w:rPr>
           <w:sz w:val="24"/>
           <w:szCs w:val="24"/>
@@ -197,24 +195,24 @@
       <w:pPr>
         <w:pStyle w:val="Normal"/>
         <w:bidi w:val="0"/>
-        <w:jc w:val="left"/>
-        <w:rPr>
-          <w:sz w:val="24"/>
-          <w:szCs w:val="24"/>
-        </w:rPr>
-      </w:pPr>
-      <w:r>
-        <w:rPr>
-          <w:sz w:val="24"/>
-          <w:szCs w:val="24"/>
-        </w:rPr>
-      </w:r>
-    </w:p>
-    <w:p>
-      <w:pPr>
-        <w:pStyle w:val="Normal"/>
-        <w:bidi w:val="0"/>
-        <w:jc w:val="left"/>
+        <w:jc w:val="start"/>
+        <w:rPr>
+          <w:sz w:val="24"/>
+          <w:szCs w:val="24"/>
+        </w:rPr>
+      </w:pPr>
+      <w:r>
+        <w:rPr>
+          <w:sz w:val="24"/>
+          <w:szCs w:val="24"/>
+        </w:rPr>
+      </w:r>
+    </w:p>
+    <w:p>
+      <w:pPr>
+        <w:pStyle w:val="Normal"/>
+        <w:bidi w:val="0"/>
+        <w:jc w:val="start"/>
         <w:rPr>
           <w:sz w:val="24"/>
           <w:szCs w:val="24"/>
@@ -232,24 +230,24 @@
       <w:pPr>
         <w:pStyle w:val="Normal"/>
         <w:bidi w:val="0"/>
-        <w:jc w:val="left"/>
-        <w:rPr>
-          <w:sz w:val="24"/>
-          <w:szCs w:val="24"/>
-        </w:rPr>
-      </w:pPr>
-      <w:r>
-        <w:rPr>
-          <w:sz w:val="24"/>
-          <w:szCs w:val="24"/>
-        </w:rPr>
-      </w:r>
-    </w:p>
-    <w:p>
-      <w:pPr>
-        <w:pStyle w:val="Normal"/>
-        <w:bidi w:val="0"/>
-        <w:jc w:val="left"/>
+        <w:jc w:val="start"/>
+        <w:rPr>
+          <w:sz w:val="24"/>
+          <w:szCs w:val="24"/>
+        </w:rPr>
+      </w:pPr>
+      <w:r>
+        <w:rPr>
+          <w:sz w:val="24"/>
+          <w:szCs w:val="24"/>
+        </w:rPr>
+      </w:r>
+    </w:p>
+    <w:p>
+      <w:pPr>
+        <w:pStyle w:val="Normal"/>
+        <w:bidi w:val="0"/>
+        <w:jc w:val="start"/>
         <w:rPr>
           <w:sz w:val="24"/>
           <w:szCs w:val="24"/>
@@ -267,24 +265,24 @@
       <w:pPr>
         <w:pStyle w:val="Normal"/>
         <w:bidi w:val="0"/>
-        <w:jc w:val="left"/>
-        <w:rPr>
-          <w:sz w:val="24"/>
-          <w:szCs w:val="24"/>
-        </w:rPr>
-      </w:pPr>
-      <w:r>
-        <w:rPr>
-          <w:sz w:val="24"/>
-          <w:szCs w:val="24"/>
-        </w:rPr>
-      </w:r>
-    </w:p>
-    <w:p>
-      <w:pPr>
-        <w:pStyle w:val="Normal"/>
-        <w:bidi w:val="0"/>
-        <w:jc w:val="left"/>
+        <w:jc w:val="start"/>
+        <w:rPr>
+          <w:sz w:val="24"/>
+          <w:szCs w:val="24"/>
+        </w:rPr>
+      </w:pPr>
+      <w:r>
+        <w:rPr>
+          <w:sz w:val="24"/>
+          <w:szCs w:val="24"/>
+        </w:rPr>
+      </w:r>
+    </w:p>
+    <w:p>
+      <w:pPr>
+        <w:pStyle w:val="Normal"/>
+        <w:bidi w:val="0"/>
+        <w:jc w:val="start"/>
         <w:rPr>
           <w:sz w:val="24"/>
           <w:szCs w:val="24"/>
@@ -302,7 +300,7 @@
       <w:pPr>
         <w:pStyle w:val="Normal"/>
         <w:bidi w:val="0"/>
-        <w:jc w:val="left"/>
+        <w:jc w:val="start"/>
         <w:rPr>
           <w:sz w:val="24"/>
           <w:szCs w:val="24"/>
@@ -318,19 +316,19 @@
     <w:tbl>
       <w:tblPr>
         <w:tblW w:w="11085" w:type="dxa"/>
-        <w:jc w:val="left"/>
+        <w:jc w:val="start"/>
         <w:tblInd w:w="-5" w:type="dxa"/>
         <w:tblLayout w:type="fixed"/>
         <w:tblCellMar>
           <w:top w:w="55" w:type="dxa"/>
-          <w:left w:w="55" w:type="dxa"/>
+          <w:start w:w="55" w:type="dxa"/>
           <w:bottom w:w="55" w:type="dxa"/>
-          <w:right w:w="55" w:type="dxa"/>
+          <w:end w:w="55" w:type="dxa"/>
         </w:tblCellMar>
       </w:tblPr>
       <w:tblGrid>
         <w:gridCol w:w="6000"/>
-        <w:gridCol w:w="5084"/>
+        <w:gridCol w:w="5085"/>
       </w:tblGrid>
       <w:tr>
         <w:trPr/>
@@ -339,7 +337,7 @@
             <w:tcW w:w="6000" w:type="dxa"/>
             <w:tcBorders>
               <w:top w:val="single" w:sz="4" w:space="0" w:color="000000"/>
-              <w:left w:val="single" w:sz="4" w:space="0" w:color="000000"/>
+              <w:start w:val="single" w:sz="4" w:space="0" w:color="000000"/>
               <w:bottom w:val="single" w:sz="4" w:space="0" w:color="000000"/>
             </w:tcBorders>
           </w:tcPr>
@@ -350,7 +348,6 @@
               <w:jc w:val="center"/>
               <w:rPr>
                 <w:b/>
-                <w:b/>
                 <w:bCs/>
               </w:rPr>
             </w:pPr>
@@ -365,12 +362,12 @@
         </w:tc>
         <w:tc>
           <w:tcPr>
-            <w:tcW w:w="5084" w:type="dxa"/>
+            <w:tcW w:w="5085" w:type="dxa"/>
             <w:tcBorders>
               <w:top w:val="single" w:sz="4" w:space="0" w:color="000000"/>
-              <w:left w:val="single" w:sz="4" w:space="0" w:color="000000"/>
+              <w:start w:val="single" w:sz="4" w:space="0" w:color="000000"/>
               <w:bottom w:val="single" w:sz="4" w:space="0" w:color="000000"/>
-              <w:right w:val="single" w:sz="4" w:space="0" w:color="000000"/>
+              <w:end w:val="single" w:sz="4" w:space="0" w:color="000000"/>
             </w:tcBorders>
           </w:tcPr>
           <w:p>
@@ -379,7 +376,6 @@
               <w:widowControl w:val="false"/>
               <w:jc w:val="center"/>
               <w:rPr>
-                <w:b/>
                 <w:b/>
                 <w:bCs/>
               </w:rPr>
@@ -400,7 +396,7 @@
           <w:tcPr>
             <w:tcW w:w="6000" w:type="dxa"/>
             <w:tcBorders>
-              <w:left w:val="single" w:sz="4" w:space="0" w:color="000000"/>
+              <w:start w:val="single" w:sz="4" w:space="0" w:color="000000"/>
               <w:bottom w:val="single" w:sz="4" w:space="0" w:color="000000"/>
             </w:tcBorders>
           </w:tcPr>
@@ -409,7 +405,7 @@
               <w:pStyle w:val="Normal"/>
               <w:widowControl w:val="false"/>
               <w:bidi w:val="0"/>
-              <w:jc w:val="left"/>
+              <w:jc w:val="start"/>
               <w:rPr/>
             </w:pPr>
             <w:r>
@@ -433,13 +429,13 @@
               <w:pStyle w:val="Normal"/>
               <w:widowControl w:val="false"/>
               <w:bidi w:val="0"/>
-              <w:jc w:val="left"/>
+              <w:jc w:val="start"/>
               <w:rPr/>
             </w:pPr>
             <w:hyperlink r:id="rId2">
               <w:r>
                 <w:rPr>
-                  <w:rStyle w:val="InternetLink"/>
+                  <w:rStyle w:val="Hyperlink"/>
                   <w:sz w:val="24"/>
                   <w:szCs w:val="24"/>
                 </w:rPr>
@@ -450,11 +446,11 @@
         </w:tc>
         <w:tc>
           <w:tcPr>
-            <w:tcW w:w="5084" w:type="dxa"/>
+            <w:tcW w:w="5085" w:type="dxa"/>
             <w:tcBorders>
-              <w:left w:val="single" w:sz="4" w:space="0" w:color="000000"/>
+              <w:start w:val="single" w:sz="4" w:space="0" w:color="000000"/>
               <w:bottom w:val="single" w:sz="4" w:space="0" w:color="000000"/>
-              <w:right w:val="single" w:sz="4" w:space="0" w:color="000000"/>
+              <w:end w:val="single" w:sz="4" w:space="0" w:color="000000"/>
             </w:tcBorders>
           </w:tcPr>
           <w:p>
@@ -476,7 +472,7 @@
           <w:tcPr>
             <w:tcW w:w="6000" w:type="dxa"/>
             <w:tcBorders>
-              <w:left w:val="single" w:sz="4" w:space="0" w:color="000000"/>
+              <w:start w:val="single" w:sz="4" w:space="0" w:color="000000"/>
               <w:bottom w:val="single" w:sz="4" w:space="0" w:color="000000"/>
             </w:tcBorders>
           </w:tcPr>
@@ -485,7 +481,7 @@
               <w:pStyle w:val="Normal"/>
               <w:widowControl w:val="false"/>
               <w:bidi w:val="0"/>
-              <w:jc w:val="left"/>
+              <w:jc w:val="start"/>
               <w:rPr>
                 <w:sz w:val="24"/>
                 <w:szCs w:val="24"/>
@@ -504,7 +500,7 @@
               <w:pStyle w:val="Normal"/>
               <w:widowControl w:val="false"/>
               <w:bidi w:val="0"/>
-              <w:jc w:val="left"/>
+              <w:jc w:val="start"/>
               <w:rPr>
                 <w:sz w:val="24"/>
                 <w:szCs w:val="24"/>
@@ -521,11 +517,11 @@
         </w:tc>
         <w:tc>
           <w:tcPr>
-            <w:tcW w:w="5084" w:type="dxa"/>
+            <w:tcW w:w="5085" w:type="dxa"/>
             <w:tcBorders>
-              <w:left w:val="single" w:sz="4" w:space="0" w:color="000000"/>
+              <w:start w:val="single" w:sz="4" w:space="0" w:color="000000"/>
               <w:bottom w:val="single" w:sz="4" w:space="0" w:color="000000"/>
-              <w:right w:val="single" w:sz="4" w:space="0" w:color="000000"/>
+              <w:end w:val="single" w:sz="4" w:space="0" w:color="000000"/>
             </w:tcBorders>
           </w:tcPr>
           <w:p>
@@ -547,7 +543,7 @@
           <w:tcPr>
             <w:tcW w:w="6000" w:type="dxa"/>
             <w:tcBorders>
-              <w:left w:val="single" w:sz="4" w:space="0" w:color="000000"/>
+              <w:start w:val="single" w:sz="4" w:space="0" w:color="000000"/>
               <w:bottom w:val="single" w:sz="4" w:space="0" w:color="000000"/>
             </w:tcBorders>
           </w:tcPr>
@@ -556,7 +552,7 @@
               <w:pStyle w:val="Normal"/>
               <w:widowControl w:val="false"/>
               <w:bidi w:val="0"/>
-              <w:jc w:val="left"/>
+              <w:jc w:val="start"/>
               <w:rPr/>
             </w:pPr>
             <w:r>
@@ -569,7 +565,7 @@
             <w:hyperlink r:id="rId3">
               <w:r>
                 <w:rPr>
-                  <w:rStyle w:val="InternetLink"/>
+                  <w:rStyle w:val="Hyperlink"/>
                   <w:sz w:val="24"/>
                   <w:szCs w:val="24"/>
                 </w:rPr>
@@ -580,11 +576,11 @@
         </w:tc>
         <w:tc>
           <w:tcPr>
-            <w:tcW w:w="5084" w:type="dxa"/>
+            <w:tcW w:w="5085" w:type="dxa"/>
             <w:tcBorders>
-              <w:left w:val="single" w:sz="4" w:space="0" w:color="000000"/>
+              <w:start w:val="single" w:sz="4" w:space="0" w:color="000000"/>
               <w:bottom w:val="single" w:sz="4" w:space="0" w:color="000000"/>
-              <w:right w:val="single" w:sz="4" w:space="0" w:color="000000"/>
+              <w:end w:val="single" w:sz="4" w:space="0" w:color="000000"/>
             </w:tcBorders>
           </w:tcPr>
           <w:p>
@@ -606,7 +602,7 @@
           <w:tcPr>
             <w:tcW w:w="6000" w:type="dxa"/>
             <w:tcBorders>
-              <w:left w:val="single" w:sz="4" w:space="0" w:color="000000"/>
+              <w:start w:val="single" w:sz="4" w:space="0" w:color="000000"/>
               <w:bottom w:val="single" w:sz="4" w:space="0" w:color="000000"/>
             </w:tcBorders>
           </w:tcPr>
@@ -615,7 +611,7 @@
               <w:pStyle w:val="Normal"/>
               <w:widowControl w:val="false"/>
               <w:bidi w:val="0"/>
-              <w:jc w:val="left"/>
+              <w:jc w:val="start"/>
               <w:rPr>
                 <w:sz w:val="24"/>
                 <w:szCs w:val="24"/>
@@ -634,7 +630,7 @@
               <w:pStyle w:val="Normal"/>
               <w:widowControl w:val="false"/>
               <w:bidi w:val="0"/>
-              <w:jc w:val="left"/>
+              <w:jc w:val="start"/>
               <w:rPr>
                 <w:sz w:val="24"/>
                 <w:szCs w:val="24"/>
@@ -651,11 +647,11 @@
         </w:tc>
         <w:tc>
           <w:tcPr>
-            <w:tcW w:w="5084" w:type="dxa"/>
+            <w:tcW w:w="5085" w:type="dxa"/>
             <w:tcBorders>
-              <w:left w:val="single" w:sz="4" w:space="0" w:color="000000"/>
+              <w:start w:val="single" w:sz="4" w:space="0" w:color="000000"/>
               <w:bottom w:val="single" w:sz="4" w:space="0" w:color="000000"/>
-              <w:right w:val="single" w:sz="4" w:space="0" w:color="000000"/>
+              <w:end w:val="single" w:sz="4" w:space="0" w:color="000000"/>
             </w:tcBorders>
           </w:tcPr>
           <w:p>
@@ -677,7 +673,7 @@
           <w:tcPr>
             <w:tcW w:w="6000" w:type="dxa"/>
             <w:tcBorders>
-              <w:left w:val="single" w:sz="4" w:space="0" w:color="000000"/>
+              <w:start w:val="single" w:sz="4" w:space="0" w:color="000000"/>
               <w:bottom w:val="single" w:sz="4" w:space="0" w:color="000000"/>
             </w:tcBorders>
           </w:tcPr>
@@ -686,7 +682,7 @@
               <w:pStyle w:val="Normal"/>
               <w:widowControl w:val="false"/>
               <w:bidi w:val="0"/>
-              <w:jc w:val="left"/>
+              <w:jc w:val="start"/>
               <w:rPr>
                 <w:sz w:val="24"/>
                 <w:szCs w:val="24"/>
@@ -710,11 +706,11 @@
         </w:tc>
         <w:tc>
           <w:tcPr>
-            <w:tcW w:w="5084" w:type="dxa"/>
+            <w:tcW w:w="5085" w:type="dxa"/>
             <w:tcBorders>
-              <w:left w:val="single" w:sz="4" w:space="0" w:color="000000"/>
+              <w:start w:val="single" w:sz="4" w:space="0" w:color="000000"/>
               <w:bottom w:val="single" w:sz="4" w:space="0" w:color="000000"/>
-              <w:right w:val="single" w:sz="4" w:space="0" w:color="000000"/>
+              <w:end w:val="single" w:sz="4" w:space="0" w:color="000000"/>
             </w:tcBorders>
           </w:tcPr>
           <w:p>
@@ -735,13 +731,11 @@
       <w:pPr>
         <w:pStyle w:val="Normal"/>
         <w:bidi w:val="0"/>
-        <w:jc w:val="left"/>
-        <w:rPr>
-          <w:b/>
+        <w:jc w:val="start"/>
+        <w:rPr>
           <w:b/>
           <w:bCs/>
           <w:i w:val="false"/>
-          <w:i w:val="false"/>
           <w:iCs w:val="false"/>
           <w:sz w:val="24"/>
           <w:szCs w:val="24"/>
@@ -767,13 +761,12 @@
       <w:pPr>
         <w:pStyle w:val="Normal"/>
         <w:bidi w:val="0"/>
-        <w:jc w:val="left"/>
-        <w:rPr>
-          <w:b/>
+        <w:spacing w:before="0" w:after="0"/>
+        <w:jc w:val="start"/>
+        <w:rPr>
           <w:b/>
           <w:bCs/>
           <w:i w:val="false"/>
-          <w:i w:val="false"/>
           <w:iCs w:val="false"/>
           <w:sz w:val="24"/>
           <w:szCs w:val="24"/>
@@ -797,7 +790,7 @@
       <w:pPr>
         <w:pStyle w:val="Normal"/>
         <w:bidi w:val="0"/>
-        <w:jc w:val="left"/>
+        <w:jc w:val="start"/>
         <w:rPr>
           <w:sz w:val="24"/>
           <w:szCs w:val="24"/>
@@ -832,24 +825,24 @@
       <w:pPr>
         <w:pStyle w:val="Normal"/>
         <w:bidi w:val="0"/>
-        <w:jc w:val="left"/>
-        <w:rPr>
-          <w:sz w:val="24"/>
-          <w:szCs w:val="24"/>
-        </w:rPr>
-      </w:pPr>
-      <w:r>
-        <w:rPr>
-          <w:sz w:val="24"/>
-          <w:szCs w:val="24"/>
-        </w:rPr>
-      </w:r>
-    </w:p>
-    <w:p>
-      <w:pPr>
-        <w:pStyle w:val="Normal"/>
-        <w:bidi w:val="0"/>
-        <w:jc w:val="left"/>
+        <w:jc w:val="start"/>
+        <w:rPr>
+          <w:sz w:val="24"/>
+          <w:szCs w:val="24"/>
+        </w:rPr>
+      </w:pPr>
+      <w:r>
+        <w:rPr>
+          <w:sz w:val="24"/>
+          <w:szCs w:val="24"/>
+        </w:rPr>
+      </w:r>
+    </w:p>
+    <w:p>
+      <w:pPr>
+        <w:pStyle w:val="Normal"/>
+        <w:bidi w:val="0"/>
+        <w:jc w:val="start"/>
         <w:rPr>
           <w:sz w:val="24"/>
           <w:szCs w:val="24"/>
@@ -867,7 +860,7 @@
       <w:pPr>
         <w:pStyle w:val="Normal"/>
         <w:bidi w:val="0"/>
-        <w:jc w:val="left"/>
+        <w:jc w:val="start"/>
         <w:rPr>
           <w:sz w:val="24"/>
           <w:szCs w:val="24"/>
@@ -883,19 +876,19 @@
     <w:tbl>
       <w:tblPr>
         <w:tblW w:w="5000" w:type="pct"/>
-        <w:jc w:val="left"/>
+        <w:jc w:val="start"/>
         <w:tblInd w:w="-5" w:type="dxa"/>
         <w:tblLayout w:type="fixed"/>
         <w:tblCellMar>
           <w:top w:w="55" w:type="dxa"/>
-          <w:left w:w="55" w:type="dxa"/>
+          <w:start w:w="55" w:type="dxa"/>
           <w:bottom w:w="55" w:type="dxa"/>
-          <w:right w:w="55" w:type="dxa"/>
+          <w:end w:w="55" w:type="dxa"/>
         </w:tblCellMar>
       </w:tblPr>
       <w:tblGrid>
         <w:gridCol w:w="5759"/>
-        <w:gridCol w:w="5760"/>
+        <w:gridCol w:w="5761"/>
       </w:tblGrid>
       <w:tr>
         <w:trPr/>
@@ -904,7 +897,7 @@
             <w:tcW w:w="5759" w:type="dxa"/>
             <w:tcBorders>
               <w:top w:val="single" w:sz="4" w:space="0" w:color="000000"/>
-              <w:left w:val="single" w:sz="4" w:space="0" w:color="000000"/>
+              <w:start w:val="single" w:sz="4" w:space="0" w:color="000000"/>
             </w:tcBorders>
           </w:tcPr>
           <w:p>
@@ -912,10 +905,9 @@
               <w:pStyle w:val="TableContents"/>
               <w:widowControl w:val="false"/>
               <w:bidi w:val="0"/>
-              <w:ind w:left="0" w:right="0" w:hanging="0"/>
+              <w:ind w:hanging="0" w:start="0" w:end="0"/>
               <w:jc w:val="center"/>
               <w:rPr>
-                <w:b/>
                 <w:b/>
                 <w:bCs/>
                 <w:sz w:val="24"/>
@@ -935,11 +927,11 @@
         </w:tc>
         <w:tc>
           <w:tcPr>
-            <w:tcW w:w="5760" w:type="dxa"/>
+            <w:tcW w:w="5761" w:type="dxa"/>
             <w:tcBorders>
               <w:top w:val="single" w:sz="4" w:space="0" w:color="000000"/>
-              <w:left w:val="single" w:sz="4" w:space="0" w:color="000000"/>
-              <w:right w:val="single" w:sz="4" w:space="0" w:color="000000"/>
+              <w:start w:val="single" w:sz="4" w:space="0" w:color="000000"/>
+              <w:end w:val="single" w:sz="4" w:space="0" w:color="000000"/>
             </w:tcBorders>
           </w:tcPr>
           <w:p>
@@ -949,7 +941,6 @@
               <w:bidi w:val="0"/>
               <w:jc w:val="center"/>
               <w:rPr>
-                <w:b/>
                 <w:b/>
                 <w:bCs/>
                 <w:sz w:val="24"/>
@@ -974,7 +965,7 @@
           <w:tcPr>
             <w:tcW w:w="5759" w:type="dxa"/>
             <w:tcBorders>
-              <w:left w:val="single" w:sz="4" w:space="0" w:color="000000"/>
+              <w:start w:val="single" w:sz="4" w:space="0" w:color="000000"/>
               <w:bottom w:val="single" w:sz="4" w:space="0" w:color="000000"/>
             </w:tcBorders>
             <w:vAlign w:val="center"/>
@@ -984,7 +975,7 @@
               <w:pStyle w:val="TableContents"/>
               <w:widowControl w:val="false"/>
               <w:bidi w:val="0"/>
-              <w:ind w:left="0" w:right="0" w:hanging="0"/>
+              <w:ind w:hanging="0" w:start="0" w:end="0"/>
               <w:jc w:val="center"/>
               <w:rPr>
                 <w:sz w:val="24"/>
@@ -1001,7 +992,6 @@
                 <w:color w:val="627B9F"/>
                 <w:spacing w:val="0"/>
                 <w:sz w:val="48"/>
-                <w:sz w:val="48"/>
                 <w:szCs w:val="48"/>
                 <w:rtl w:val="true"/>
               </w:rPr>
@@ -1017,7 +1007,6 @@
                 <w:color w:val="627B9F"/>
                 <w:spacing w:val="0"/>
                 <w:sz w:val="24"/>
-                <w:sz w:val="24"/>
                 <w:szCs w:val="24"/>
               </w:rPr>
               <w:t xml:space="preserve"> </w:t>
@@ -1033,11 +1022,11 @@
         </w:tc>
         <w:tc>
           <w:tcPr>
-            <w:tcW w:w="5760" w:type="dxa"/>
+            <w:tcW w:w="5761" w:type="dxa"/>
             <w:tcBorders>
-              <w:left w:val="single" w:sz="4" w:space="0" w:color="000000"/>
+              <w:start w:val="single" w:sz="4" w:space="0" w:color="000000"/>
               <w:bottom w:val="single" w:sz="4" w:space="0" w:color="000000"/>
-              <w:right w:val="single" w:sz="4" w:space="0" w:color="000000"/>
+              <w:end w:val="single" w:sz="4" w:space="0" w:color="000000"/>
             </w:tcBorders>
           </w:tcPr>
           <w:p>
@@ -1045,7 +1034,7 @@
               <w:pStyle w:val="TableContents"/>
               <w:widowControl w:val="false"/>
               <w:bidi w:val="0"/>
-              <w:jc w:val="left"/>
+              <w:jc w:val="start"/>
               <w:rPr>
                 <w:sz w:val="24"/>
                 <w:szCs w:val="24"/>
@@ -1053,7 +1042,6 @@
             </w:pPr>
             <w:r>
               <w:rPr>
-                <w:sz w:val="24"/>
                 <w:sz w:val="24"/>
                 <w:szCs w:val="24"/>
                 <w:rtl w:val="true"/>
@@ -1063,7 +1051,6 @@
             <w:r>
               <w:rPr>
                 <w:sz w:val="24"/>
-                <w:sz w:val="24"/>
                 <w:szCs w:val="24"/>
               </w:rPr>
               <w:t xml:space="preserve"> </w:t>
@@ -1078,7 +1065,6 @@
             <w:r>
               <w:rPr>
                 <w:sz w:val="24"/>
-                <w:sz w:val="24"/>
                 <w:szCs w:val="24"/>
                 <w:rtl w:val="true"/>
               </w:rPr>
@@ -1086,7 +1072,6 @@
             </w:r>
             <w:r>
               <w:rPr>
-                <w:sz w:val="24"/>
                 <w:sz w:val="24"/>
                 <w:szCs w:val="24"/>
               </w:rPr>
@@ -1107,7 +1092,7 @@
       <w:pPr>
         <w:pStyle w:val="Normal"/>
         <w:bidi w:val="0"/>
-        <w:jc w:val="left"/>
+        <w:jc w:val="start"/>
         <w:rPr>
           <w:sz w:val="24"/>
           <w:szCs w:val="24"/>
@@ -1130,7 +1115,7 @@
       <w:hyperlink r:id="rId4">
         <w:r>
           <w:rPr>
-            <w:rStyle w:val="InternetLink"/>
+            <w:rStyle w:val="Hyperlink"/>
             <w:sz w:val="24"/>
             <w:szCs w:val="24"/>
           </w:rPr>
@@ -1139,7 +1124,7 @@
       </w:hyperlink>
       <w:r>
         <w:rPr>
-          <w:rStyle w:val="InternetLink"/>
+          <w:rStyle w:val="Hyperlink"/>
           <w:sz w:val="24"/>
           <w:szCs w:val="24"/>
         </w:rPr>
@@ -1157,7 +1142,7 @@
       <w:pPr>
         <w:pStyle w:val="Normal"/>
         <w:bidi w:val="0"/>
-        <w:jc w:val="left"/>
+        <w:jc w:val="start"/>
         <w:rPr>
           <w:sz w:val="24"/>
           <w:szCs w:val="24"/>
@@ -1166,7 +1151,7 @@
       <w:hyperlink r:id="rId5">
         <w:r>
           <w:rPr>
-            <w:rStyle w:val="InternetLink"/>
+            <w:rStyle w:val="Hyperlink"/>
             <w:b/>
             <w:bCs/>
             <w:sz w:val="24"/>
@@ -1187,7 +1172,7 @@
       <w:pPr>
         <w:pStyle w:val="Normal"/>
         <w:bidi w:val="0"/>
-        <w:jc w:val="left"/>
+        <w:jc w:val="start"/>
         <w:rPr>
           <w:sz w:val="24"/>
           <w:szCs w:val="24"/>
@@ -1205,7 +1190,7 @@
       <w:pPr>
         <w:pStyle w:val="Normal"/>
         <w:bidi w:val="0"/>
-        <w:jc w:val="left"/>
+        <w:jc w:val="start"/>
         <w:rPr>
           <w:sz w:val="24"/>
           <w:szCs w:val="24"/>
@@ -1223,7 +1208,7 @@
       <w:pPr>
         <w:pStyle w:val="Normal"/>
         <w:bidi w:val="0"/>
-        <w:jc w:val="left"/>
+        <w:jc w:val="start"/>
         <w:rPr>
           <w:sz w:val="24"/>
           <w:szCs w:val="24"/>
@@ -1248,7 +1233,7 @@
       <w:pPr>
         <w:pStyle w:val="Normal"/>
         <w:bidi w:val="0"/>
-        <w:jc w:val="left"/>
+        <w:jc w:val="start"/>
         <w:rPr>
           <w:sz w:val="24"/>
           <w:szCs w:val="24"/>
@@ -1273,26 +1258,25 @@
       <w:pPr>
         <w:pStyle w:val="Normal"/>
         <w:bidi w:val="0"/>
-        <w:jc w:val="left"/>
-        <w:rPr>
-          <w:sz w:val="24"/>
-          <w:szCs w:val="24"/>
-        </w:rPr>
-      </w:pPr>
-      <w:r>
-        <w:rPr>
-          <w:sz w:val="24"/>
-          <w:szCs w:val="24"/>
-        </w:rPr>
-      </w:r>
-    </w:p>
-    <w:p>
-      <w:pPr>
-        <w:pStyle w:val="Normal"/>
-        <w:bidi w:val="0"/>
-        <w:jc w:val="left"/>
-        <w:rPr>
-          <w:b/>
+        <w:jc w:val="start"/>
+        <w:rPr>
+          <w:sz w:val="24"/>
+          <w:szCs w:val="24"/>
+        </w:rPr>
+      </w:pPr>
+      <w:r>
+        <w:rPr>
+          <w:sz w:val="24"/>
+          <w:szCs w:val="24"/>
+        </w:rPr>
+      </w:r>
+    </w:p>
+    <w:p>
+      <w:pPr>
+        <w:pStyle w:val="Normal"/>
+        <w:bidi w:val="0"/>
+        <w:jc w:val="start"/>
+        <w:rPr>
           <w:b/>
           <w:bCs/>
           <w:sz w:val="24"/>
@@ -1317,7 +1301,7 @@
           <w:numId w:val="1"/>
         </w:numPr>
         <w:bidi w:val="0"/>
-        <w:jc w:val="left"/>
+        <w:jc w:val="start"/>
         <w:rPr>
           <w:sz w:val="24"/>
           <w:szCs w:val="24"/>
@@ -1339,7 +1323,7 @@
           <w:numId w:val="1"/>
         </w:numPr>
         <w:bidi w:val="0"/>
-        <w:jc w:val="left"/>
+        <w:jc w:val="start"/>
         <w:rPr>
           <w:sz w:val="24"/>
           <w:szCs w:val="24"/>
@@ -1361,7 +1345,7 @@
           <w:numId w:val="1"/>
         </w:numPr>
         <w:bidi w:val="0"/>
-        <w:jc w:val="left"/>
+        <w:jc w:val="start"/>
         <w:rPr>
           <w:sz w:val="24"/>
           <w:szCs w:val="24"/>
@@ -1383,7 +1367,7 @@
           <w:numId w:val="1"/>
         </w:numPr>
         <w:bidi w:val="0"/>
-        <w:jc w:val="left"/>
+        <w:jc w:val="start"/>
         <w:rPr>
           <w:sz w:val="24"/>
           <w:szCs w:val="24"/>
@@ -1401,7 +1385,7 @@
       <w:pPr>
         <w:pStyle w:val="Normal"/>
         <w:bidi w:val="0"/>
-        <w:jc w:val="left"/>
+        <w:jc w:val="start"/>
         <w:rPr>
           <w:sz w:val="24"/>
           <w:szCs w:val="24"/>
@@ -1444,7 +1428,7 @@
       <w:pPr>
         <w:pStyle w:val="Normal"/>
         <w:bidi w:val="0"/>
-        <w:jc w:val="left"/>
+        <w:jc w:val="start"/>
         <w:rPr>
           <w:sz w:val="24"/>
           <w:szCs w:val="24"/>
@@ -1471,7 +1455,7 @@
       <w:pPr>
         <w:pStyle w:val="Normal"/>
         <w:bidi w:val="0"/>
-        <w:jc w:val="left"/>
+        <w:jc w:val="start"/>
         <w:rPr>
           <w:sz w:val="24"/>
           <w:szCs w:val="24"/>
@@ -1489,7 +1473,7 @@
       <w:pPr>
         <w:pStyle w:val="Normal"/>
         <w:bidi w:val="0"/>
-        <w:jc w:val="left"/>
+        <w:jc w:val="start"/>
         <w:rPr>
           <w:sz w:val="24"/>
           <w:szCs w:val="24"/>
@@ -1584,22 +1568,21 @@
         <w:jc w:val="center"/>
         <w:rPr>
           <w:i w:val="false"/>
-          <w:i w:val="false"/>
-          <w:iCs w:val="false"/>
-        </w:rPr>
-      </w:pPr>
-      <w:r>
-        <w:rPr>
-          <w:i w:val="false"/>
-          <w:iCs w:val="false"/>
-        </w:rPr>
-      </w:r>
-    </w:p>
-    <w:p>
-      <w:pPr>
-        <w:pStyle w:val="Normal"/>
-        <w:bidi w:val="0"/>
-        <w:jc w:val="left"/>
+          <w:iCs w:val="false"/>
+        </w:rPr>
+      </w:pPr>
+      <w:r>
+        <w:rPr>
+          <w:i w:val="false"/>
+          <w:iCs w:val="false"/>
+        </w:rPr>
+      </w:r>
+    </w:p>
+    <w:p>
+      <w:pPr>
+        <w:pStyle w:val="Normal"/>
+        <w:bidi w:val="0"/>
+        <w:jc w:val="start"/>
         <w:rPr>
           <w:sz w:val="24"/>
           <w:szCs w:val="24"/>
@@ -1655,25 +1638,24 @@
       <w:pPr>
         <w:pStyle w:val="Normal"/>
         <w:bidi w:val="0"/>
-        <w:jc w:val="left"/>
-        <w:rPr>
-          <w:i w:val="false"/>
-          <w:i w:val="false"/>
-          <w:iCs w:val="false"/>
-        </w:rPr>
-      </w:pPr>
-      <w:r>
-        <w:rPr>
-          <w:i w:val="false"/>
-          <w:iCs w:val="false"/>
-        </w:rPr>
-      </w:r>
-    </w:p>
-    <w:p>
-      <w:pPr>
-        <w:pStyle w:val="Normal"/>
-        <w:bidi w:val="0"/>
-        <w:jc w:val="left"/>
+        <w:jc w:val="start"/>
+        <w:rPr>
+          <w:i w:val="false"/>
+          <w:iCs w:val="false"/>
+        </w:rPr>
+      </w:pPr>
+      <w:r>
+        <w:rPr>
+          <w:i w:val="false"/>
+          <w:iCs w:val="false"/>
+        </w:rPr>
+      </w:r>
+    </w:p>
+    <w:p>
+      <w:pPr>
+        <w:pStyle w:val="Normal"/>
+        <w:bidi w:val="0"/>
+        <w:jc w:val="start"/>
         <w:rPr>
           <w:sz w:val="24"/>
           <w:szCs w:val="24"/>
@@ -1713,7 +1695,7 @@
       <w:pPr>
         <w:pStyle w:val="Normal"/>
         <w:bidi w:val="0"/>
-        <w:jc w:val="left"/>
+        <w:jc w:val="start"/>
         <w:rPr>
           <w:sz w:val="24"/>
           <w:szCs w:val="24"/>
@@ -1750,53 +1732,25 @@
       <w:pPr>
         <w:pStyle w:val="Normal"/>
         <w:bidi w:val="0"/>
-        <w:jc w:val="left"/>
-        <w:rPr>
-          <w:sz w:val="24"/>
-          <w:szCs w:val="24"/>
-        </w:rPr>
-      </w:pPr>
-      <w:r>
-        <w:rPr>
-          <w:sz w:val="24"/>
-          <w:szCs w:val="24"/>
-        </w:rPr>
-        <w:t xml:space="preserve">Using the modern English dictionary </w:t>
-      </w:r>
-      <w:r>
-        <w:rPr>
-          <w:sz w:val="24"/>
-          <w:szCs w:val="24"/>
-        </w:rPr>
-        <w:t>and</w:t>
-      </w:r>
-      <w:r>
-        <w:rPr>
-          <w:sz w:val="24"/>
-          <w:szCs w:val="24"/>
-        </w:rPr>
-        <w:t xml:space="preserve"> applying </w:t>
-      </w:r>
-      <w:r>
-        <w:rPr>
-          <w:sz w:val="24"/>
-          <w:szCs w:val="24"/>
-        </w:rPr>
-        <w:t>it</w:t>
-      </w:r>
-      <w:r>
-        <w:rPr>
-          <w:sz w:val="24"/>
-          <w:szCs w:val="24"/>
-        </w:rPr>
-        <w:t xml:space="preserve"> to scripture means that we can form the hypothesis that the Earth was populated before the first man and woman were created (Genesis 1:27,28).</w:t>
-      </w:r>
-    </w:p>
-    <w:p>
-      <w:pPr>
-        <w:pStyle w:val="Normal"/>
-        <w:bidi w:val="0"/>
-        <w:jc w:val="left"/>
+        <w:jc w:val="start"/>
+        <w:rPr>
+          <w:sz w:val="24"/>
+          <w:szCs w:val="24"/>
+        </w:rPr>
+      </w:pPr>
+      <w:r>
+        <w:rPr>
+          <w:sz w:val="24"/>
+          <w:szCs w:val="24"/>
+        </w:rPr>
+        <w:t>Using the modern English dictionary and applying it to scripture means that we can form the hypothesis that the Earth was populated before the first man and woman were created (Genesis 1:27,28).</w:t>
+      </w:r>
+    </w:p>
+    <w:p>
+      <w:pPr>
+        <w:pStyle w:val="Normal"/>
+        <w:bidi w:val="0"/>
+        <w:jc w:val="start"/>
         <w:rPr>
           <w:sz w:val="24"/>
           <w:szCs w:val="24"/>
@@ -1816,7 +1770,8 @@
       <w:pPr>
         <w:pStyle w:val="Normal"/>
         <w:bidi w:val="0"/>
-        <w:jc w:val="left"/>
+        <w:spacing w:before="0" w:after="0"/>
+        <w:jc w:val="start"/>
         <w:rPr>
           <w:sz w:val="24"/>
           <w:szCs w:val="24"/>
@@ -1839,7 +1794,7 @@
       <w:pPr>
         <w:pStyle w:val="Normal"/>
         <w:bidi w:val="0"/>
-        <w:jc w:val="left"/>
+        <w:jc w:val="start"/>
         <w:rPr>
           <w:sz w:val="24"/>
           <w:szCs w:val="24"/>
@@ -1877,24 +1832,24 @@
       <w:pPr>
         <w:pStyle w:val="Normal"/>
         <w:bidi w:val="0"/>
-        <w:jc w:val="left"/>
-        <w:rPr>
-          <w:sz w:val="24"/>
-          <w:szCs w:val="24"/>
-        </w:rPr>
-      </w:pPr>
-      <w:r>
-        <w:rPr>
-          <w:sz w:val="24"/>
-          <w:szCs w:val="24"/>
-        </w:rPr>
-      </w:r>
-    </w:p>
-    <w:p>
-      <w:pPr>
-        <w:pStyle w:val="Normal"/>
-        <w:bidi w:val="0"/>
-        <w:jc w:val="left"/>
+        <w:jc w:val="start"/>
+        <w:rPr>
+          <w:sz w:val="24"/>
+          <w:szCs w:val="24"/>
+        </w:rPr>
+      </w:pPr>
+      <w:r>
+        <w:rPr>
+          <w:sz w:val="24"/>
+          <w:szCs w:val="24"/>
+        </w:rPr>
+      </w:r>
+    </w:p>
+    <w:p>
+      <w:pPr>
+        <w:pStyle w:val="Normal"/>
+        <w:bidi w:val="0"/>
+        <w:jc w:val="start"/>
         <w:rPr>
           <w:sz w:val="24"/>
           <w:szCs w:val="24"/>
@@ -1912,7 +1867,7 @@
       <w:pPr>
         <w:pStyle w:val="Normal"/>
         <w:bidi w:val="0"/>
-        <w:jc w:val="left"/>
+        <w:jc w:val="start"/>
         <w:rPr>
           <w:sz w:val="24"/>
           <w:szCs w:val="24"/>
@@ -1928,19 +1883,19 @@
     <w:tbl>
       <w:tblPr>
         <w:tblW w:w="5000" w:type="pct"/>
-        <w:jc w:val="left"/>
+        <w:jc w:val="start"/>
         <w:tblInd w:w="-5" w:type="dxa"/>
         <w:tblLayout w:type="fixed"/>
         <w:tblCellMar>
           <w:top w:w="55" w:type="dxa"/>
-          <w:left w:w="55" w:type="dxa"/>
+          <w:start w:w="55" w:type="dxa"/>
           <w:bottom w:w="55" w:type="dxa"/>
-          <w:right w:w="55" w:type="dxa"/>
+          <w:end w:w="55" w:type="dxa"/>
         </w:tblCellMar>
       </w:tblPr>
       <w:tblGrid>
         <w:gridCol w:w="5759"/>
-        <w:gridCol w:w="5760"/>
+        <w:gridCol w:w="5761"/>
       </w:tblGrid>
       <w:tr>
         <w:trPr/>
@@ -1949,7 +1904,7 @@
             <w:tcW w:w="5759" w:type="dxa"/>
             <w:tcBorders>
               <w:top w:val="single" w:sz="4" w:space="0" w:color="000000"/>
-              <w:left w:val="single" w:sz="4" w:space="0" w:color="000000"/>
+              <w:start w:val="single" w:sz="4" w:space="0" w:color="000000"/>
             </w:tcBorders>
           </w:tcPr>
           <w:p>
@@ -1973,11 +1928,11 @@
         </w:tc>
         <w:tc>
           <w:tcPr>
-            <w:tcW w:w="5760" w:type="dxa"/>
+            <w:tcW w:w="5761" w:type="dxa"/>
             <w:tcBorders>
               <w:top w:val="single" w:sz="4" w:space="0" w:color="000000"/>
-              <w:left w:val="single" w:sz="4" w:space="0" w:color="000000"/>
-              <w:right w:val="single" w:sz="4" w:space="0" w:color="000000"/>
+              <w:start w:val="single" w:sz="4" w:space="0" w:color="000000"/>
+              <w:end w:val="single" w:sz="4" w:space="0" w:color="000000"/>
             </w:tcBorders>
           </w:tcPr>
           <w:p>
@@ -1987,7 +1942,6 @@
               <w:bidi w:val="0"/>
               <w:jc w:val="center"/>
               <w:rPr>
-                <w:b/>
                 <w:b/>
                 <w:bCs/>
                 <w:sz w:val="24"/>
@@ -2012,7 +1966,7 @@
           <w:tcPr>
             <w:tcW w:w="5759" w:type="dxa"/>
             <w:tcBorders>
-              <w:left w:val="single" w:sz="4" w:space="0" w:color="000000"/>
+              <w:start w:val="single" w:sz="4" w:space="0" w:color="000000"/>
               <w:bottom w:val="single" w:sz="4" w:space="0" w:color="000000"/>
             </w:tcBorders>
             <w:vAlign w:val="center"/>
@@ -2022,7 +1976,7 @@
               <w:pStyle w:val="TableContents"/>
               <w:widowControl w:val="false"/>
               <w:bidi w:val="0"/>
-              <w:ind w:left="0" w:right="0" w:hanging="0"/>
+              <w:ind w:hanging="0" w:start="0" w:end="0"/>
               <w:jc w:val="center"/>
               <w:rPr>
                 <w:sz w:val="24"/>
@@ -2039,7 +1993,6 @@
                 <w:color w:val="627B9F"/>
                 <w:spacing w:val="0"/>
                 <w:sz w:val="48"/>
-                <w:sz w:val="48"/>
                 <w:szCs w:val="48"/>
                 <w:rtl w:val="true"/>
               </w:rPr>
@@ -2055,7 +2008,6 @@
                 <w:color w:val="627B9F"/>
                 <w:spacing w:val="0"/>
                 <w:sz w:val="24"/>
-                <w:sz w:val="24"/>
                 <w:szCs w:val="24"/>
               </w:rPr>
               <w:t xml:space="preserve"> </w:t>
@@ -2071,11 +2023,11 @@
         </w:tc>
         <w:tc>
           <w:tcPr>
-            <w:tcW w:w="5760" w:type="dxa"/>
+            <w:tcW w:w="5761" w:type="dxa"/>
             <w:tcBorders>
-              <w:left w:val="single" w:sz="4" w:space="0" w:color="000000"/>
+              <w:start w:val="single" w:sz="4" w:space="0" w:color="000000"/>
               <w:bottom w:val="single" w:sz="4" w:space="0" w:color="000000"/>
-              <w:right w:val="single" w:sz="4" w:space="0" w:color="000000"/>
+              <w:end w:val="single" w:sz="4" w:space="0" w:color="000000"/>
             </w:tcBorders>
           </w:tcPr>
           <w:p>
@@ -2083,7 +2035,7 @@
               <w:pStyle w:val="TableContents"/>
               <w:widowControl w:val="false"/>
               <w:bidi w:val="0"/>
-              <w:jc w:val="left"/>
+              <w:jc w:val="start"/>
               <w:rPr>
                 <w:sz w:val="24"/>
                 <w:szCs w:val="24"/>
@@ -2091,7 +2043,6 @@
             </w:pPr>
             <w:r>
               <w:rPr>
-                <w:sz w:val="24"/>
                 <w:sz w:val="24"/>
                 <w:szCs w:val="24"/>
                 <w:rtl w:val="true"/>
@@ -2100,7 +2051,6 @@
             </w:r>
             <w:r>
               <w:rPr>
-                <w:sz w:val="24"/>
                 <w:sz w:val="24"/>
                 <w:szCs w:val="24"/>
               </w:rPr>
@@ -2121,7 +2071,7 @@
       <w:pPr>
         <w:pStyle w:val="Normal"/>
         <w:bidi w:val="0"/>
-        <w:jc w:val="left"/>
+        <w:jc w:val="start"/>
         <w:rPr>
           <w:sz w:val="24"/>
           <w:szCs w:val="24"/>
@@ -2137,19 +2087,19 @@
     <w:tbl>
       <w:tblPr>
         <w:tblW w:w="5000" w:type="pct"/>
-        <w:jc w:val="left"/>
+        <w:jc w:val="start"/>
         <w:tblInd w:w="-5" w:type="dxa"/>
         <w:tblLayout w:type="fixed"/>
         <w:tblCellMar>
           <w:top w:w="55" w:type="dxa"/>
-          <w:left w:w="55" w:type="dxa"/>
+          <w:start w:w="55" w:type="dxa"/>
           <w:bottom w:w="55" w:type="dxa"/>
-          <w:right w:w="55" w:type="dxa"/>
+          <w:end w:w="55" w:type="dxa"/>
         </w:tblCellMar>
       </w:tblPr>
       <w:tblGrid>
         <w:gridCol w:w="5759"/>
-        <w:gridCol w:w="5760"/>
+        <w:gridCol w:w="5761"/>
       </w:tblGrid>
       <w:tr>
         <w:trPr/>
@@ -2158,7 +2108,7 @@
             <w:tcW w:w="5759" w:type="dxa"/>
             <w:tcBorders>
               <w:top w:val="single" w:sz="4" w:space="0" w:color="000000"/>
-              <w:left w:val="single" w:sz="4" w:space="0" w:color="000000"/>
+              <w:start w:val="single" w:sz="4" w:space="0" w:color="000000"/>
             </w:tcBorders>
           </w:tcPr>
           <w:p>
@@ -2182,11 +2132,11 @@
         </w:tc>
         <w:tc>
           <w:tcPr>
-            <w:tcW w:w="5760" w:type="dxa"/>
+            <w:tcW w:w="5761" w:type="dxa"/>
             <w:tcBorders>
               <w:top w:val="single" w:sz="4" w:space="0" w:color="000000"/>
-              <w:left w:val="single" w:sz="4" w:space="0" w:color="000000"/>
-              <w:right w:val="single" w:sz="4" w:space="0" w:color="000000"/>
+              <w:start w:val="single" w:sz="4" w:space="0" w:color="000000"/>
+              <w:end w:val="single" w:sz="4" w:space="0" w:color="000000"/>
             </w:tcBorders>
           </w:tcPr>
           <w:p>
@@ -2196,7 +2146,6 @@
               <w:bidi w:val="0"/>
               <w:jc w:val="center"/>
               <w:rPr>
-                <w:b/>
                 <w:b/>
                 <w:bCs/>
                 <w:sz w:val="24"/>
@@ -2221,7 +2170,7 @@
           <w:tcPr>
             <w:tcW w:w="5759" w:type="dxa"/>
             <w:tcBorders>
-              <w:left w:val="single" w:sz="4" w:space="0" w:color="000000"/>
+              <w:start w:val="single" w:sz="4" w:space="0" w:color="000000"/>
               <w:bottom w:val="single" w:sz="4" w:space="0" w:color="000000"/>
             </w:tcBorders>
             <w:vAlign w:val="center"/>
@@ -2231,7 +2180,7 @@
               <w:pStyle w:val="TableContents"/>
               <w:widowControl w:val="false"/>
               <w:bidi w:val="0"/>
-              <w:ind w:left="0" w:right="0" w:hanging="0"/>
+              <w:ind w:hanging="0" w:start="0" w:end="0"/>
               <w:jc w:val="center"/>
               <w:rPr>
                 <w:sz w:val="24"/>
@@ -2279,11 +2228,11 @@
         </w:tc>
         <w:tc>
           <w:tcPr>
-            <w:tcW w:w="5760" w:type="dxa"/>
+            <w:tcW w:w="5761" w:type="dxa"/>
             <w:tcBorders>
-              <w:left w:val="single" w:sz="4" w:space="0" w:color="000000"/>
+              <w:start w:val="single" w:sz="4" w:space="0" w:color="000000"/>
               <w:bottom w:val="single" w:sz="4" w:space="0" w:color="000000"/>
-              <w:right w:val="single" w:sz="4" w:space="0" w:color="000000"/>
+              <w:end w:val="single" w:sz="4" w:space="0" w:color="000000"/>
             </w:tcBorders>
           </w:tcPr>
           <w:p>
@@ -2291,7 +2240,7 @@
               <w:pStyle w:val="TableContents"/>
               <w:widowControl w:val="false"/>
               <w:bidi w:val="0"/>
-              <w:jc w:val="left"/>
+              <w:jc w:val="start"/>
               <w:rPr>
                 <w:sz w:val="24"/>
                 <w:szCs w:val="24"/>
@@ -2328,19 +2277,19 @@
     <w:tbl>
       <w:tblPr>
         <w:tblW w:w="5000" w:type="pct"/>
-        <w:jc w:val="left"/>
+        <w:jc w:val="start"/>
         <w:tblInd w:w="-5" w:type="dxa"/>
         <w:tblLayout w:type="fixed"/>
         <w:tblCellMar>
           <w:top w:w="55" w:type="dxa"/>
-          <w:left w:w="55" w:type="dxa"/>
+          <w:start w:w="55" w:type="dxa"/>
           <w:bottom w:w="55" w:type="dxa"/>
-          <w:right w:w="55" w:type="dxa"/>
+          <w:end w:w="55" w:type="dxa"/>
         </w:tblCellMar>
       </w:tblPr>
       <w:tblGrid>
         <w:gridCol w:w="5759"/>
-        <w:gridCol w:w="5760"/>
+        <w:gridCol w:w="5761"/>
       </w:tblGrid>
       <w:tr>
         <w:trPr/>
@@ -2349,7 +2298,7 @@
             <w:tcW w:w="5759" w:type="dxa"/>
             <w:tcBorders>
               <w:top w:val="single" w:sz="4" w:space="0" w:color="000000"/>
-              <w:left w:val="single" w:sz="4" w:space="0" w:color="000000"/>
+              <w:start w:val="single" w:sz="4" w:space="0" w:color="000000"/>
             </w:tcBorders>
           </w:tcPr>
           <w:p>
@@ -2373,11 +2322,11 @@
         </w:tc>
         <w:tc>
           <w:tcPr>
-            <w:tcW w:w="5760" w:type="dxa"/>
+            <w:tcW w:w="5761" w:type="dxa"/>
             <w:tcBorders>
               <w:top w:val="single" w:sz="4" w:space="0" w:color="000000"/>
-              <w:left w:val="single" w:sz="4" w:space="0" w:color="000000"/>
-              <w:right w:val="single" w:sz="4" w:space="0" w:color="000000"/>
+              <w:start w:val="single" w:sz="4" w:space="0" w:color="000000"/>
+              <w:end w:val="single" w:sz="4" w:space="0" w:color="000000"/>
             </w:tcBorders>
           </w:tcPr>
           <w:p>
@@ -2387,7 +2336,6 @@
               <w:bidi w:val="0"/>
               <w:jc w:val="center"/>
               <w:rPr>
-                <w:b/>
                 <w:b/>
                 <w:bCs/>
                 <w:sz w:val="24"/>
@@ -2412,7 +2360,7 @@
           <w:tcPr>
             <w:tcW w:w="5759" w:type="dxa"/>
             <w:tcBorders>
-              <w:left w:val="single" w:sz="4" w:space="0" w:color="000000"/>
+              <w:start w:val="single" w:sz="4" w:space="0" w:color="000000"/>
               <w:bottom w:val="single" w:sz="4" w:space="0" w:color="000000"/>
             </w:tcBorders>
             <w:vAlign w:val="center"/>
@@ -2422,7 +2370,7 @@
               <w:pStyle w:val="TableContents"/>
               <w:widowControl w:val="false"/>
               <w:bidi w:val="0"/>
-              <w:ind w:left="0" w:right="0" w:hanging="0"/>
+              <w:ind w:hanging="0" w:start="0" w:end="0"/>
               <w:jc w:val="center"/>
               <w:rPr>
                 <w:sz w:val="24"/>
@@ -2470,11 +2418,11 @@
         </w:tc>
         <w:tc>
           <w:tcPr>
-            <w:tcW w:w="5760" w:type="dxa"/>
+            <w:tcW w:w="5761" w:type="dxa"/>
             <w:tcBorders>
-              <w:left w:val="single" w:sz="4" w:space="0" w:color="000000"/>
+              <w:start w:val="single" w:sz="4" w:space="0" w:color="000000"/>
               <w:bottom w:val="single" w:sz="4" w:space="0" w:color="000000"/>
-              <w:right w:val="single" w:sz="4" w:space="0" w:color="000000"/>
+              <w:end w:val="single" w:sz="4" w:space="0" w:color="000000"/>
             </w:tcBorders>
           </w:tcPr>
           <w:p>
@@ -2482,7 +2430,7 @@
               <w:pStyle w:val="TableContents"/>
               <w:widowControl w:val="false"/>
               <w:bidi w:val="0"/>
-              <w:jc w:val="left"/>
+              <w:jc w:val="start"/>
               <w:rPr>
                 <w:sz w:val="24"/>
                 <w:szCs w:val="24"/>
@@ -2503,7 +2451,7 @@
       <w:pPr>
         <w:pStyle w:val="Normal"/>
         <w:bidi w:val="0"/>
-        <w:jc w:val="left"/>
+        <w:jc w:val="start"/>
         <w:rPr/>
       </w:pPr>
       <w:r>
@@ -2513,19 +2461,19 @@
     <w:tbl>
       <w:tblPr>
         <w:tblW w:w="5000" w:type="pct"/>
-        <w:jc w:val="left"/>
+        <w:jc w:val="start"/>
         <w:tblInd w:w="-5" w:type="dxa"/>
         <w:tblLayout w:type="fixed"/>
         <w:tblCellMar>
           <w:top w:w="55" w:type="dxa"/>
-          <w:left w:w="55" w:type="dxa"/>
+          <w:start w:w="55" w:type="dxa"/>
           <w:bottom w:w="55" w:type="dxa"/>
-          <w:right w:w="55" w:type="dxa"/>
+          <w:end w:w="55" w:type="dxa"/>
         </w:tblCellMar>
       </w:tblPr>
       <w:tblGrid>
         <w:gridCol w:w="5759"/>
-        <w:gridCol w:w="5760"/>
+        <w:gridCol w:w="5761"/>
       </w:tblGrid>
       <w:tr>
         <w:trPr/>
@@ -2534,7 +2482,7 @@
             <w:tcW w:w="5759" w:type="dxa"/>
             <w:tcBorders>
               <w:top w:val="single" w:sz="4" w:space="0" w:color="000000"/>
-              <w:left w:val="single" w:sz="4" w:space="0" w:color="000000"/>
+              <w:start w:val="single" w:sz="4" w:space="0" w:color="000000"/>
             </w:tcBorders>
           </w:tcPr>
           <w:p>
@@ -2558,11 +2506,11 @@
         </w:tc>
         <w:tc>
           <w:tcPr>
-            <w:tcW w:w="5760" w:type="dxa"/>
+            <w:tcW w:w="5761" w:type="dxa"/>
             <w:tcBorders>
               <w:top w:val="single" w:sz="4" w:space="0" w:color="000000"/>
-              <w:left w:val="single" w:sz="4" w:space="0" w:color="000000"/>
-              <w:right w:val="single" w:sz="4" w:space="0" w:color="000000"/>
+              <w:start w:val="single" w:sz="4" w:space="0" w:color="000000"/>
+              <w:end w:val="single" w:sz="4" w:space="0" w:color="000000"/>
             </w:tcBorders>
           </w:tcPr>
           <w:p>
@@ -2572,7 +2520,6 @@
               <w:bidi w:val="0"/>
               <w:jc w:val="center"/>
               <w:rPr>
-                <w:b/>
                 <w:b/>
                 <w:bCs/>
                 <w:sz w:val="24"/>
@@ -2597,7 +2544,7 @@
           <w:tcPr>
             <w:tcW w:w="5759" w:type="dxa"/>
             <w:tcBorders>
-              <w:left w:val="single" w:sz="4" w:space="0" w:color="000000"/>
+              <w:start w:val="single" w:sz="4" w:space="0" w:color="000000"/>
               <w:bottom w:val="single" w:sz="4" w:space="0" w:color="000000"/>
             </w:tcBorders>
             <w:vAlign w:val="center"/>
@@ -2607,7 +2554,7 @@
               <w:pStyle w:val="TableContents"/>
               <w:widowControl w:val="false"/>
               <w:bidi w:val="0"/>
-              <w:ind w:left="0" w:right="0" w:hanging="0"/>
+              <w:ind w:hanging="0" w:start="0" w:end="0"/>
               <w:jc w:val="center"/>
               <w:rPr>
                 <w:sz w:val="24"/>
@@ -2655,11 +2602,11 @@
         </w:tc>
         <w:tc>
           <w:tcPr>
-            <w:tcW w:w="5760" w:type="dxa"/>
+            <w:tcW w:w="5761" w:type="dxa"/>
             <w:tcBorders>
-              <w:left w:val="single" w:sz="4" w:space="0" w:color="000000"/>
+              <w:start w:val="single" w:sz="4" w:space="0" w:color="000000"/>
               <w:bottom w:val="single" w:sz="4" w:space="0" w:color="000000"/>
-              <w:right w:val="single" w:sz="4" w:space="0" w:color="000000"/>
+              <w:end w:val="single" w:sz="4" w:space="0" w:color="000000"/>
             </w:tcBorders>
           </w:tcPr>
           <w:p>
@@ -2667,7 +2614,7 @@
               <w:pStyle w:val="TableContents"/>
               <w:widowControl w:val="false"/>
               <w:bidi w:val="0"/>
-              <w:jc w:val="left"/>
+              <w:jc w:val="start"/>
               <w:rPr>
                 <w:sz w:val="24"/>
                 <w:szCs w:val="24"/>
@@ -2688,7 +2635,7 @@
       <w:pPr>
         <w:pStyle w:val="Normal"/>
         <w:bidi w:val="0"/>
-        <w:jc w:val="left"/>
+        <w:jc w:val="start"/>
         <w:rPr/>
       </w:pPr>
       <w:r>
@@ -2698,19 +2645,19 @@
     <w:tbl>
       <w:tblPr>
         <w:tblW w:w="11085" w:type="dxa"/>
-        <w:jc w:val="left"/>
+        <w:jc w:val="start"/>
         <w:tblInd w:w="-5" w:type="dxa"/>
         <w:tblLayout w:type="fixed"/>
         <w:tblCellMar>
           <w:top w:w="55" w:type="dxa"/>
-          <w:left w:w="55" w:type="dxa"/>
+          <w:start w:w="55" w:type="dxa"/>
           <w:bottom w:w="55" w:type="dxa"/>
-          <w:right w:w="55" w:type="dxa"/>
+          <w:end w:w="55" w:type="dxa"/>
         </w:tblCellMar>
       </w:tblPr>
       <w:tblGrid>
         <w:gridCol w:w="5550"/>
-        <w:gridCol w:w="5534"/>
+        <w:gridCol w:w="5535"/>
       </w:tblGrid>
       <w:tr>
         <w:trPr/>
@@ -2719,7 +2666,7 @@
             <w:tcW w:w="5550" w:type="dxa"/>
             <w:tcBorders>
               <w:top w:val="single" w:sz="4" w:space="0" w:color="000000"/>
-              <w:left w:val="single" w:sz="4" w:space="0" w:color="000000"/>
+              <w:start w:val="single" w:sz="4" w:space="0" w:color="000000"/>
             </w:tcBorders>
           </w:tcPr>
           <w:p>
@@ -2743,11 +2690,11 @@
         </w:tc>
         <w:tc>
           <w:tcPr>
-            <w:tcW w:w="5534" w:type="dxa"/>
+            <w:tcW w:w="5535" w:type="dxa"/>
             <w:tcBorders>
               <w:top w:val="single" w:sz="4" w:space="0" w:color="000000"/>
-              <w:left w:val="single" w:sz="4" w:space="0" w:color="000000"/>
-              <w:right w:val="single" w:sz="4" w:space="0" w:color="000000"/>
+              <w:start w:val="single" w:sz="4" w:space="0" w:color="000000"/>
+              <w:end w:val="single" w:sz="4" w:space="0" w:color="000000"/>
             </w:tcBorders>
           </w:tcPr>
           <w:p>
@@ -2757,7 +2704,6 @@
               <w:bidi w:val="0"/>
               <w:jc w:val="center"/>
               <w:rPr>
-                <w:b/>
                 <w:b/>
                 <w:bCs/>
                 <w:sz w:val="24"/>
@@ -2782,7 +2728,7 @@
           <w:tcPr>
             <w:tcW w:w="5550" w:type="dxa"/>
             <w:tcBorders>
-              <w:left w:val="single" w:sz="4" w:space="0" w:color="000000"/>
+              <w:start w:val="single" w:sz="4" w:space="0" w:color="000000"/>
               <w:bottom w:val="single" w:sz="4" w:space="0" w:color="000000"/>
             </w:tcBorders>
             <w:vAlign w:val="center"/>
@@ -2792,7 +2738,7 @@
               <w:pStyle w:val="TableContents"/>
               <w:widowControl w:val="false"/>
               <w:bidi w:val="0"/>
-              <w:ind w:left="0" w:right="0" w:hanging="0"/>
+              <w:ind w:hanging="0" w:start="0" w:end="0"/>
               <w:jc w:val="center"/>
               <w:rPr>
                 <w:sz w:val="24"/>
@@ -2840,11 +2786,11 @@
         </w:tc>
         <w:tc>
           <w:tcPr>
-            <w:tcW w:w="5534" w:type="dxa"/>
+            <w:tcW w:w="5535" w:type="dxa"/>
             <w:tcBorders>
-              <w:left w:val="single" w:sz="4" w:space="0" w:color="000000"/>
+              <w:start w:val="single" w:sz="4" w:space="0" w:color="000000"/>
               <w:bottom w:val="single" w:sz="4" w:space="0" w:color="000000"/>
-              <w:right w:val="single" w:sz="4" w:space="0" w:color="000000"/>
+              <w:end w:val="single" w:sz="4" w:space="0" w:color="000000"/>
             </w:tcBorders>
           </w:tcPr>
           <w:p>
@@ -2852,7 +2798,7 @@
               <w:pStyle w:val="TableContents"/>
               <w:widowControl w:val="false"/>
               <w:bidi w:val="0"/>
-              <w:jc w:val="left"/>
+              <w:jc w:val="start"/>
               <w:rPr>
                 <w:sz w:val="24"/>
                 <w:szCs w:val="24"/>
@@ -2880,7 +2826,7 @@
       <w:pPr>
         <w:pStyle w:val="Normal"/>
         <w:bidi w:val="0"/>
-        <w:jc w:val="left"/>
+        <w:jc w:val="start"/>
         <w:rPr>
           <w:sz w:val="24"/>
           <w:szCs w:val="24"/>
@@ -2896,19 +2842,19 @@
     <w:tbl>
       <w:tblPr>
         <w:tblW w:w="11085" w:type="dxa"/>
-        <w:jc w:val="left"/>
+        <w:jc w:val="start"/>
         <w:tblInd w:w="-5" w:type="dxa"/>
         <w:tblLayout w:type="fixed"/>
         <w:tblCellMar>
           <w:top w:w="55" w:type="dxa"/>
-          <w:left w:w="55" w:type="dxa"/>
+          <w:start w:w="55" w:type="dxa"/>
           <w:bottom w:w="55" w:type="dxa"/>
-          <w:right w:w="55" w:type="dxa"/>
+          <w:end w:w="55" w:type="dxa"/>
         </w:tblCellMar>
       </w:tblPr>
       <w:tblGrid>
         <w:gridCol w:w="5550"/>
-        <w:gridCol w:w="5534"/>
+        <w:gridCol w:w="5535"/>
       </w:tblGrid>
       <w:tr>
         <w:trPr/>
@@ -2917,7 +2863,7 @@
             <w:tcW w:w="5550" w:type="dxa"/>
             <w:tcBorders>
               <w:top w:val="single" w:sz="4" w:space="0" w:color="000000"/>
-              <w:left w:val="single" w:sz="4" w:space="0" w:color="000000"/>
+              <w:start w:val="single" w:sz="4" w:space="0" w:color="000000"/>
             </w:tcBorders>
           </w:tcPr>
           <w:p>
@@ -2941,11 +2887,11 @@
         </w:tc>
         <w:tc>
           <w:tcPr>
-            <w:tcW w:w="5534" w:type="dxa"/>
+            <w:tcW w:w="5535" w:type="dxa"/>
             <w:tcBorders>
               <w:top w:val="single" w:sz="4" w:space="0" w:color="000000"/>
-              <w:left w:val="single" w:sz="4" w:space="0" w:color="000000"/>
-              <w:right w:val="single" w:sz="4" w:space="0" w:color="000000"/>
+              <w:start w:val="single" w:sz="4" w:space="0" w:color="000000"/>
+              <w:end w:val="single" w:sz="4" w:space="0" w:color="000000"/>
             </w:tcBorders>
           </w:tcPr>
           <w:p>
@@ -2955,7 +2901,6 @@
               <w:bidi w:val="0"/>
               <w:jc w:val="center"/>
               <w:rPr>
-                <w:b/>
                 <w:b/>
                 <w:bCs/>
                 <w:sz w:val="24"/>
@@ -2980,7 +2925,7 @@
           <w:tcPr>
             <w:tcW w:w="5550" w:type="dxa"/>
             <w:tcBorders>
-              <w:left w:val="single" w:sz="4" w:space="0" w:color="000000"/>
+              <w:start w:val="single" w:sz="4" w:space="0" w:color="000000"/>
               <w:bottom w:val="single" w:sz="4" w:space="0" w:color="000000"/>
             </w:tcBorders>
             <w:vAlign w:val="center"/>
@@ -2990,7 +2935,7 @@
               <w:pStyle w:val="TableContents"/>
               <w:widowControl w:val="false"/>
               <w:bidi w:val="0"/>
-              <w:ind w:left="0" w:right="0" w:hanging="0"/>
+              <w:ind w:hanging="0" w:start="0" w:end="0"/>
               <w:jc w:val="center"/>
               <w:rPr>
                 <w:sz w:val="24"/>
@@ -3038,11 +2983,11 @@
         </w:tc>
         <w:tc>
           <w:tcPr>
-            <w:tcW w:w="5534" w:type="dxa"/>
+            <w:tcW w:w="5535" w:type="dxa"/>
             <w:tcBorders>
-              <w:left w:val="single" w:sz="4" w:space="0" w:color="000000"/>
+              <w:start w:val="single" w:sz="4" w:space="0" w:color="000000"/>
               <w:bottom w:val="single" w:sz="4" w:space="0" w:color="000000"/>
-              <w:right w:val="single" w:sz="4" w:space="0" w:color="000000"/>
+              <w:end w:val="single" w:sz="4" w:space="0" w:color="000000"/>
             </w:tcBorders>
           </w:tcPr>
           <w:p>
@@ -3050,7 +2995,7 @@
               <w:pStyle w:val="TableContents"/>
               <w:widowControl w:val="false"/>
               <w:bidi w:val="0"/>
-              <w:jc w:val="left"/>
+              <w:jc w:val="start"/>
               <w:rPr>
                 <w:sz w:val="24"/>
                 <w:szCs w:val="24"/>
@@ -3071,24 +3016,24 @@
       <w:pPr>
         <w:pStyle w:val="Normal"/>
         <w:bidi w:val="0"/>
-        <w:jc w:val="left"/>
-        <w:rPr>
-          <w:sz w:val="24"/>
-          <w:szCs w:val="24"/>
-        </w:rPr>
-      </w:pPr>
-      <w:r>
-        <w:rPr>
-          <w:sz w:val="24"/>
-          <w:szCs w:val="24"/>
-        </w:rPr>
-      </w:r>
-    </w:p>
-    <w:p>
-      <w:pPr>
-        <w:pStyle w:val="Normal"/>
-        <w:bidi w:val="0"/>
-        <w:jc w:val="left"/>
+        <w:jc w:val="start"/>
+        <w:rPr>
+          <w:sz w:val="24"/>
+          <w:szCs w:val="24"/>
+        </w:rPr>
+      </w:pPr>
+      <w:r>
+        <w:rPr>
+          <w:sz w:val="24"/>
+          <w:szCs w:val="24"/>
+        </w:rPr>
+      </w:r>
+    </w:p>
+    <w:p>
+      <w:pPr>
+        <w:pStyle w:val="Normal"/>
+        <w:bidi w:val="0"/>
+        <w:jc w:val="start"/>
         <w:rPr>
           <w:sz w:val="24"/>
           <w:szCs w:val="24"/>
@@ -3108,13 +3053,14 @@
       <w:pPr>
         <w:pStyle w:val="Normal"/>
         <w:bidi w:val="0"/>
+        <w:spacing w:before="0" w:after="0"/>
         <w:jc w:val="center"/>
         <w:rPr/>
       </w:pPr>
       <w:hyperlink r:id="rId6">
         <w:r>
           <w:rPr>
-            <w:rStyle w:val="InternetLink"/>
+            <w:rStyle w:val="Hyperlink"/>
             <w:sz w:val="24"/>
             <w:szCs w:val="24"/>
           </w:rPr>
@@ -3123,7 +3069,7 @@
       </w:hyperlink>
       <w:r>
         <w:rPr>
-          <w:rStyle w:val="InternetLink"/>
+          <w:rStyle w:val="Hyperlink"/>
           <w:sz w:val="24"/>
           <w:szCs w:val="24"/>
         </w:rPr>
@@ -3141,7 +3087,7 @@
       <w:pPr>
         <w:pStyle w:val="Normal"/>
         <w:bidi w:val="0"/>
-        <w:jc w:val="left"/>
+        <w:jc w:val="start"/>
         <w:rPr>
           <w:sz w:val="24"/>
           <w:szCs w:val="24"/>
@@ -3150,7 +3096,7 @@
       <w:hyperlink r:id="rId7">
         <w:r>
           <w:rPr>
-            <w:rStyle w:val="InternetLink"/>
+            <w:rStyle w:val="Hyperlink"/>
             <w:b/>
             <w:bCs/>
             <w:sz w:val="24"/>
@@ -3171,7 +3117,7 @@
       <w:pPr>
         <w:pStyle w:val="Normal"/>
         <w:bidi w:val="0"/>
-        <w:jc w:val="left"/>
+        <w:jc w:val="start"/>
         <w:rPr>
           <w:sz w:val="24"/>
           <w:szCs w:val="24"/>
@@ -3189,7 +3135,7 @@
       <w:pPr>
         <w:pStyle w:val="Normal"/>
         <w:bidi w:val="0"/>
-        <w:jc w:val="left"/>
+        <w:jc w:val="start"/>
         <w:rPr>
           <w:sz w:val="24"/>
           <w:szCs w:val="24"/>
@@ -3214,7 +3160,7 @@
       <w:pPr>
         <w:pStyle w:val="Normal"/>
         <w:bidi w:val="0"/>
-        <w:jc w:val="left"/>
+        <w:jc w:val="start"/>
         <w:rPr>
           <w:sz w:val="24"/>
           <w:szCs w:val="24"/>
@@ -3239,7 +3185,7 @@
       <w:pPr>
         <w:pStyle w:val="Normal"/>
         <w:bidi w:val="0"/>
-        <w:jc w:val="left"/>
+        <w:jc w:val="start"/>
         <w:rPr>
           <w:sz w:val="24"/>
           <w:szCs w:val="24"/>
@@ -3257,7 +3203,7 @@
       <w:pPr>
         <w:pStyle w:val="Normal"/>
         <w:bidi w:val="0"/>
-        <w:jc w:val="left"/>
+        <w:jc w:val="start"/>
         <w:rPr>
           <w:sz w:val="24"/>
           <w:szCs w:val="24"/>
@@ -3282,7 +3228,7 @@
       <w:pPr>
         <w:pStyle w:val="Normal"/>
         <w:bidi w:val="0"/>
-        <w:jc w:val="left"/>
+        <w:jc w:val="start"/>
         <w:rPr>
           <w:sz w:val="24"/>
           <w:szCs w:val="24"/>
@@ -3300,26 +3246,25 @@
       <w:pPr>
         <w:pStyle w:val="Normal"/>
         <w:bidi w:val="0"/>
-        <w:jc w:val="left"/>
-        <w:rPr>
-          <w:sz w:val="24"/>
-          <w:szCs w:val="24"/>
-        </w:rPr>
-      </w:pPr>
-      <w:r>
-        <w:rPr>
-          <w:sz w:val="24"/>
-          <w:szCs w:val="24"/>
-        </w:rPr>
-      </w:r>
-    </w:p>
-    <w:p>
-      <w:pPr>
-        <w:pStyle w:val="Normal"/>
-        <w:bidi w:val="0"/>
-        <w:jc w:val="left"/>
-        <w:rPr>
-          <w:b/>
+        <w:jc w:val="start"/>
+        <w:rPr>
+          <w:sz w:val="24"/>
+          <w:szCs w:val="24"/>
+        </w:rPr>
+      </w:pPr>
+      <w:r>
+        <w:rPr>
+          <w:sz w:val="24"/>
+          <w:szCs w:val="24"/>
+        </w:rPr>
+      </w:r>
+    </w:p>
+    <w:p>
+      <w:pPr>
+        <w:pStyle w:val="Normal"/>
+        <w:bidi w:val="0"/>
+        <w:jc w:val="start"/>
+        <w:rPr>
           <w:b/>
           <w:bCs/>
           <w:sz w:val="24"/>
@@ -3344,7 +3289,7 @@
           <w:numId w:val="3"/>
         </w:numPr>
         <w:bidi w:val="0"/>
-        <w:jc w:val="left"/>
+        <w:jc w:val="start"/>
         <w:rPr>
           <w:sz w:val="24"/>
           <w:szCs w:val="24"/>
@@ -3366,7 +3311,7 @@
           <w:numId w:val="3"/>
         </w:numPr>
         <w:bidi w:val="0"/>
-        <w:jc w:val="left"/>
+        <w:jc w:val="start"/>
         <w:rPr>
           <w:sz w:val="24"/>
           <w:szCs w:val="24"/>
@@ -3388,7 +3333,7 @@
           <w:numId w:val="3"/>
         </w:numPr>
         <w:bidi w:val="0"/>
-        <w:jc w:val="left"/>
+        <w:jc w:val="start"/>
         <w:rPr>
           <w:sz w:val="24"/>
           <w:szCs w:val="24"/>
@@ -3410,7 +3355,7 @@
           <w:numId w:val="3"/>
         </w:numPr>
         <w:bidi w:val="0"/>
-        <w:jc w:val="left"/>
+        <w:jc w:val="start"/>
         <w:rPr>
           <w:sz w:val="24"/>
           <w:szCs w:val="24"/>
@@ -3428,7 +3373,7 @@
       <w:pPr>
         <w:pStyle w:val="Normal"/>
         <w:bidi w:val="0"/>
-        <w:jc w:val="left"/>
+        <w:jc w:val="start"/>
         <w:rPr>
           <w:sz w:val="24"/>
           <w:szCs w:val="24"/>
@@ -3471,9 +3416,8 @@
       <w:pPr>
         <w:pStyle w:val="Normal"/>
         <w:bidi w:val="0"/>
-        <w:jc w:val="left"/>
-        <w:rPr>
-          <w:i w:val="false"/>
+        <w:jc w:val="start"/>
+        <w:rPr>
           <w:i w:val="false"/>
           <w:iCs w:val="false"/>
           <w:sz w:val="24"/>
@@ -3505,9 +3449,8 @@
       <w:pPr>
         <w:pStyle w:val="Normal"/>
         <w:bidi w:val="0"/>
-        <w:jc w:val="left"/>
-        <w:rPr>
-          <w:i w:val="false"/>
+        <w:jc w:val="start"/>
+        <w:rPr>
           <w:i w:val="false"/>
           <w:iCs w:val="false"/>
           <w:sz w:val="24"/>
@@ -3530,7 +3473,6 @@
         <w:bidi w:val="0"/>
         <w:jc w:val="center"/>
         <w:rPr>
-          <w:i w:val="false"/>
           <w:i w:val="false"/>
           <w:iCs w:val="false"/>
           <w:sz w:val="24"/>
@@ -3572,7 +3514,6 @@
         <w:jc w:val="center"/>
         <w:rPr>
           <w:i w:val="false"/>
-          <w:i w:val="false"/>
           <w:iCs w:val="false"/>
           <w:sz w:val="24"/>
           <w:szCs w:val="24"/>
@@ -3613,28 +3554,26 @@
         <w:jc w:val="center"/>
         <w:rPr>
           <w:i w:val="false"/>
-          <w:i w:val="false"/>
-          <w:iCs w:val="false"/>
-          <w:sz w:val="24"/>
-          <w:szCs w:val="24"/>
-        </w:rPr>
-      </w:pPr>
-      <w:r>
-        <w:rPr>
-          <w:i w:val="false"/>
-          <w:iCs w:val="false"/>
-          <w:sz w:val="24"/>
-          <w:szCs w:val="24"/>
-        </w:rPr>
-      </w:r>
-    </w:p>
-    <w:p>
-      <w:pPr>
-        <w:pStyle w:val="Normal"/>
-        <w:bidi w:val="0"/>
-        <w:jc w:val="left"/>
-        <w:rPr>
-          <w:i w:val="false"/>
+          <w:iCs w:val="false"/>
+          <w:sz w:val="24"/>
+          <w:szCs w:val="24"/>
+        </w:rPr>
+      </w:pPr>
+      <w:r>
+        <w:rPr>
+          <w:i w:val="false"/>
+          <w:iCs w:val="false"/>
+          <w:sz w:val="24"/>
+          <w:szCs w:val="24"/>
+        </w:rPr>
+      </w:r>
+    </w:p>
+    <w:p>
+      <w:pPr>
+        <w:pStyle w:val="Normal"/>
+        <w:bidi w:val="0"/>
+        <w:jc w:val="start"/>
+        <w:rPr>
           <w:i w:val="false"/>
           <w:iCs w:val="false"/>
           <w:sz w:val="24"/>
@@ -3673,31 +3612,29 @@
       <w:pPr>
         <w:pStyle w:val="Normal"/>
         <w:bidi w:val="0"/>
-        <w:jc w:val="left"/>
-        <w:rPr>
-          <w:i w:val="false"/>
-          <w:i w:val="false"/>
-          <w:iCs w:val="false"/>
-          <w:sz w:val="24"/>
-          <w:szCs w:val="24"/>
-        </w:rPr>
-      </w:pPr>
-      <w:r>
-        <w:rPr>
-          <w:i w:val="false"/>
-          <w:iCs w:val="false"/>
-          <w:sz w:val="24"/>
-          <w:szCs w:val="24"/>
-        </w:rPr>
-      </w:r>
-    </w:p>
-    <w:p>
-      <w:pPr>
-        <w:pStyle w:val="Normal"/>
-        <w:bidi w:val="0"/>
-        <w:jc w:val="left"/>
-        <w:rPr>
-          <w:i w:val="false"/>
+        <w:jc w:val="start"/>
+        <w:rPr>
+          <w:i w:val="false"/>
+          <w:iCs w:val="false"/>
+          <w:sz w:val="24"/>
+          <w:szCs w:val="24"/>
+        </w:rPr>
+      </w:pPr>
+      <w:r>
+        <w:rPr>
+          <w:i w:val="false"/>
+          <w:iCs w:val="false"/>
+          <w:sz w:val="24"/>
+          <w:szCs w:val="24"/>
+        </w:rPr>
+      </w:r>
+    </w:p>
+    <w:p>
+      <w:pPr>
+        <w:pStyle w:val="Normal"/>
+        <w:bidi w:val="0"/>
+        <w:jc w:val="start"/>
+        <w:rPr>
           <w:i w:val="false"/>
           <w:iCs w:val="false"/>
           <w:sz w:val="24"/>
@@ -3736,9 +3673,8 @@
       <w:pPr>
         <w:pStyle w:val="Normal"/>
         <w:bidi w:val="0"/>
-        <w:jc w:val="left"/>
-        <w:rPr>
-          <w:i w:val="false"/>
+        <w:jc w:val="start"/>
+        <w:rPr>
           <w:i w:val="false"/>
           <w:iCs w:val="false"/>
           <w:sz w:val="24"/>
@@ -3761,7 +3697,6 @@
         <w:bidi w:val="0"/>
         <w:jc w:val="center"/>
         <w:rPr>
-          <w:i w:val="false"/>
           <w:i w:val="false"/>
           <w:iCs w:val="false"/>
           <w:sz w:val="24"/>
@@ -3812,7 +3747,6 @@
         <w:jc w:val="center"/>
         <w:rPr>
           <w:i w:val="false"/>
-          <w:i w:val="false"/>
           <w:iCs w:val="false"/>
           <w:sz w:val="24"/>
           <w:szCs w:val="24"/>
@@ -3835,7 +3769,6 @@
         <w:jc w:val="center"/>
         <w:rPr>
           <w:i w:val="false"/>
-          <w:i w:val="false"/>
           <w:iCs w:val="false"/>
           <w:sz w:val="24"/>
           <w:szCs w:val="24"/>
@@ -3857,7 +3790,6 @@
         <w:jc w:val="center"/>
         <w:rPr>
           <w:i w:val="false"/>
-          <w:i w:val="false"/>
           <w:iCs w:val="false"/>
           <w:sz w:val="24"/>
           <w:szCs w:val="24"/>
@@ -3879,7 +3811,7 @@
       <w:pPr>
         <w:pStyle w:val="Normal"/>
         <w:bidi w:val="0"/>
-        <w:jc w:val="left"/>
+        <w:jc w:val="start"/>
         <w:rPr/>
       </w:pPr>
       <w:r>
@@ -3901,40 +3833,40 @@
       <w:pPr>
         <w:pStyle w:val="Normal"/>
         <w:bidi w:val="0"/>
-        <w:jc w:val="left"/>
-        <w:rPr/>
-      </w:pPr>
-      <w:r>
-        <w:rPr/>
-      </w:r>
-    </w:p>
-    <w:p>
-      <w:pPr>
-        <w:pStyle w:val="Normal"/>
-        <w:bidi w:val="0"/>
-        <w:jc w:val="left"/>
-        <w:rPr/>
-      </w:pPr>
-      <w:r>
-        <w:rPr/>
-      </w:r>
-    </w:p>
-    <w:p>
-      <w:pPr>
-        <w:pStyle w:val="Normal"/>
-        <w:bidi w:val="0"/>
-        <w:jc w:val="left"/>
-        <w:rPr/>
-      </w:pPr>
-      <w:r>
-        <w:rPr/>
-      </w:r>
-    </w:p>
-    <w:p>
-      <w:pPr>
-        <w:pStyle w:val="Normal"/>
-        <w:bidi w:val="0"/>
-        <w:jc w:val="left"/>
+        <w:jc w:val="start"/>
+        <w:rPr/>
+      </w:pPr>
+      <w:r>
+        <w:rPr/>
+      </w:r>
+    </w:p>
+    <w:p>
+      <w:pPr>
+        <w:pStyle w:val="Normal"/>
+        <w:bidi w:val="0"/>
+        <w:jc w:val="start"/>
+        <w:rPr/>
+      </w:pPr>
+      <w:r>
+        <w:rPr/>
+      </w:r>
+    </w:p>
+    <w:p>
+      <w:pPr>
+        <w:pStyle w:val="Normal"/>
+        <w:bidi w:val="0"/>
+        <w:jc w:val="start"/>
+        <w:rPr/>
+      </w:pPr>
+      <w:r>
+        <w:rPr/>
+      </w:r>
+    </w:p>
+    <w:p>
+      <w:pPr>
+        <w:pStyle w:val="Normal"/>
+        <w:bidi w:val="0"/>
+        <w:jc w:val="start"/>
         <w:rPr/>
       </w:pPr>
       <w:r>
@@ -3950,7 +3882,7 @@
       <w:hyperlink r:id="rId8">
         <w:r>
           <w:rPr>
-            <w:rStyle w:val="InternetLink"/>
+            <w:rStyle w:val="Hyperlink"/>
           </w:rPr>
           <w:t>Merriam-Websters 2023</w:t>
         </w:r>
@@ -3964,7 +3896,7 @@
       <w:pPr>
         <w:pStyle w:val="Normal"/>
         <w:bidi w:val="0"/>
-        <w:jc w:val="left"/>
+        <w:jc w:val="start"/>
         <w:rPr/>
       </w:pPr>
       <w:r>
@@ -3978,9 +3910,9 @@
       <w:pPr>
         <w:pStyle w:val="Normal"/>
         <w:bidi w:val="0"/>
-        <w:jc w:val="left"/>
-        <w:rPr>
-          <w:b/>
+        <w:spacing w:before="0" w:after="0"/>
+        <w:jc w:val="start"/>
+        <w:rPr>
           <w:b/>
           <w:bCs/>
           <w:u w:val="single"/>
@@ -3999,7 +3931,7 @@
       <w:pPr>
         <w:pStyle w:val="Normal"/>
         <w:bidi w:val="0"/>
-        <w:jc w:val="left"/>
+        <w:jc w:val="start"/>
         <w:rPr/>
       </w:pPr>
       <w:r>
@@ -4022,18 +3954,18 @@
       <w:pPr>
         <w:pStyle w:val="Normal"/>
         <w:bidi w:val="0"/>
-        <w:jc w:val="left"/>
-        <w:rPr/>
-      </w:pPr>
-      <w:r>
-        <w:rPr/>
-      </w:r>
-    </w:p>
-    <w:p>
-      <w:pPr>
-        <w:pStyle w:val="Normal"/>
-        <w:bidi w:val="0"/>
-        <w:jc w:val="left"/>
+        <w:jc w:val="start"/>
+        <w:rPr/>
+      </w:pPr>
+      <w:r>
+        <w:rPr/>
+      </w:r>
+    </w:p>
+    <w:p>
+      <w:pPr>
+        <w:pStyle w:val="Normal"/>
+        <w:bidi w:val="0"/>
+        <w:jc w:val="start"/>
         <w:rPr/>
       </w:pPr>
       <w:r>
@@ -4045,7 +3977,7 @@
       <w:pPr>
         <w:pStyle w:val="Normal"/>
         <w:bidi w:val="0"/>
-        <w:jc w:val="left"/>
+        <w:jc w:val="start"/>
         <w:rPr/>
       </w:pPr>
       <w:r>
@@ -4055,19 +3987,19 @@
     <w:tbl>
       <w:tblPr>
         <w:tblW w:w="11085" w:type="dxa"/>
-        <w:jc w:val="left"/>
+        <w:jc w:val="start"/>
         <w:tblInd w:w="-5" w:type="dxa"/>
         <w:tblLayout w:type="fixed"/>
         <w:tblCellMar>
           <w:top w:w="55" w:type="dxa"/>
-          <w:left w:w="55" w:type="dxa"/>
+          <w:start w:w="55" w:type="dxa"/>
           <w:bottom w:w="55" w:type="dxa"/>
-          <w:right w:w="55" w:type="dxa"/>
+          <w:end w:w="55" w:type="dxa"/>
         </w:tblCellMar>
       </w:tblPr>
       <w:tblGrid>
         <w:gridCol w:w="5550"/>
-        <w:gridCol w:w="5534"/>
+        <w:gridCol w:w="5535"/>
       </w:tblGrid>
       <w:tr>
         <w:trPr/>
@@ -4076,7 +4008,7 @@
             <w:tcW w:w="5550" w:type="dxa"/>
             <w:tcBorders>
               <w:top w:val="single" w:sz="4" w:space="0" w:color="000000"/>
-              <w:left w:val="single" w:sz="4" w:space="0" w:color="000000"/>
+              <w:start w:val="single" w:sz="4" w:space="0" w:color="000000"/>
             </w:tcBorders>
           </w:tcPr>
           <w:p>
@@ -4100,11 +4032,11 @@
         </w:tc>
         <w:tc>
           <w:tcPr>
-            <w:tcW w:w="5534" w:type="dxa"/>
+            <w:tcW w:w="5535" w:type="dxa"/>
             <w:tcBorders>
               <w:top w:val="single" w:sz="4" w:space="0" w:color="000000"/>
-              <w:left w:val="single" w:sz="4" w:space="0" w:color="000000"/>
-              <w:right w:val="single" w:sz="4" w:space="0" w:color="000000"/>
+              <w:start w:val="single" w:sz="4" w:space="0" w:color="000000"/>
+              <w:end w:val="single" w:sz="4" w:space="0" w:color="000000"/>
             </w:tcBorders>
           </w:tcPr>
           <w:p>
@@ -4114,7 +4046,6 @@
               <w:bidi w:val="0"/>
               <w:jc w:val="center"/>
               <w:rPr>
-                <w:b/>
                 <w:b/>
                 <w:bCs/>
                 <w:sz w:val="24"/>
@@ -4139,7 +4070,7 @@
           <w:tcPr>
             <w:tcW w:w="5550" w:type="dxa"/>
             <w:tcBorders>
-              <w:left w:val="single" w:sz="4" w:space="0" w:color="000000"/>
+              <w:start w:val="single" w:sz="4" w:space="0" w:color="000000"/>
               <w:bottom w:val="single" w:sz="4" w:space="0" w:color="000000"/>
             </w:tcBorders>
             <w:vAlign w:val="center"/>
@@ -4149,7 +4080,7 @@
               <w:pStyle w:val="TableContents"/>
               <w:widowControl w:val="false"/>
               <w:bidi w:val="0"/>
-              <w:ind w:left="0" w:right="0" w:hanging="0"/>
+              <w:ind w:hanging="0" w:start="0" w:end="0"/>
               <w:jc w:val="center"/>
               <w:rPr>
                 <w:sz w:val="24"/>
@@ -4162,7 +4093,6 @@
                 <w:b/>
                 <w:b/>
                 <w:bCs/>
-                <w:i w:val="false"/>
                 <w:i w:val="false"/>
                 <w:iCs w:val="false"/>
                 <w:caps w:val="false"/>
@@ -4170,7 +4100,6 @@
                 <w:color w:val="627B9F"/>
                 <w:spacing w:val="0"/>
                 <w:sz w:val="48"/>
-                <w:sz w:val="48"/>
                 <w:szCs w:val="48"/>
                 <w:rtl w:val="true"/>
               </w:rPr>
@@ -4186,7 +4115,6 @@
                 <w:color w:val="627B9F"/>
                 <w:spacing w:val="0"/>
                 <w:sz w:val="24"/>
-                <w:sz w:val="24"/>
                 <w:szCs w:val="24"/>
               </w:rPr>
               <w:t xml:space="preserve"> </w:t>
@@ -4202,11 +4130,11 @@
         </w:tc>
         <w:tc>
           <w:tcPr>
-            <w:tcW w:w="5534" w:type="dxa"/>
+            <w:tcW w:w="5535" w:type="dxa"/>
             <w:tcBorders>
-              <w:left w:val="single" w:sz="4" w:space="0" w:color="000000"/>
+              <w:start w:val="single" w:sz="4" w:space="0" w:color="000000"/>
               <w:bottom w:val="single" w:sz="4" w:space="0" w:color="000000"/>
-              <w:right w:val="single" w:sz="4" w:space="0" w:color="000000"/>
+              <w:end w:val="single" w:sz="4" w:space="0" w:color="000000"/>
             </w:tcBorders>
           </w:tcPr>
           <w:p>
@@ -4214,7 +4142,7 @@
               <w:pStyle w:val="TableContents"/>
               <w:widowControl w:val="false"/>
               <w:bidi w:val="0"/>
-              <w:jc w:val="left"/>
+              <w:jc w:val="start"/>
               <w:rPr>
                 <w:sz w:val="24"/>
                 <w:szCs w:val="24"/>
@@ -4222,7 +4150,6 @@
             </w:pPr>
             <w:r>
               <w:rPr>
-                <w:sz w:val="24"/>
                 <w:sz w:val="24"/>
                 <w:szCs w:val="24"/>
                 <w:rtl w:val="true"/>
@@ -4231,7 +4158,6 @@
             </w:r>
             <w:r>
               <w:rPr>
-                <w:sz w:val="24"/>
                 <w:sz w:val="24"/>
                 <w:szCs w:val="24"/>
               </w:rPr>
@@ -4252,7 +4178,7 @@
       <w:pPr>
         <w:pStyle w:val="Normal"/>
         <w:bidi w:val="0"/>
-        <w:jc w:val="left"/>
+        <w:jc w:val="start"/>
         <w:rPr/>
       </w:pPr>
       <w:r>
@@ -4262,19 +4188,19 @@
     <w:tbl>
       <w:tblPr>
         <w:tblW w:w="11085" w:type="dxa"/>
-        <w:jc w:val="left"/>
+        <w:jc w:val="start"/>
         <w:tblInd w:w="-5" w:type="dxa"/>
         <w:tblLayout w:type="fixed"/>
         <w:tblCellMar>
           <w:top w:w="55" w:type="dxa"/>
-          <w:left w:w="55" w:type="dxa"/>
+          <w:start w:w="55" w:type="dxa"/>
           <w:bottom w:w="55" w:type="dxa"/>
-          <w:right w:w="55" w:type="dxa"/>
+          <w:end w:w="55" w:type="dxa"/>
         </w:tblCellMar>
       </w:tblPr>
       <w:tblGrid>
         <w:gridCol w:w="5550"/>
-        <w:gridCol w:w="5534"/>
+        <w:gridCol w:w="5535"/>
       </w:tblGrid>
       <w:tr>
         <w:trPr/>
@@ -4283,7 +4209,7 @@
             <w:tcW w:w="5550" w:type="dxa"/>
             <w:tcBorders>
               <w:top w:val="single" w:sz="4" w:space="0" w:color="000000"/>
-              <w:left w:val="single" w:sz="4" w:space="0" w:color="000000"/>
+              <w:start w:val="single" w:sz="4" w:space="0" w:color="000000"/>
             </w:tcBorders>
           </w:tcPr>
           <w:p>
@@ -4307,11 +4233,11 @@
         </w:tc>
         <w:tc>
           <w:tcPr>
-            <w:tcW w:w="5534" w:type="dxa"/>
+            <w:tcW w:w="5535" w:type="dxa"/>
             <w:tcBorders>
               <w:top w:val="single" w:sz="4" w:space="0" w:color="000000"/>
-              <w:left w:val="single" w:sz="4" w:space="0" w:color="000000"/>
-              <w:right w:val="single" w:sz="4" w:space="0" w:color="000000"/>
+              <w:start w:val="single" w:sz="4" w:space="0" w:color="000000"/>
+              <w:end w:val="single" w:sz="4" w:space="0" w:color="000000"/>
             </w:tcBorders>
           </w:tcPr>
           <w:p>
@@ -4321,7 +4247,6 @@
               <w:bidi w:val="0"/>
               <w:jc w:val="center"/>
               <w:rPr>
-                <w:b/>
                 <w:b/>
                 <w:bCs/>
                 <w:sz w:val="24"/>
@@ -4346,7 +4271,7 @@
           <w:tcPr>
             <w:tcW w:w="5550" w:type="dxa"/>
             <w:tcBorders>
-              <w:left w:val="single" w:sz="4" w:space="0" w:color="000000"/>
+              <w:start w:val="single" w:sz="4" w:space="0" w:color="000000"/>
               <w:bottom w:val="single" w:sz="4" w:space="0" w:color="000000"/>
             </w:tcBorders>
             <w:vAlign w:val="center"/>
@@ -4356,7 +4281,7 @@
               <w:pStyle w:val="TableContents"/>
               <w:widowControl w:val="false"/>
               <w:bidi w:val="0"/>
-              <w:ind w:left="0" w:right="0" w:hanging="0"/>
+              <w:ind w:hanging="0" w:start="0" w:end="0"/>
               <w:jc w:val="center"/>
               <w:rPr>
                 <w:sz w:val="24"/>
@@ -4404,11 +4329,11 @@
         </w:tc>
         <w:tc>
           <w:tcPr>
-            <w:tcW w:w="5534" w:type="dxa"/>
+            <w:tcW w:w="5535" w:type="dxa"/>
             <w:tcBorders>
-              <w:left w:val="single" w:sz="4" w:space="0" w:color="000000"/>
+              <w:start w:val="single" w:sz="4" w:space="0" w:color="000000"/>
               <w:bottom w:val="single" w:sz="4" w:space="0" w:color="000000"/>
-              <w:right w:val="single" w:sz="4" w:space="0" w:color="000000"/>
+              <w:end w:val="single" w:sz="4" w:space="0" w:color="000000"/>
             </w:tcBorders>
           </w:tcPr>
           <w:p>
@@ -4416,7 +4341,7 @@
               <w:pStyle w:val="TableContents"/>
               <w:widowControl w:val="false"/>
               <w:bidi w:val="0"/>
-              <w:jc w:val="left"/>
+              <w:jc w:val="start"/>
               <w:rPr>
                 <w:sz w:val="24"/>
                 <w:szCs w:val="24"/>
@@ -4437,7 +4362,7 @@
       <w:pPr>
         <w:pStyle w:val="Normal"/>
         <w:bidi w:val="0"/>
-        <w:jc w:val="left"/>
+        <w:jc w:val="start"/>
         <w:rPr/>
       </w:pPr>
       <w:r>
@@ -4447,19 +4372,19 @@
     <w:tbl>
       <w:tblPr>
         <w:tblW w:w="11085" w:type="dxa"/>
-        <w:jc w:val="left"/>
+        <w:jc w:val="start"/>
         <w:tblInd w:w="-5" w:type="dxa"/>
         <w:tblLayout w:type="fixed"/>
         <w:tblCellMar>
           <w:top w:w="55" w:type="dxa"/>
-          <w:left w:w="55" w:type="dxa"/>
+          <w:start w:w="55" w:type="dxa"/>
           <w:bottom w:w="55" w:type="dxa"/>
-          <w:right w:w="55" w:type="dxa"/>
+          <w:end w:w="55" w:type="dxa"/>
         </w:tblCellMar>
       </w:tblPr>
       <w:tblGrid>
         <w:gridCol w:w="5550"/>
-        <w:gridCol w:w="5534"/>
+        <w:gridCol w:w="5535"/>
       </w:tblGrid>
       <w:tr>
         <w:trPr/>
@@ -4468,7 +4393,7 @@
             <w:tcW w:w="5550" w:type="dxa"/>
             <w:tcBorders>
               <w:top w:val="single" w:sz="4" w:space="0" w:color="000000"/>
-              <w:left w:val="single" w:sz="4" w:space="0" w:color="000000"/>
+              <w:start w:val="single" w:sz="4" w:space="0" w:color="000000"/>
             </w:tcBorders>
           </w:tcPr>
           <w:p>
@@ -4492,11 +4417,11 @@
         </w:tc>
         <w:tc>
           <w:tcPr>
-            <w:tcW w:w="5534" w:type="dxa"/>
+            <w:tcW w:w="5535" w:type="dxa"/>
             <w:tcBorders>
               <w:top w:val="single" w:sz="4" w:space="0" w:color="000000"/>
-              <w:left w:val="single" w:sz="4" w:space="0" w:color="000000"/>
-              <w:right w:val="single" w:sz="4" w:space="0" w:color="000000"/>
+              <w:start w:val="single" w:sz="4" w:space="0" w:color="000000"/>
+              <w:end w:val="single" w:sz="4" w:space="0" w:color="000000"/>
             </w:tcBorders>
           </w:tcPr>
           <w:p>
@@ -4506,7 +4431,6 @@
               <w:bidi w:val="0"/>
               <w:jc w:val="center"/>
               <w:rPr>
-                <w:b/>
                 <w:b/>
                 <w:bCs/>
                 <w:sz w:val="24"/>
@@ -4531,7 +4455,7 @@
           <w:tcPr>
             <w:tcW w:w="5550" w:type="dxa"/>
             <w:tcBorders>
-              <w:left w:val="single" w:sz="4" w:space="0" w:color="000000"/>
+              <w:start w:val="single" w:sz="4" w:space="0" w:color="000000"/>
               <w:bottom w:val="single" w:sz="4" w:space="0" w:color="000000"/>
             </w:tcBorders>
             <w:vAlign w:val="center"/>
@@ -4541,7 +4465,7 @@
               <w:pStyle w:val="TableContents"/>
               <w:widowControl w:val="false"/>
               <w:bidi w:val="0"/>
-              <w:ind w:left="0" w:right="0" w:hanging="0"/>
+              <w:ind w:hanging="0" w:start="0" w:end="0"/>
               <w:jc w:val="center"/>
               <w:rPr>
                 <w:sz w:val="24"/>
@@ -4589,11 +4513,11 @@
         </w:tc>
         <w:tc>
           <w:tcPr>
-            <w:tcW w:w="5534" w:type="dxa"/>
+            <w:tcW w:w="5535" w:type="dxa"/>
             <w:tcBorders>
-              <w:left w:val="single" w:sz="4" w:space="0" w:color="000000"/>
+              <w:start w:val="single" w:sz="4" w:space="0" w:color="000000"/>
               <w:bottom w:val="single" w:sz="4" w:space="0" w:color="000000"/>
-              <w:right w:val="single" w:sz="4" w:space="0" w:color="000000"/>
+              <w:end w:val="single" w:sz="4" w:space="0" w:color="000000"/>
             </w:tcBorders>
           </w:tcPr>
           <w:p>
@@ -4601,7 +4525,7 @@
               <w:pStyle w:val="TableContents"/>
               <w:widowControl w:val="false"/>
               <w:bidi w:val="0"/>
-              <w:jc w:val="left"/>
+              <w:jc w:val="start"/>
               <w:rPr>
                 <w:sz w:val="24"/>
                 <w:szCs w:val="24"/>
@@ -4624,7 +4548,7 @@
         <w:bidi w:val="0"/>
         <w:jc w:val="center"/>
         <w:rPr>
-          <w:rStyle w:val="InternetLink"/>
+          <w:rStyle w:val="Hyperlink"/>
         </w:rPr>
       </w:pPr>
       <w:r>
@@ -4634,19 +4558,19 @@
     <w:tbl>
       <w:tblPr>
         <w:tblW w:w="11085" w:type="dxa"/>
-        <w:jc w:val="left"/>
+        <w:jc w:val="start"/>
         <w:tblInd w:w="-5" w:type="dxa"/>
         <w:tblLayout w:type="fixed"/>
         <w:tblCellMar>
           <w:top w:w="55" w:type="dxa"/>
-          <w:left w:w="55" w:type="dxa"/>
+          <w:start w:w="55" w:type="dxa"/>
           <w:bottom w:w="55" w:type="dxa"/>
-          <w:right w:w="55" w:type="dxa"/>
+          <w:end w:w="55" w:type="dxa"/>
         </w:tblCellMar>
       </w:tblPr>
       <w:tblGrid>
         <w:gridCol w:w="5550"/>
-        <w:gridCol w:w="5534"/>
+        <w:gridCol w:w="5535"/>
       </w:tblGrid>
       <w:tr>
         <w:trPr/>
@@ -4655,7 +4579,7 @@
             <w:tcW w:w="5550" w:type="dxa"/>
             <w:tcBorders>
               <w:top w:val="single" w:sz="4" w:space="0" w:color="000000"/>
-              <w:left w:val="single" w:sz="4" w:space="0" w:color="000000"/>
+              <w:start w:val="single" w:sz="4" w:space="0" w:color="000000"/>
             </w:tcBorders>
           </w:tcPr>
           <w:p>
@@ -4679,11 +4603,11 @@
         </w:tc>
         <w:tc>
           <w:tcPr>
-            <w:tcW w:w="5534" w:type="dxa"/>
+            <w:tcW w:w="5535" w:type="dxa"/>
             <w:tcBorders>
               <w:top w:val="single" w:sz="4" w:space="0" w:color="000000"/>
-              <w:left w:val="single" w:sz="4" w:space="0" w:color="000000"/>
-              <w:right w:val="single" w:sz="4" w:space="0" w:color="000000"/>
+              <w:start w:val="single" w:sz="4" w:space="0" w:color="000000"/>
+              <w:end w:val="single" w:sz="4" w:space="0" w:color="000000"/>
             </w:tcBorders>
           </w:tcPr>
           <w:p>
@@ -4693,7 +4617,6 @@
               <w:bidi w:val="0"/>
               <w:jc w:val="center"/>
               <w:rPr>
-                <w:b/>
                 <w:b/>
                 <w:bCs/>
                 <w:sz w:val="24"/>
@@ -4718,7 +4641,7 @@
           <w:tcPr>
             <w:tcW w:w="5550" w:type="dxa"/>
             <w:tcBorders>
-              <w:left w:val="single" w:sz="4" w:space="0" w:color="000000"/>
+              <w:start w:val="single" w:sz="4" w:space="0" w:color="000000"/>
               <w:bottom w:val="single" w:sz="4" w:space="0" w:color="000000"/>
             </w:tcBorders>
             <w:vAlign w:val="center"/>
@@ -4728,7 +4651,7 @@
               <w:pStyle w:val="TableContents"/>
               <w:widowControl w:val="false"/>
               <w:bidi w:val="0"/>
-              <w:ind w:left="0" w:right="0" w:hanging="0"/>
+              <w:ind w:hanging="0" w:start="0" w:end="0"/>
               <w:jc w:val="center"/>
               <w:rPr>
                 <w:sz w:val="24"/>
@@ -4776,11 +4699,11 @@
         </w:tc>
         <w:tc>
           <w:tcPr>
-            <w:tcW w:w="5534" w:type="dxa"/>
+            <w:tcW w:w="5535" w:type="dxa"/>
             <w:tcBorders>
-              <w:left w:val="single" w:sz="4" w:space="0" w:color="000000"/>
+              <w:start w:val="single" w:sz="4" w:space="0" w:color="000000"/>
               <w:bottom w:val="single" w:sz="4" w:space="0" w:color="000000"/>
-              <w:right w:val="single" w:sz="4" w:space="0" w:color="000000"/>
+              <w:end w:val="single" w:sz="4" w:space="0" w:color="000000"/>
             </w:tcBorders>
           </w:tcPr>
           <w:p>
@@ -4788,7 +4711,7 @@
               <w:pStyle w:val="TableContents"/>
               <w:widowControl w:val="false"/>
               <w:bidi w:val="0"/>
-              <w:jc w:val="left"/>
+              <w:jc w:val="start"/>
               <w:rPr>
                 <w:sz w:val="24"/>
                 <w:szCs w:val="24"/>
@@ -4811,7 +4734,7 @@
         <w:bidi w:val="0"/>
         <w:jc w:val="center"/>
         <w:rPr>
-          <w:rStyle w:val="InternetLink"/>
+          <w:rStyle w:val="Hyperlink"/>
         </w:rPr>
       </w:pPr>
       <w:r>
@@ -4828,7 +4751,7 @@
       <w:hyperlink r:id="rId9">
         <w:r>
           <w:rPr>
-            <w:rStyle w:val="InternetLink"/>
+            <w:rStyle w:val="Hyperlink"/>
             <w:sz w:val="24"/>
             <w:szCs w:val="24"/>
           </w:rPr>
@@ -4837,7 +4760,7 @@
       </w:hyperlink>
       <w:r>
         <w:rPr>
-          <w:rStyle w:val="InternetLink"/>
+          <w:rStyle w:val="Hyperlink"/>
           <w:sz w:val="24"/>
           <w:szCs w:val="24"/>
         </w:rPr>
@@ -4855,7 +4778,7 @@
       <w:pPr>
         <w:pStyle w:val="Normal"/>
         <w:bidi w:val="0"/>
-        <w:jc w:val="left"/>
+        <w:jc w:val="start"/>
         <w:rPr>
           <w:sz w:val="24"/>
           <w:szCs w:val="24"/>
@@ -4864,7 +4787,7 @@
       <w:hyperlink r:id="rId10">
         <w:r>
           <w:rPr>
-            <w:rStyle w:val="InternetLink"/>
+            <w:rStyle w:val="Hyperlink"/>
             <w:b/>
             <w:bCs/>
             <w:sz w:val="24"/>
@@ -4885,7 +4808,7 @@
       <w:pPr>
         <w:pStyle w:val="Normal"/>
         <w:bidi w:val="0"/>
-        <w:jc w:val="left"/>
+        <w:jc w:val="start"/>
         <w:rPr>
           <w:sz w:val="24"/>
           <w:szCs w:val="24"/>
@@ -4903,7 +4826,7 @@
       <w:pPr>
         <w:pStyle w:val="Normal"/>
         <w:bidi w:val="0"/>
-        <w:jc w:val="left"/>
+        <w:jc w:val="start"/>
         <w:rPr>
           <w:sz w:val="24"/>
           <w:szCs w:val="24"/>
@@ -4921,7 +4844,7 @@
       <w:pPr>
         <w:pStyle w:val="Normal"/>
         <w:bidi w:val="0"/>
-        <w:jc w:val="left"/>
+        <w:jc w:val="start"/>
         <w:rPr>
           <w:sz w:val="24"/>
           <w:szCs w:val="24"/>
@@ -4939,7 +4862,7 @@
       <w:pPr>
         <w:pStyle w:val="Normal"/>
         <w:bidi w:val="0"/>
-        <w:jc w:val="left"/>
+        <w:jc w:val="start"/>
         <w:rPr>
           <w:sz w:val="24"/>
           <w:szCs w:val="24"/>
@@ -4957,7 +4880,7 @@
       <w:pPr>
         <w:pStyle w:val="Normal"/>
         <w:bidi w:val="0"/>
-        <w:jc w:val="left"/>
+        <w:jc w:val="start"/>
         <w:rPr>
           <w:sz w:val="24"/>
           <w:szCs w:val="24"/>
@@ -4982,7 +4905,7 @@
       <w:pPr>
         <w:pStyle w:val="Normal"/>
         <w:bidi w:val="0"/>
-        <w:jc w:val="left"/>
+        <w:jc w:val="start"/>
         <w:rPr>
           <w:sz w:val="24"/>
           <w:szCs w:val="24"/>
@@ -5007,7 +4930,7 @@
       <w:pPr>
         <w:pStyle w:val="Normal"/>
         <w:bidi w:val="0"/>
-        <w:jc w:val="left"/>
+        <w:jc w:val="start"/>
         <w:rPr>
           <w:sz w:val="24"/>
           <w:szCs w:val="24"/>
@@ -5032,7 +4955,7 @@
       <w:pPr>
         <w:pStyle w:val="Normal"/>
         <w:bidi w:val="0"/>
-        <w:jc w:val="left"/>
+        <w:jc w:val="start"/>
         <w:rPr>
           <w:sz w:val="24"/>
           <w:szCs w:val="24"/>
@@ -5050,7 +4973,7 @@
       <w:pPr>
         <w:pStyle w:val="Normal"/>
         <w:bidi w:val="0"/>
-        <w:jc w:val="left"/>
+        <w:jc w:val="start"/>
         <w:rPr>
           <w:sz w:val="24"/>
           <w:szCs w:val="24"/>
@@ -5068,26 +4991,25 @@
       <w:pPr>
         <w:pStyle w:val="Normal"/>
         <w:bidi w:val="0"/>
-        <w:jc w:val="left"/>
-        <w:rPr>
-          <w:sz w:val="24"/>
-          <w:szCs w:val="24"/>
-        </w:rPr>
-      </w:pPr>
-      <w:r>
-        <w:rPr>
-          <w:sz w:val="24"/>
-          <w:szCs w:val="24"/>
-        </w:rPr>
-      </w:r>
-    </w:p>
-    <w:p>
-      <w:pPr>
-        <w:pStyle w:val="Normal"/>
-        <w:bidi w:val="0"/>
-        <w:jc w:val="left"/>
-        <w:rPr>
-          <w:b/>
+        <w:jc w:val="start"/>
+        <w:rPr>
+          <w:sz w:val="24"/>
+          <w:szCs w:val="24"/>
+        </w:rPr>
+      </w:pPr>
+      <w:r>
+        <w:rPr>
+          <w:sz w:val="24"/>
+          <w:szCs w:val="24"/>
+        </w:rPr>
+      </w:r>
+    </w:p>
+    <w:p>
+      <w:pPr>
+        <w:pStyle w:val="Normal"/>
+        <w:bidi w:val="0"/>
+        <w:jc w:val="start"/>
+        <w:rPr>
           <w:b/>
           <w:bCs/>
           <w:sz w:val="24"/>
@@ -5112,7 +5034,7 @@
           <w:numId w:val="2"/>
         </w:numPr>
         <w:bidi w:val="0"/>
-        <w:jc w:val="left"/>
+        <w:jc w:val="start"/>
         <w:rPr>
           <w:sz w:val="24"/>
           <w:szCs w:val="24"/>
@@ -5134,7 +5056,7 @@
           <w:numId w:val="2"/>
         </w:numPr>
         <w:bidi w:val="0"/>
-        <w:jc w:val="left"/>
+        <w:jc w:val="start"/>
         <w:rPr>
           <w:sz w:val="24"/>
           <w:szCs w:val="24"/>
@@ -5156,7 +5078,7 @@
           <w:numId w:val="2"/>
         </w:numPr>
         <w:bidi w:val="0"/>
-        <w:jc w:val="left"/>
+        <w:jc w:val="start"/>
         <w:rPr>
           <w:sz w:val="24"/>
           <w:szCs w:val="24"/>
@@ -5178,7 +5100,7 @@
           <w:numId w:val="2"/>
         </w:numPr>
         <w:bidi w:val="0"/>
-        <w:jc w:val="left"/>
+        <w:jc w:val="start"/>
         <w:rPr>
           <w:sz w:val="24"/>
           <w:szCs w:val="24"/>
@@ -5216,6 +5138,7 @@
       <w:pPr>
         <w:pStyle w:val="Normal"/>
         <w:bidi w:val="0"/>
+        <w:spacing w:before="0" w:after="0"/>
         <w:jc w:val="center"/>
         <w:rPr>
           <w:sz w:val="24"/>
@@ -5242,9 +5165,8 @@
       <w:pPr>
         <w:pStyle w:val="Normal"/>
         <w:bidi w:val="0"/>
-        <w:jc w:val="left"/>
-        <w:rPr>
-          <w:i w:val="false"/>
+        <w:jc w:val="start"/>
+        <w:rPr>
           <w:i w:val="false"/>
           <w:iCs w:val="false"/>
           <w:sz w:val="24"/>
@@ -5276,9 +5198,8 @@
       <w:pPr>
         <w:pStyle w:val="Normal"/>
         <w:bidi w:val="0"/>
-        <w:jc w:val="left"/>
-        <w:rPr>
-          <w:i w:val="false"/>
+        <w:jc w:val="start"/>
+        <w:rPr>
           <w:i w:val="false"/>
           <w:iCs w:val="false"/>
           <w:sz w:val="24"/>
@@ -5301,7 +5222,6 @@
         <w:bidi w:val="0"/>
         <w:jc w:val="center"/>
         <w:rPr>
-          <w:i w:val="false"/>
           <w:i w:val="false"/>
           <w:iCs w:val="false"/>
           <w:sz w:val="24"/>
@@ -5343,28 +5263,26 @@
         <w:jc w:val="center"/>
         <w:rPr>
           <w:i w:val="false"/>
-          <w:i w:val="false"/>
-          <w:iCs w:val="false"/>
-          <w:sz w:val="24"/>
-          <w:szCs w:val="24"/>
-        </w:rPr>
-      </w:pPr>
-      <w:r>
-        <w:rPr>
-          <w:i w:val="false"/>
-          <w:iCs w:val="false"/>
-          <w:sz w:val="24"/>
-          <w:szCs w:val="24"/>
-        </w:rPr>
-      </w:r>
-    </w:p>
-    <w:p>
-      <w:pPr>
-        <w:pStyle w:val="Normal"/>
-        <w:bidi w:val="0"/>
-        <w:jc w:val="left"/>
-        <w:rPr>
-          <w:i w:val="false"/>
+          <w:iCs w:val="false"/>
+          <w:sz w:val="24"/>
+          <w:szCs w:val="24"/>
+        </w:rPr>
+      </w:pPr>
+      <w:r>
+        <w:rPr>
+          <w:i w:val="false"/>
+          <w:iCs w:val="false"/>
+          <w:sz w:val="24"/>
+          <w:szCs w:val="24"/>
+        </w:rPr>
+      </w:r>
+    </w:p>
+    <w:p>
+      <w:pPr>
+        <w:pStyle w:val="Normal"/>
+        <w:bidi w:val="0"/>
+        <w:jc w:val="start"/>
+        <w:rPr>
           <w:i w:val="false"/>
           <w:iCs w:val="false"/>
           <w:sz w:val="24"/>
@@ -5387,7 +5305,6 @@
         <w:bidi w:val="0"/>
         <w:jc w:val="center"/>
         <w:rPr>
-          <w:i w:val="false"/>
           <w:i w:val="false"/>
           <w:iCs w:val="false"/>
           <w:sz w:val="24"/>
@@ -5429,28 +5346,26 @@
         <w:jc w:val="center"/>
         <w:rPr>
           <w:i w:val="false"/>
-          <w:i w:val="false"/>
-          <w:iCs w:val="false"/>
-          <w:sz w:val="24"/>
-          <w:szCs w:val="24"/>
-        </w:rPr>
-      </w:pPr>
-      <w:r>
-        <w:rPr>
-          <w:i w:val="false"/>
-          <w:iCs w:val="false"/>
-          <w:sz w:val="24"/>
-          <w:szCs w:val="24"/>
-        </w:rPr>
-      </w:r>
-    </w:p>
-    <w:p>
-      <w:pPr>
-        <w:pStyle w:val="Normal"/>
-        <w:bidi w:val="0"/>
-        <w:jc w:val="left"/>
-        <w:rPr>
-          <w:i w:val="false"/>
+          <w:iCs w:val="false"/>
+          <w:sz w:val="24"/>
+          <w:szCs w:val="24"/>
+        </w:rPr>
+      </w:pPr>
+      <w:r>
+        <w:rPr>
+          <w:i w:val="false"/>
+          <w:iCs w:val="false"/>
+          <w:sz w:val="24"/>
+          <w:szCs w:val="24"/>
+        </w:rPr>
+      </w:r>
+    </w:p>
+    <w:p>
+      <w:pPr>
+        <w:pStyle w:val="Normal"/>
+        <w:bidi w:val="0"/>
+        <w:jc w:val="start"/>
+        <w:rPr>
           <w:i w:val="false"/>
           <w:iCs w:val="false"/>
           <w:sz w:val="24"/>
@@ -5473,7 +5388,6 @@
         <w:bidi w:val="0"/>
         <w:jc w:val="center"/>
         <w:rPr>
-          <w:i w:val="false"/>
           <w:i w:val="false"/>
           <w:iCs w:val="false"/>
           <w:sz w:val="24"/>
@@ -5515,7 +5429,6 @@
         <w:jc w:val="center"/>
         <w:rPr>
           <w:i w:val="false"/>
-          <w:i w:val="false"/>
           <w:iCs w:val="false"/>
           <w:sz w:val="24"/>
           <w:szCs w:val="24"/>
@@ -5536,7 +5449,6 @@
         <w:bidi w:val="0"/>
         <w:jc w:val="center"/>
         <w:rPr>
-          <w:b w:val="false"/>
           <w:b w:val="false"/>
           <w:bCs w:val="false"/>
           <w:u w:val="single"/>
@@ -5568,39 +5480,38 @@
         <w:bidi w:val="0"/>
         <w:rPr>
           <w:b/>
+          <w:bCs/>
+          <w:u w:val="single"/>
+        </w:rPr>
+      </w:pPr>
+      <w:r>
+        <w:rPr>
           <w:b/>
           <w:bCs/>
           <w:u w:val="single"/>
         </w:rPr>
-      </w:pPr>
-      <w:r>
+      </w:r>
+      <w:r>
+        <w:br w:type="page"/>
+      </w:r>
+    </w:p>
+    <w:p>
+      <w:pPr>
+        <w:pStyle w:val="Normal"/>
+        <w:bidi w:val="0"/>
+        <w:spacing w:before="0" w:after="0"/>
         <w:rPr>
           <w:b/>
           <w:bCs/>
           <w:u w:val="single"/>
         </w:rPr>
-      </w:r>
-      <w:r>
-        <w:br w:type="page"/>
-      </w:r>
-    </w:p>
-    <w:p>
-      <w:pPr>
-        <w:pStyle w:val="Normal"/>
-        <w:bidi w:val="0"/>
-        <w:rPr>
-          <w:b/>
+      </w:pPr>
+      <w:r>
+        <w:rPr>
           <w:b/>
           <w:bCs/>
           <w:u w:val="single"/>
         </w:rPr>
-      </w:pPr>
-      <w:r>
-        <w:rPr>
-          <w:b/>
-          <w:bCs/>
-          <w:u w:val="single"/>
-        </w:rPr>
         <w:t>Acts 5:34</w:t>
       </w:r>
     </w:p>
@@ -5639,19 +5550,19 @@
     <w:tbl>
       <w:tblPr>
         <w:tblW w:w="5000" w:type="pct"/>
-        <w:jc w:val="left"/>
+        <w:jc w:val="start"/>
         <w:tblInd w:w="-5" w:type="dxa"/>
         <w:tblLayout w:type="fixed"/>
         <w:tblCellMar>
           <w:top w:w="55" w:type="dxa"/>
-          <w:left w:w="55" w:type="dxa"/>
+          <w:start w:w="55" w:type="dxa"/>
           <w:bottom w:w="55" w:type="dxa"/>
-          <w:right w:w="55" w:type="dxa"/>
+          <w:end w:w="55" w:type="dxa"/>
         </w:tblCellMar>
       </w:tblPr>
       <w:tblGrid>
         <w:gridCol w:w="5759"/>
-        <w:gridCol w:w="5760"/>
+        <w:gridCol w:w="5761"/>
       </w:tblGrid>
       <w:tr>
         <w:trPr/>
@@ -5660,7 +5571,7 @@
             <w:tcW w:w="5759" w:type="dxa"/>
             <w:tcBorders>
               <w:top w:val="single" w:sz="4" w:space="0" w:color="000000"/>
-              <w:left w:val="single" w:sz="4" w:space="0" w:color="000000"/>
+              <w:start w:val="single" w:sz="4" w:space="0" w:color="000000"/>
               <w:bottom w:val="single" w:sz="4" w:space="0" w:color="000000"/>
             </w:tcBorders>
           </w:tcPr>
@@ -5671,7 +5582,6 @@
               <w:jc w:val="center"/>
               <w:rPr>
                 <w:b/>
-                <w:b/>
                 <w:bCs/>
               </w:rPr>
             </w:pPr>
@@ -5686,12 +5596,12 @@
         </w:tc>
         <w:tc>
           <w:tcPr>
-            <w:tcW w:w="5760" w:type="dxa"/>
+            <w:tcW w:w="5761" w:type="dxa"/>
             <w:tcBorders>
               <w:top w:val="single" w:sz="4" w:space="0" w:color="000000"/>
-              <w:left w:val="single" w:sz="4" w:space="0" w:color="000000"/>
+              <w:start w:val="single" w:sz="4" w:space="0" w:color="000000"/>
               <w:bottom w:val="single" w:sz="4" w:space="0" w:color="000000"/>
-              <w:right w:val="single" w:sz="4" w:space="0" w:color="000000"/>
+              <w:end w:val="single" w:sz="4" w:space="0" w:color="000000"/>
             </w:tcBorders>
           </w:tcPr>
           <w:p>
@@ -5700,7 +5610,6 @@
               <w:widowControl w:val="false"/>
               <w:jc w:val="center"/>
               <w:rPr>
-                <w:b/>
                 <w:b/>
                 <w:bCs/>
               </w:rPr>
@@ -5721,7 +5630,7 @@
           <w:tcPr>
             <w:tcW w:w="5759" w:type="dxa"/>
             <w:tcBorders>
-              <w:left w:val="single" w:sz="4" w:space="0" w:color="000000"/>
+              <w:start w:val="single" w:sz="4" w:space="0" w:color="000000"/>
               <w:bottom w:val="single" w:sz="4" w:space="0" w:color="000000"/>
             </w:tcBorders>
           </w:tcPr>
@@ -5762,11 +5671,11 @@
         </w:tc>
         <w:tc>
           <w:tcPr>
-            <w:tcW w:w="5760" w:type="dxa"/>
+            <w:tcW w:w="5761" w:type="dxa"/>
             <w:tcBorders>
-              <w:left w:val="single" w:sz="4" w:space="0" w:color="000000"/>
+              <w:start w:val="single" w:sz="4" w:space="0" w:color="000000"/>
               <w:bottom w:val="single" w:sz="4" w:space="0" w:color="000000"/>
-              <w:right w:val="single" w:sz="4" w:space="0" w:color="000000"/>
+              <w:end w:val="single" w:sz="4" w:space="0" w:color="000000"/>
             </w:tcBorders>
           </w:tcPr>
           <w:p>
@@ -5796,19 +5705,19 @@
     <w:tbl>
       <w:tblPr>
         <w:tblW w:w="5000" w:type="pct"/>
-        <w:jc w:val="left"/>
+        <w:jc w:val="start"/>
         <w:tblInd w:w="-5" w:type="dxa"/>
         <w:tblLayout w:type="fixed"/>
         <w:tblCellMar>
           <w:top w:w="55" w:type="dxa"/>
-          <w:left w:w="55" w:type="dxa"/>
+          <w:start w:w="55" w:type="dxa"/>
           <w:bottom w:w="55" w:type="dxa"/>
-          <w:right w:w="55" w:type="dxa"/>
+          <w:end w:w="55" w:type="dxa"/>
         </w:tblCellMar>
       </w:tblPr>
       <w:tblGrid>
         <w:gridCol w:w="5759"/>
-        <w:gridCol w:w="5760"/>
+        <w:gridCol w:w="5761"/>
       </w:tblGrid>
       <w:tr>
         <w:trPr/>
@@ -5817,7 +5726,7 @@
             <w:tcW w:w="5759" w:type="dxa"/>
             <w:tcBorders>
               <w:top w:val="single" w:sz="4" w:space="0" w:color="000000"/>
-              <w:left w:val="single" w:sz="4" w:space="0" w:color="000000"/>
+              <w:start w:val="single" w:sz="4" w:space="0" w:color="000000"/>
               <w:bottom w:val="single" w:sz="4" w:space="0" w:color="000000"/>
             </w:tcBorders>
           </w:tcPr>
@@ -5828,7 +5737,6 @@
               <w:jc w:val="center"/>
               <w:rPr>
                 <w:b/>
-                <w:b/>
                 <w:bCs/>
               </w:rPr>
             </w:pPr>
@@ -5843,12 +5751,12 @@
         </w:tc>
         <w:tc>
           <w:tcPr>
-            <w:tcW w:w="5760" w:type="dxa"/>
+            <w:tcW w:w="5761" w:type="dxa"/>
             <w:tcBorders>
               <w:top w:val="single" w:sz="4" w:space="0" w:color="000000"/>
-              <w:left w:val="single" w:sz="4" w:space="0" w:color="000000"/>
+              <w:start w:val="single" w:sz="4" w:space="0" w:color="000000"/>
               <w:bottom w:val="single" w:sz="4" w:space="0" w:color="000000"/>
-              <w:right w:val="single" w:sz="4" w:space="0" w:color="000000"/>
+              <w:end w:val="single" w:sz="4" w:space="0" w:color="000000"/>
             </w:tcBorders>
           </w:tcPr>
           <w:p>
@@ -5857,7 +5765,6 @@
               <w:widowControl w:val="false"/>
               <w:jc w:val="center"/>
               <w:rPr>
-                <w:b/>
                 <w:b/>
                 <w:bCs/>
               </w:rPr>
@@ -5878,7 +5785,7 @@
           <w:tcPr>
             <w:tcW w:w="5759" w:type="dxa"/>
             <w:tcBorders>
-              <w:left w:val="single" w:sz="4" w:space="0" w:color="000000"/>
+              <w:start w:val="single" w:sz="4" w:space="0" w:color="000000"/>
               <w:bottom w:val="single" w:sz="4" w:space="0" w:color="000000"/>
             </w:tcBorders>
           </w:tcPr>
@@ -5910,11 +5817,11 @@
         </w:tc>
         <w:tc>
           <w:tcPr>
-            <w:tcW w:w="5760" w:type="dxa"/>
+            <w:tcW w:w="5761" w:type="dxa"/>
             <w:tcBorders>
-              <w:left w:val="single" w:sz="4" w:space="0" w:color="000000"/>
+              <w:start w:val="single" w:sz="4" w:space="0" w:color="000000"/>
               <w:bottom w:val="single" w:sz="4" w:space="0" w:color="000000"/>
-              <w:right w:val="single" w:sz="4" w:space="0" w:color="000000"/>
+              <w:end w:val="single" w:sz="4" w:space="0" w:color="000000"/>
             </w:tcBorders>
           </w:tcPr>
           <w:p>
@@ -5937,7 +5844,7 @@
         <w:bidi w:val="0"/>
         <w:jc w:val="center"/>
         <w:rPr>
-          <w:rStyle w:val="InternetLink"/>
+          <w:rStyle w:val="Hyperlink"/>
         </w:rPr>
       </w:pPr>
       <w:r>
@@ -5954,7 +5861,7 @@
       <w:hyperlink r:id="rId11">
         <w:r>
           <w:rPr>
-            <w:rStyle w:val="InternetLink"/>
+            <w:rStyle w:val="Hyperlink"/>
             <w:sz w:val="24"/>
             <w:szCs w:val="24"/>
           </w:rPr>
@@ -5963,7 +5870,7 @@
       </w:hyperlink>
       <w:r>
         <w:rPr>
-          <w:rStyle w:val="InternetLink"/>
+          <w:rStyle w:val="Hyperlink"/>
           <w:sz w:val="24"/>
           <w:szCs w:val="24"/>
         </w:rPr>
@@ -5981,13 +5888,13 @@
       <w:pPr>
         <w:pStyle w:val="Normal"/>
         <w:bidi w:val="0"/>
-        <w:jc w:val="left"/>
+        <w:jc w:val="start"/>
         <w:rPr/>
       </w:pPr>
       <w:hyperlink r:id="rId12">
         <w:r>
           <w:rPr>
-            <w:rStyle w:val="InternetLink"/>
+            <w:rStyle w:val="Hyperlink"/>
             <w:b/>
             <w:bCs/>
             <w:sz w:val="24"/>
@@ -6008,7 +5915,7 @@
       <w:pPr>
         <w:pStyle w:val="Normal"/>
         <w:bidi w:val="0"/>
-        <w:jc w:val="left"/>
+        <w:jc w:val="start"/>
         <w:rPr/>
       </w:pPr>
       <w:r>
@@ -6023,7 +5930,7 @@
       <w:pPr>
         <w:pStyle w:val="Normal"/>
         <w:bidi w:val="0"/>
-        <w:jc w:val="left"/>
+        <w:jc w:val="start"/>
         <w:rPr/>
       </w:pPr>
       <w:r>
@@ -6045,7 +5952,7 @@
       <w:pPr>
         <w:pStyle w:val="Normal"/>
         <w:bidi w:val="0"/>
-        <w:jc w:val="left"/>
+        <w:jc w:val="start"/>
         <w:rPr/>
       </w:pPr>
       <w:r>
@@ -6067,7 +5974,7 @@
       <w:pPr>
         <w:pStyle w:val="Normal"/>
         <w:bidi w:val="0"/>
-        <w:jc w:val="left"/>
+        <w:jc w:val="start"/>
         <w:rPr/>
       </w:pPr>
       <w:r>
@@ -6089,7 +5996,7 @@
       <w:pPr>
         <w:pStyle w:val="Normal"/>
         <w:bidi w:val="0"/>
-        <w:jc w:val="left"/>
+        <w:jc w:val="start"/>
         <w:rPr/>
       </w:pPr>
       <w:r>
@@ -6104,7 +6011,7 @@
       <w:pPr>
         <w:pStyle w:val="Normal"/>
         <w:bidi w:val="0"/>
-        <w:jc w:val="left"/>
+        <w:jc w:val="start"/>
         <w:rPr/>
       </w:pPr>
       <w:r>
@@ -6126,7 +6033,7 @@
       <w:pPr>
         <w:pStyle w:val="Normal"/>
         <w:bidi w:val="0"/>
-        <w:jc w:val="left"/>
+        <w:jc w:val="start"/>
         <w:rPr/>
       </w:pPr>
       <w:r>
@@ -6141,7 +6048,7 @@
       <w:pPr>
         <w:pStyle w:val="Normal"/>
         <w:bidi w:val="0"/>
-        <w:jc w:val="left"/>
+        <w:jc w:val="start"/>
         <w:rPr/>
       </w:pPr>
       <w:r>
@@ -6163,7 +6070,7 @@
       <w:pPr>
         <w:pStyle w:val="Normal"/>
         <w:bidi w:val="0"/>
-        <w:jc w:val="left"/>
+        <w:jc w:val="start"/>
         <w:rPr/>
       </w:pPr>
       <w:r>
@@ -6178,30 +6085,30 @@
       <w:pPr>
         <w:pStyle w:val="Normal"/>
         <w:bidi w:val="0"/>
-        <w:jc w:val="left"/>
-        <w:rPr>
-          <w:sz w:val="24"/>
-          <w:szCs w:val="24"/>
-        </w:rPr>
-      </w:pPr>
-      <w:r>
-        <w:rPr>
-          <w:sz w:val="24"/>
-          <w:szCs w:val="24"/>
-        </w:rPr>
-      </w:r>
-    </w:p>
-    <w:p>
-      <w:pPr>
-        <w:pStyle w:val="Normal"/>
-        <w:bidi w:val="0"/>
-        <w:jc w:val="left"/>
+        <w:jc w:val="start"/>
+        <w:rPr>
+          <w:sz w:val="24"/>
+          <w:szCs w:val="24"/>
+        </w:rPr>
+      </w:pPr>
+      <w:r>
+        <w:rPr>
+          <w:sz w:val="24"/>
+          <w:szCs w:val="24"/>
+        </w:rPr>
+      </w:r>
+    </w:p>
+    <w:p>
+      <w:pPr>
+        <w:pStyle w:val="Normal"/>
+        <w:bidi w:val="0"/>
+        <w:jc w:val="start"/>
         <w:rPr/>
       </w:pPr>
       <w:hyperlink r:id="rId13">
         <w:r>
           <w:rPr>
-            <w:rStyle w:val="InternetLink"/>
+            <w:rStyle w:val="Hyperlink"/>
             <w:b/>
             <w:bCs/>
             <w:sz w:val="24"/>
@@ -6222,7 +6129,7 @@
       <w:pPr>
         <w:pStyle w:val="Normal"/>
         <w:bidi w:val="0"/>
-        <w:jc w:val="left"/>
+        <w:jc w:val="start"/>
         <w:rPr/>
       </w:pPr>
       <w:r>
@@ -6237,7 +6144,7 @@
       <w:pPr>
         <w:pStyle w:val="Normal"/>
         <w:bidi w:val="0"/>
-        <w:jc w:val="left"/>
+        <w:jc w:val="start"/>
         <w:rPr/>
       </w:pPr>
       <w:r>
@@ -6259,7 +6166,7 @@
       <w:pPr>
         <w:pStyle w:val="Normal"/>
         <w:bidi w:val="0"/>
-        <w:jc w:val="left"/>
+        <w:jc w:val="start"/>
         <w:rPr/>
       </w:pPr>
       <w:r>
@@ -6274,7 +6181,7 @@
       <w:pPr>
         <w:pStyle w:val="Normal"/>
         <w:bidi w:val="0"/>
-        <w:jc w:val="left"/>
+        <w:jc w:val="start"/>
         <w:rPr/>
       </w:pPr>
       <w:r>
@@ -6296,24 +6203,24 @@
       <w:pPr>
         <w:pStyle w:val="Normal"/>
         <w:bidi w:val="0"/>
-        <w:jc w:val="left"/>
-        <w:rPr>
-          <w:sz w:val="24"/>
-          <w:szCs w:val="24"/>
-        </w:rPr>
-      </w:pPr>
-      <w:r>
-        <w:rPr>
-          <w:sz w:val="24"/>
-          <w:szCs w:val="24"/>
-        </w:rPr>
-      </w:r>
-    </w:p>
-    <w:p>
-      <w:pPr>
-        <w:pStyle w:val="Normal"/>
-        <w:bidi w:val="0"/>
-        <w:jc w:val="left"/>
+        <w:jc w:val="start"/>
+        <w:rPr>
+          <w:sz w:val="24"/>
+          <w:szCs w:val="24"/>
+        </w:rPr>
+      </w:pPr>
+      <w:r>
+        <w:rPr>
+          <w:sz w:val="24"/>
+          <w:szCs w:val="24"/>
+        </w:rPr>
+      </w:r>
+    </w:p>
+    <w:p>
+      <w:pPr>
+        <w:pStyle w:val="Normal"/>
+        <w:bidi w:val="0"/>
+        <w:jc w:val="start"/>
         <w:rPr/>
       </w:pPr>
       <w:r>
@@ -6337,7 +6244,7 @@
       <w:pPr>
         <w:pStyle w:val="Normal"/>
         <w:bidi w:val="0"/>
-        <w:jc w:val="left"/>
+        <w:jc w:val="start"/>
         <w:rPr/>
       </w:pPr>
       <w:r>
@@ -6352,7 +6259,7 @@
       <w:pPr>
         <w:pStyle w:val="Normal"/>
         <w:bidi w:val="0"/>
-        <w:jc w:val="left"/>
+        <w:jc w:val="start"/>
         <w:rPr/>
       </w:pPr>
       <w:r>
@@ -6367,25 +6274,24 @@
       <w:pPr>
         <w:pStyle w:val="Normal"/>
         <w:bidi w:val="0"/>
-        <w:jc w:val="left"/>
-        <w:rPr>
-          <w:sz w:val="24"/>
-          <w:szCs w:val="24"/>
-        </w:rPr>
-      </w:pPr>
-      <w:r>
-        <w:rPr>
-          <w:sz w:val="24"/>
-          <w:szCs w:val="24"/>
-        </w:rPr>
-      </w:r>
-    </w:p>
-    <w:p>
-      <w:pPr>
-        <w:pStyle w:val="Normal"/>
-        <w:bidi w:val="0"/>
-        <w:rPr>
-          <w:b/>
+        <w:jc w:val="start"/>
+        <w:rPr>
+          <w:sz w:val="24"/>
+          <w:szCs w:val="24"/>
+        </w:rPr>
+      </w:pPr>
+      <w:r>
+        <w:rPr>
+          <w:sz w:val="24"/>
+          <w:szCs w:val="24"/>
+        </w:rPr>
+      </w:r>
+    </w:p>
+    <w:p>
+      <w:pPr>
+        <w:pStyle w:val="Normal"/>
+        <w:bidi w:val="0"/>
+        <w:rPr>
           <w:b/>
           <w:bCs/>
         </w:rPr>
@@ -6621,6 +6527,7 @@
       <w:pPr>
         <w:pStyle w:val="Normal"/>
         <w:bidi w:val="0"/>
+        <w:spacing w:before="0" w:after="0"/>
         <w:jc w:val="center"/>
         <w:rPr>
           <w:sz w:val="24"/>
@@ -6647,9 +6554,8 @@
       <w:pPr>
         <w:pStyle w:val="Normal"/>
         <w:bidi w:val="0"/>
-        <w:jc w:val="left"/>
-        <w:rPr>
-          <w:i w:val="false"/>
+        <w:jc w:val="start"/>
+        <w:rPr>
           <w:i w:val="false"/>
           <w:iCs w:val="false"/>
           <w:sz w:val="24"/>
@@ -6670,9 +6576,8 @@
       <w:pPr>
         <w:pStyle w:val="Normal"/>
         <w:bidi w:val="0"/>
-        <w:jc w:val="left"/>
-        <w:rPr>
-          <w:i w:val="false"/>
+        <w:jc w:val="start"/>
+        <w:rPr>
           <w:i w:val="false"/>
           <w:iCs w:val="false"/>
           <w:sz w:val="24"/>
@@ -6722,22 +6627,21 @@
         <w:jc w:val="center"/>
         <w:rPr>
           <w:i w:val="false"/>
-          <w:i w:val="false"/>
-          <w:iCs w:val="false"/>
-        </w:rPr>
-      </w:pPr>
-      <w:r>
-        <w:rPr>
-          <w:i w:val="false"/>
-          <w:iCs w:val="false"/>
-        </w:rPr>
-      </w:r>
-    </w:p>
-    <w:p>
-      <w:pPr>
-        <w:pStyle w:val="Normal"/>
-        <w:bidi w:val="0"/>
-        <w:jc w:val="left"/>
+          <w:iCs w:val="false"/>
+        </w:rPr>
+      </w:pPr>
+      <w:r>
+        <w:rPr>
+          <w:i w:val="false"/>
+          <w:iCs w:val="false"/>
+        </w:rPr>
+      </w:r>
+    </w:p>
+    <w:p>
+      <w:pPr>
+        <w:pStyle w:val="Normal"/>
+        <w:bidi w:val="0"/>
+        <w:jc w:val="start"/>
         <w:rPr/>
       </w:pPr>
       <w:r>
@@ -6780,25 +6684,24 @@
       <w:pPr>
         <w:pStyle w:val="Normal"/>
         <w:bidi w:val="0"/>
-        <w:jc w:val="left"/>
-        <w:rPr>
-          <w:i w:val="false"/>
-          <w:i w:val="false"/>
-          <w:iCs w:val="false"/>
-        </w:rPr>
-      </w:pPr>
-      <w:r>
-        <w:rPr>
-          <w:i w:val="false"/>
-          <w:iCs w:val="false"/>
-        </w:rPr>
-      </w:r>
-    </w:p>
-    <w:p>
-      <w:pPr>
-        <w:pStyle w:val="Normal"/>
-        <w:bidi w:val="0"/>
-        <w:jc w:val="left"/>
+        <w:jc w:val="start"/>
+        <w:rPr>
+          <w:i w:val="false"/>
+          <w:iCs w:val="false"/>
+        </w:rPr>
+      </w:pPr>
+      <w:r>
+        <w:rPr>
+          <w:i w:val="false"/>
+          <w:iCs w:val="false"/>
+        </w:rPr>
+      </w:r>
+    </w:p>
+    <w:p>
+      <w:pPr>
+        <w:pStyle w:val="Normal"/>
+        <w:bidi w:val="0"/>
+        <w:jc w:val="start"/>
         <w:rPr/>
       </w:pPr>
       <w:r>
@@ -6820,7 +6723,7 @@
       <w:pPr>
         <w:pStyle w:val="Normal"/>
         <w:bidi w:val="0"/>
-        <w:jc w:val="left"/>
+        <w:jc w:val="start"/>
         <w:rPr/>
       </w:pPr>
       <w:r>
@@ -6835,7 +6738,7 @@
       <w:pPr>
         <w:pStyle w:val="Normal"/>
         <w:bidi w:val="0"/>
-        <w:jc w:val="left"/>
+        <w:jc w:val="start"/>
         <w:rPr/>
       </w:pPr>
       <w:r>
@@ -6878,25 +6781,24 @@
       <w:pPr>
         <w:pStyle w:val="Normal"/>
         <w:bidi w:val="0"/>
-        <w:jc w:val="left"/>
-        <w:rPr>
-          <w:i w:val="false"/>
-          <w:i w:val="false"/>
-          <w:iCs w:val="false"/>
-        </w:rPr>
-      </w:pPr>
-      <w:r>
-        <w:rPr>
-          <w:i w:val="false"/>
-          <w:iCs w:val="false"/>
-        </w:rPr>
-      </w:r>
-    </w:p>
-    <w:p>
-      <w:pPr>
-        <w:pStyle w:val="Normal"/>
-        <w:bidi w:val="0"/>
-        <w:jc w:val="left"/>
+        <w:jc w:val="start"/>
+        <w:rPr>
+          <w:i w:val="false"/>
+          <w:iCs w:val="false"/>
+        </w:rPr>
+      </w:pPr>
+      <w:r>
+        <w:rPr>
+          <w:i w:val="false"/>
+          <w:iCs w:val="false"/>
+        </w:rPr>
+      </w:r>
+    </w:p>
+    <w:p>
+      <w:pPr>
+        <w:pStyle w:val="Normal"/>
+        <w:bidi w:val="0"/>
+        <w:jc w:val="start"/>
         <w:rPr/>
       </w:pPr>
       <w:r>
@@ -6911,7 +6813,7 @@
       <w:pPr>
         <w:pStyle w:val="Normal"/>
         <w:bidi w:val="0"/>
-        <w:jc w:val="left"/>
+        <w:jc w:val="start"/>
         <w:rPr/>
       </w:pPr>
       <w:r>
@@ -6940,25 +6842,24 @@
       <w:pPr>
         <w:pStyle w:val="Normal"/>
         <w:bidi w:val="0"/>
-        <w:jc w:val="left"/>
-        <w:rPr>
-          <w:i w:val="false"/>
-          <w:i w:val="false"/>
-          <w:iCs w:val="false"/>
-        </w:rPr>
-      </w:pPr>
-      <w:r>
-        <w:rPr>
-          <w:i w:val="false"/>
-          <w:iCs w:val="false"/>
-        </w:rPr>
-      </w:r>
-    </w:p>
-    <w:p>
-      <w:pPr>
-        <w:pStyle w:val="Normal"/>
-        <w:bidi w:val="0"/>
-        <w:jc w:val="left"/>
+        <w:jc w:val="start"/>
+        <w:rPr>
+          <w:i w:val="false"/>
+          <w:iCs w:val="false"/>
+        </w:rPr>
+      </w:pPr>
+      <w:r>
+        <w:rPr>
+          <w:i w:val="false"/>
+          <w:iCs w:val="false"/>
+        </w:rPr>
+      </w:r>
+    </w:p>
+    <w:p>
+      <w:pPr>
+        <w:pStyle w:val="Normal"/>
+        <w:bidi w:val="0"/>
+        <w:jc w:val="start"/>
         <w:rPr/>
       </w:pPr>
       <w:r>
@@ -6973,7 +6874,7 @@
       <w:pPr>
         <w:pStyle w:val="Normal"/>
         <w:bidi w:val="0"/>
-        <w:jc w:val="left"/>
+        <w:jc w:val="start"/>
         <w:rPr/>
       </w:pPr>
       <w:r>
@@ -7002,9 +6903,8 @@
       <w:pPr>
         <w:pStyle w:val="Normal"/>
         <w:bidi w:val="0"/>
-        <w:jc w:val="left"/>
-        <w:rPr>
-          <w:i w:val="false"/>
+        <w:jc w:val="start"/>
+        <w:rPr>
           <w:i w:val="false"/>
           <w:iCs w:val="false"/>
         </w:rPr>
@@ -7100,7 +7000,7 @@
       <w:hyperlink r:id="rId14">
         <w:r>
           <w:rPr>
-            <w:rStyle w:val="InternetLink"/>
+            <w:rStyle w:val="Hyperlink"/>
           </w:rPr>
           <w:t>Merriam-Websters definition</w:t>
         </w:r>
@@ -7171,8 +7071,8 @@
       <w:pPr>
         <w:pStyle w:val="Normal"/>
         <w:bidi w:val="0"/>
-        <w:rPr>
-          <w:b/>
+        <w:spacing w:before="0" w:after="0"/>
+        <w:rPr>
           <w:b/>
           <w:bCs/>
         </w:rPr>
@@ -7262,14 +7162,14 @@
       <w:hyperlink r:id="rId15">
         <w:r>
           <w:rPr>
-            <w:rStyle w:val="InternetLink"/>
+            <w:rStyle w:val="Hyperlink"/>
           </w:rPr>
           <w:t>Merriam-Webster online</w:t>
         </w:r>
       </w:hyperlink>
       <w:r>
         <w:rPr>
-          <w:rStyle w:val="InternetLink"/>
+          <w:rStyle w:val="Hyperlink"/>
         </w:rPr>
         <w:t xml:space="preserve"> 2023</w:t>
       </w:r>
@@ -7282,13 +7182,13 @@
       <w:pPr>
         <w:pStyle w:val="Normal"/>
         <w:bidi w:val="0"/>
-        <w:jc w:val="left"/>
+        <w:jc w:val="start"/>
         <w:rPr/>
       </w:pPr>
       <w:hyperlink r:id="rId16">
         <w:r>
           <w:rPr>
-            <w:rStyle w:val="InternetLink"/>
+            <w:rStyle w:val="Hyperlink"/>
           </w:rPr>
           <w:t>Father</w:t>
         </w:r>
@@ -7302,7 +7202,7 @@
       <w:pPr>
         <w:pStyle w:val="Normal"/>
         <w:bidi w:val="0"/>
-        <w:jc w:val="left"/>
+        <w:jc w:val="start"/>
         <w:rPr/>
       </w:pPr>
       <w:r>
@@ -7314,7 +7214,7 @@
       <w:pPr>
         <w:pStyle w:val="Normal"/>
         <w:bidi w:val="0"/>
-        <w:jc w:val="left"/>
+        <w:jc w:val="start"/>
         <w:rPr/>
       </w:pPr>
       <w:r>
@@ -7330,7 +7230,7 @@
       <w:pPr>
         <w:pStyle w:val="Normal"/>
         <w:bidi w:val="0"/>
-        <w:jc w:val="left"/>
+        <w:jc w:val="start"/>
         <w:rPr/>
       </w:pPr>
       <w:r>
@@ -7342,7 +7242,7 @@
       <w:pPr>
         <w:pStyle w:val="Normal"/>
         <w:bidi w:val="0"/>
-        <w:jc w:val="left"/>
+        <w:jc w:val="start"/>
         <w:rPr/>
       </w:pPr>
       <w:r>
@@ -7354,7 +7254,7 @@
       <w:pPr>
         <w:pStyle w:val="Normal"/>
         <w:bidi w:val="0"/>
-        <w:jc w:val="left"/>
+        <w:jc w:val="start"/>
         <w:rPr/>
       </w:pPr>
       <w:r>
@@ -7366,24 +7266,24 @@
       <w:pPr>
         <w:pStyle w:val="Normal"/>
         <w:bidi w:val="0"/>
-        <w:jc w:val="left"/>
-        <w:rPr/>
-      </w:pPr>
-      <w:r>
-        <w:rPr/>
-      </w:r>
-    </w:p>
-    <w:p>
-      <w:pPr>
-        <w:pStyle w:val="Normal"/>
-        <w:bidi w:val="0"/>
-        <w:jc w:val="left"/>
+        <w:jc w:val="start"/>
+        <w:rPr/>
+      </w:pPr>
+      <w:r>
+        <w:rPr/>
+      </w:r>
+    </w:p>
+    <w:p>
+      <w:pPr>
+        <w:pStyle w:val="Normal"/>
+        <w:bidi w:val="0"/>
+        <w:jc w:val="start"/>
         <w:rPr/>
       </w:pPr>
       <w:hyperlink r:id="rId17">
         <w:r>
           <w:rPr>
-            <w:rStyle w:val="InternetLink"/>
+            <w:rStyle w:val="Hyperlink"/>
           </w:rPr>
           <w:t>GOD sense 1</w:t>
         </w:r>
@@ -7397,7 +7297,7 @@
       <w:pPr>
         <w:pStyle w:val="Normal"/>
         <w:bidi w:val="0"/>
-        <w:jc w:val="left"/>
+        <w:jc w:val="start"/>
         <w:rPr/>
       </w:pPr>
       <w:r>
@@ -7419,7 +7319,7 @@
       <w:pPr>
         <w:pStyle w:val="Normal"/>
         <w:bidi w:val="0"/>
-        <w:jc w:val="left"/>
+        <w:jc w:val="start"/>
         <w:rPr/>
       </w:pPr>
       <w:r>
@@ -7455,7 +7355,7 @@
       <w:pPr>
         <w:pStyle w:val="Normal"/>
         <w:bidi w:val="0"/>
-        <w:jc w:val="left"/>
+        <w:jc w:val="start"/>
         <w:rPr/>
       </w:pPr>
       <w:r>
@@ -7477,7 +7377,7 @@
       <w:pPr>
         <w:pStyle w:val="Normal"/>
         <w:bidi w:val="0"/>
-        <w:jc w:val="left"/>
+        <w:jc w:val="start"/>
         <w:rPr/>
       </w:pPr>
       <w:r>
@@ -7523,7 +7423,7 @@
       <w:pPr>
         <w:pStyle w:val="Normal"/>
         <w:bidi w:val="0"/>
-        <w:jc w:val="left"/>
+        <w:jc w:val="start"/>
         <w:rPr/>
       </w:pPr>
       <w:r>
@@ -7555,26 +7455,26 @@
       <w:pPr>
         <w:pStyle w:val="Normal"/>
         <w:bidi w:val="0"/>
-        <w:jc w:val="left"/>
-        <w:rPr>
-          <w:rStyle w:val="InternetLink"/>
-        </w:rPr>
-      </w:pPr>
-      <w:r>
-        <w:rPr/>
-      </w:r>
-    </w:p>
-    <w:p>
-      <w:pPr>
-        <w:pStyle w:val="Normal"/>
-        <w:bidi w:val="0"/>
-        <w:jc w:val="left"/>
+        <w:jc w:val="start"/>
+        <w:rPr>
+          <w:rStyle w:val="Hyperlink"/>
+        </w:rPr>
+      </w:pPr>
+      <w:r>
+        <w:rPr/>
+      </w:r>
+    </w:p>
+    <w:p>
+      <w:pPr>
+        <w:pStyle w:val="Normal"/>
+        <w:bidi w:val="0"/>
+        <w:jc w:val="start"/>
         <w:rPr/>
       </w:pPr>
       <w:hyperlink r:id="rId18">
         <w:r>
           <w:rPr>
-            <w:rStyle w:val="InternetLink"/>
+            <w:rStyle w:val="Hyperlink"/>
           </w:rPr>
           <w:t>Merriam-Websters 2023</w:t>
         </w:r>
@@ -7588,7 +7488,7 @@
       <w:pPr>
         <w:pStyle w:val="Normal"/>
         <w:bidi w:val="0"/>
-        <w:jc w:val="left"/>
+        <w:jc w:val="start"/>
         <w:rPr/>
       </w:pPr>
       <w:r>
@@ -7606,7 +7506,7 @@
       <w:pPr>
         <w:pStyle w:val="Normal"/>
         <w:bidi w:val="0"/>
-        <w:jc w:val="left"/>
+        <w:jc w:val="start"/>
         <w:rPr/>
       </w:pPr>
       <w:r>
@@ -7618,7 +7518,7 @@
       <w:pPr>
         <w:pStyle w:val="Normal"/>
         <w:bidi w:val="0"/>
-        <w:jc w:val="left"/>
+        <w:jc w:val="start"/>
         <w:rPr/>
       </w:pPr>
       <w:r>
@@ -7640,24 +7540,24 @@
       <w:pPr>
         <w:pStyle w:val="Normal"/>
         <w:bidi w:val="0"/>
-        <w:jc w:val="left"/>
-        <w:rPr/>
-      </w:pPr>
-      <w:r>
-        <w:rPr/>
-      </w:r>
-    </w:p>
-    <w:p>
-      <w:pPr>
-        <w:pStyle w:val="Normal"/>
-        <w:bidi w:val="0"/>
-        <w:jc w:val="left"/>
+        <w:jc w:val="start"/>
+        <w:rPr/>
+      </w:pPr>
+      <w:r>
+        <w:rPr/>
+      </w:r>
+    </w:p>
+    <w:p>
+      <w:pPr>
+        <w:pStyle w:val="Normal"/>
+        <w:bidi w:val="0"/>
+        <w:jc w:val="start"/>
         <w:rPr/>
       </w:pPr>
       <w:hyperlink r:id="rId19">
         <w:r>
           <w:rPr>
-            <w:rStyle w:val="InternetLink"/>
+            <w:rStyle w:val="Hyperlink"/>
           </w:rPr>
           <w:t>Merriam-Websters 2023</w:t>
         </w:r>
@@ -7671,7 +7571,7 @@
       <w:pPr>
         <w:pStyle w:val="Normal"/>
         <w:bidi w:val="0"/>
-        <w:jc w:val="left"/>
+        <w:jc w:val="start"/>
         <w:rPr>
           <w:color w:val="C9211E"/>
         </w:rPr>
@@ -7687,7 +7587,7 @@
       <w:pPr>
         <w:pStyle w:val="Normal"/>
         <w:bidi w:val="0"/>
-        <w:jc w:val="left"/>
+        <w:jc w:val="start"/>
         <w:rPr/>
       </w:pPr>
       <w:r>
@@ -7699,24 +7599,24 @@
       <w:pPr>
         <w:pStyle w:val="Normal"/>
         <w:bidi w:val="0"/>
-        <w:jc w:val="left"/>
-        <w:rPr/>
-      </w:pPr>
-      <w:r>
-        <w:rPr/>
-      </w:r>
-    </w:p>
-    <w:p>
-      <w:pPr>
-        <w:pStyle w:val="Normal"/>
-        <w:bidi w:val="0"/>
-        <w:jc w:val="left"/>
+        <w:jc w:val="start"/>
+        <w:rPr/>
+      </w:pPr>
+      <w:r>
+        <w:rPr/>
+      </w:r>
+    </w:p>
+    <w:p>
+      <w:pPr>
+        <w:pStyle w:val="Normal"/>
+        <w:bidi w:val="0"/>
+        <w:jc w:val="start"/>
         <w:rPr/>
       </w:pPr>
       <w:hyperlink r:id="rId20">
         <w:r>
           <w:rPr>
-            <w:rStyle w:val="InternetLink"/>
+            <w:rStyle w:val="Hyperlink"/>
           </w:rPr>
           <w:t>Merriam-Websters 2023</w:t>
         </w:r>
@@ -7730,7 +7630,7 @@
       <w:pPr>
         <w:pStyle w:val="Normal"/>
         <w:bidi w:val="0"/>
-        <w:jc w:val="left"/>
+        <w:jc w:val="start"/>
         <w:rPr/>
       </w:pPr>
       <w:r>
@@ -7742,7 +7642,7 @@
       <w:pPr>
         <w:pStyle w:val="Normal"/>
         <w:bidi w:val="0"/>
-        <w:jc w:val="left"/>
+        <w:jc w:val="start"/>
         <w:rPr/>
       </w:pPr>
       <w:r>
@@ -7764,24 +7664,24 @@
       <w:pPr>
         <w:pStyle w:val="Normal"/>
         <w:bidi w:val="0"/>
-        <w:jc w:val="left"/>
-        <w:rPr/>
-      </w:pPr>
-      <w:r>
-        <w:rPr/>
-      </w:r>
-    </w:p>
-    <w:p>
-      <w:pPr>
-        <w:pStyle w:val="Normal"/>
-        <w:bidi w:val="0"/>
-        <w:jc w:val="left"/>
+        <w:jc w:val="start"/>
+        <w:rPr/>
+      </w:pPr>
+      <w:r>
+        <w:rPr/>
+      </w:r>
+    </w:p>
+    <w:p>
+      <w:pPr>
+        <w:pStyle w:val="Normal"/>
+        <w:bidi w:val="0"/>
+        <w:jc w:val="start"/>
         <w:rPr/>
       </w:pPr>
       <w:hyperlink r:id="rId21">
         <w:r>
           <w:rPr>
-            <w:rStyle w:val="InternetLink"/>
+            <w:rStyle w:val="Hyperlink"/>
           </w:rPr>
           <w:t>TRINITY sense 1</w:t>
         </w:r>
@@ -7791,7 +7691,7 @@
       <w:pPr>
         <w:pStyle w:val="Normal"/>
         <w:bidi w:val="0"/>
-        <w:jc w:val="left"/>
+        <w:jc w:val="start"/>
         <w:rPr/>
       </w:pPr>
       <w:r>
@@ -7809,24 +7709,24 @@
       <w:pPr>
         <w:pStyle w:val="Normal"/>
         <w:bidi w:val="0"/>
-        <w:jc w:val="left"/>
-        <w:rPr/>
-      </w:pPr>
-      <w:r>
-        <w:rPr/>
-      </w:r>
-    </w:p>
-    <w:p>
-      <w:pPr>
-        <w:pStyle w:val="Normal"/>
-        <w:bidi w:val="0"/>
-        <w:jc w:val="left"/>
+        <w:jc w:val="start"/>
+        <w:rPr/>
+      </w:pPr>
+      <w:r>
+        <w:rPr/>
+      </w:r>
+    </w:p>
+    <w:p>
+      <w:pPr>
+        <w:pStyle w:val="Normal"/>
+        <w:bidi w:val="0"/>
+        <w:jc w:val="start"/>
         <w:rPr/>
       </w:pPr>
       <w:hyperlink r:id="rId22">
         <w:r>
           <w:rPr>
-            <w:rStyle w:val="InternetLink"/>
+            <w:rStyle w:val="Hyperlink"/>
           </w:rPr>
           <w:t>Merriam-Websters 2023</w:t>
         </w:r>
@@ -7840,7 +7740,7 @@
       <w:pPr>
         <w:pStyle w:val="Normal"/>
         <w:bidi w:val="0"/>
-        <w:jc w:val="left"/>
+        <w:jc w:val="start"/>
         <w:rPr/>
       </w:pPr>
       <w:r>
@@ -7852,7 +7752,7 @@
       <w:pPr>
         <w:pStyle w:val="Normal"/>
         <w:bidi w:val="0"/>
-        <w:jc w:val="left"/>
+        <w:jc w:val="start"/>
         <w:rPr/>
       </w:pPr>
       <w:r>
@@ -7870,7 +7770,7 @@
       <w:pPr>
         <w:pStyle w:val="Normal"/>
         <w:bidi w:val="0"/>
-        <w:jc w:val="left"/>
+        <w:jc w:val="start"/>
         <w:rPr/>
       </w:pPr>
       <w:r>
@@ -7896,7 +7796,7 @@
       <w:pPr>
         <w:pStyle w:val="Normal"/>
         <w:bidi w:val="0"/>
-        <w:jc w:val="left"/>
+        <w:jc w:val="start"/>
         <w:rPr/>
       </w:pPr>
       <w:r>
@@ -7938,7 +7838,7 @@
       <w:pPr>
         <w:pStyle w:val="Normal"/>
         <w:bidi w:val="0"/>
-        <w:jc w:val="left"/>
+        <w:jc w:val="start"/>
         <w:rPr/>
       </w:pPr>
       <w:r>
@@ -7956,24 +7856,24 @@
       <w:pPr>
         <w:pStyle w:val="Normal"/>
         <w:bidi w:val="0"/>
-        <w:jc w:val="left"/>
-        <w:rPr/>
-      </w:pPr>
-      <w:r>
-        <w:rPr/>
-      </w:r>
-    </w:p>
-    <w:p>
-      <w:pPr>
-        <w:pStyle w:val="Normal"/>
-        <w:bidi w:val="0"/>
-        <w:jc w:val="left"/>
+        <w:jc w:val="start"/>
+        <w:rPr/>
+      </w:pPr>
+      <w:r>
+        <w:rPr/>
+      </w:r>
+    </w:p>
+    <w:p>
+      <w:pPr>
+        <w:pStyle w:val="Normal"/>
+        <w:bidi w:val="0"/>
+        <w:jc w:val="start"/>
         <w:rPr/>
       </w:pPr>
       <w:hyperlink r:id="rId23">
         <w:r>
           <w:rPr>
-            <w:rStyle w:val="InternetLink"/>
+            <w:rStyle w:val="Hyperlink"/>
           </w:rPr>
           <w:t>Merriam-Websters 2023</w:t>
         </w:r>
@@ -7987,7 +7887,7 @@
       <w:pPr>
         <w:pStyle w:val="Normal"/>
         <w:bidi w:val="0"/>
-        <w:jc w:val="left"/>
+        <w:jc w:val="start"/>
         <w:rPr/>
       </w:pPr>
       <w:r>
@@ -7999,7 +7899,7 @@
       <w:pPr>
         <w:pStyle w:val="Normal"/>
         <w:bidi w:val="0"/>
-        <w:jc w:val="left"/>
+        <w:jc w:val="start"/>
         <w:rPr/>
       </w:pPr>
       <w:r>
@@ -8017,7 +7917,7 @@
       <w:pPr>
         <w:pStyle w:val="Normal"/>
         <w:bidi w:val="0"/>
-        <w:jc w:val="left"/>
+        <w:jc w:val="start"/>
         <w:rPr/>
       </w:pPr>
       <w:r>
@@ -8038,6 +7938,7 @@
       <w:pPr>
         <w:pStyle w:val="Normal"/>
         <w:bidi w:val="0"/>
+        <w:spacing w:before="0" w:after="0"/>
         <w:jc w:val="center"/>
         <w:rPr/>
       </w:pPr>
@@ -8099,7 +8000,7 @@
       <w:pPr>
         <w:pStyle w:val="Normal"/>
         <w:bidi w:val="0"/>
-        <w:jc w:val="left"/>
+        <w:jc w:val="start"/>
         <w:rPr/>
       </w:pPr>
       <w:r>
@@ -8111,7 +8012,7 @@
       <w:pPr>
         <w:pStyle w:val="Normal"/>
         <w:bidi w:val="0"/>
-        <w:jc w:val="left"/>
+        <w:jc w:val="start"/>
         <w:rPr/>
       </w:pPr>
       <w:r>
@@ -8181,22 +8082,21 @@
         <w:jc w:val="center"/>
         <w:rPr>
           <w:i w:val="false"/>
-          <w:i w:val="false"/>
-          <w:iCs w:val="false"/>
-        </w:rPr>
-      </w:pPr>
-      <w:r>
-        <w:rPr>
-          <w:i w:val="false"/>
-          <w:iCs w:val="false"/>
-        </w:rPr>
-      </w:r>
-    </w:p>
-    <w:p>
-      <w:pPr>
-        <w:pStyle w:val="Normal"/>
-        <w:bidi w:val="0"/>
-        <w:jc w:val="left"/>
+          <w:iCs w:val="false"/>
+        </w:rPr>
+      </w:pPr>
+      <w:r>
+        <w:rPr>
+          <w:i w:val="false"/>
+          <w:iCs w:val="false"/>
+        </w:rPr>
+      </w:r>
+    </w:p>
+    <w:p>
+      <w:pPr>
+        <w:pStyle w:val="Normal"/>
+        <w:bidi w:val="0"/>
+        <w:jc w:val="start"/>
         <w:rPr/>
       </w:pPr>
       <w:r>
@@ -8236,7 +8136,7 @@
       <w:pPr>
         <w:pStyle w:val="Normal"/>
         <w:bidi w:val="0"/>
-        <w:jc w:val="left"/>
+        <w:jc w:val="start"/>
         <w:rPr/>
       </w:pPr>
       <w:r>
@@ -8251,9 +8151,8 @@
       <w:pPr>
         <w:pStyle w:val="Normal"/>
         <w:bidi w:val="0"/>
-        <w:jc w:val="left"/>
-        <w:rPr>
-          <w:i w:val="false"/>
+        <w:jc w:val="start"/>
+        <w:rPr>
           <w:i w:val="false"/>
           <w:iCs w:val="false"/>
         </w:rPr>
@@ -8301,22 +8200,21 @@
         <w:jc w:val="center"/>
         <w:rPr>
           <w:i w:val="false"/>
-          <w:i w:val="false"/>
-          <w:iCs w:val="false"/>
-        </w:rPr>
-      </w:pPr>
-      <w:r>
-        <w:rPr>
-          <w:i w:val="false"/>
-          <w:iCs w:val="false"/>
-        </w:rPr>
-      </w:r>
-    </w:p>
-    <w:p>
-      <w:pPr>
-        <w:pStyle w:val="Normal"/>
-        <w:bidi w:val="0"/>
-        <w:jc w:val="left"/>
+          <w:iCs w:val="false"/>
+        </w:rPr>
+      </w:pPr>
+      <w:r>
+        <w:rPr>
+          <w:i w:val="false"/>
+          <w:iCs w:val="false"/>
+        </w:rPr>
+      </w:r>
+    </w:p>
+    <w:p>
+      <w:pPr>
+        <w:pStyle w:val="Normal"/>
+        <w:bidi w:val="0"/>
+        <w:jc w:val="start"/>
         <w:rPr/>
       </w:pPr>
       <w:r>
@@ -8345,7 +8243,7 @@
       <w:pPr>
         <w:pStyle w:val="Normal"/>
         <w:bidi w:val="0"/>
-        <w:jc w:val="left"/>
+        <w:jc w:val="start"/>
         <w:rPr/>
       </w:pPr>
       <w:r>
@@ -8374,7 +8272,7 @@
       <w:pPr>
         <w:pStyle w:val="Normal"/>
         <w:bidi w:val="0"/>
-        <w:jc w:val="left"/>
+        <w:jc w:val="start"/>
         <w:rPr/>
       </w:pPr>
       <w:r>
@@ -8487,7 +8385,7 @@
       <w:pPr>
         <w:pStyle w:val="Normal"/>
         <w:bidi w:val="0"/>
-        <w:jc w:val="left"/>
+        <w:jc w:val="start"/>
         <w:rPr/>
       </w:pPr>
       <w:r>
@@ -8534,22 +8432,21 @@
         <w:jc w:val="center"/>
         <w:rPr>
           <w:i w:val="false"/>
-          <w:i w:val="false"/>
-          <w:iCs w:val="false"/>
-        </w:rPr>
-      </w:pPr>
-      <w:r>
-        <w:rPr>
-          <w:i w:val="false"/>
-          <w:iCs w:val="false"/>
-        </w:rPr>
-      </w:r>
-    </w:p>
-    <w:p>
-      <w:pPr>
-        <w:pStyle w:val="Normal"/>
-        <w:bidi w:val="0"/>
-        <w:jc w:val="left"/>
+          <w:iCs w:val="false"/>
+        </w:rPr>
+      </w:pPr>
+      <w:r>
+        <w:rPr>
+          <w:i w:val="false"/>
+          <w:iCs w:val="false"/>
+        </w:rPr>
+      </w:r>
+    </w:p>
+    <w:p>
+      <w:pPr>
+        <w:pStyle w:val="Normal"/>
+        <w:bidi w:val="0"/>
+        <w:jc w:val="start"/>
         <w:rPr/>
       </w:pPr>
       <w:r>
@@ -8578,7 +8475,7 @@
       <w:pPr>
         <w:pStyle w:val="Normal"/>
         <w:bidi w:val="0"/>
-        <w:jc w:val="left"/>
+        <w:jc w:val="start"/>
         <w:rPr/>
       </w:pPr>
       <w:r>
@@ -8593,9 +8490,8 @@
       <w:pPr>
         <w:pStyle w:val="Normal"/>
         <w:bidi w:val="0"/>
-        <w:jc w:val="left"/>
-        <w:rPr>
-          <w:i w:val="false"/>
+        <w:jc w:val="start"/>
+        <w:rPr>
           <w:i w:val="false"/>
           <w:iCs w:val="false"/>
         </w:rPr>
@@ -8643,22 +8539,21 @@
         <w:jc w:val="center"/>
         <w:rPr>
           <w:i w:val="false"/>
-          <w:i w:val="false"/>
-          <w:iCs w:val="false"/>
-        </w:rPr>
-      </w:pPr>
-      <w:r>
-        <w:rPr>
-          <w:i w:val="false"/>
-          <w:iCs w:val="false"/>
-        </w:rPr>
-      </w:r>
-    </w:p>
-    <w:p>
-      <w:pPr>
-        <w:pStyle w:val="Normal"/>
-        <w:bidi w:val="0"/>
-        <w:jc w:val="left"/>
+          <w:iCs w:val="false"/>
+        </w:rPr>
+      </w:pPr>
+      <w:r>
+        <w:rPr>
+          <w:i w:val="false"/>
+          <w:iCs w:val="false"/>
+        </w:rPr>
+      </w:r>
+    </w:p>
+    <w:p>
+      <w:pPr>
+        <w:pStyle w:val="Normal"/>
+        <w:bidi w:val="0"/>
+        <w:jc w:val="start"/>
         <w:rPr/>
       </w:pPr>
       <w:r>
@@ -8673,7 +8568,7 @@
       <w:pPr>
         <w:pStyle w:val="Normal"/>
         <w:bidi w:val="0"/>
-        <w:jc w:val="left"/>
+        <w:jc w:val="start"/>
         <w:rPr/>
       </w:pPr>
       <w:r>
@@ -8688,7 +8583,7 @@
       <w:pPr>
         <w:pStyle w:val="Normal"/>
         <w:bidi w:val="0"/>
-        <w:jc w:val="left"/>
+        <w:jc w:val="start"/>
         <w:rPr/>
       </w:pPr>
       <w:r>
@@ -8730,8 +8625,8 @@
       <w:pPr>
         <w:pStyle w:val="Normal"/>
         <w:bidi w:val="0"/>
-        <w:rPr>
-          <w:b/>
+        <w:spacing w:before="0" w:after="0"/>
+        <w:rPr>
           <w:b/>
           <w:bCs/>
         </w:rPr>
@@ -8782,33 +8677,32 @@
         <w:bidi w:val="0"/>
         <w:rPr>
           <w:b/>
+          <w:bCs/>
+        </w:rPr>
+      </w:pPr>
+      <w:r>
+        <w:rPr>
           <w:b/>
           <w:bCs/>
         </w:rPr>
-      </w:pPr>
+        <w:t>Acts 8:11</w:t>
+      </w:r>
+    </w:p>
+    <w:p>
+      <w:pPr>
+        <w:pStyle w:val="Normal"/>
+        <w:bidi w:val="0"/>
+        <w:rPr/>
+      </w:pPr>
+      <w:r>
+        <w:rPr/>
+        <w:t xml:space="preserve">And to him they had regard, because that of long time he had </w:t>
+      </w:r>
       <w:r>
         <w:rPr>
           <w:b/>
           <w:bCs/>
         </w:rPr>
-        <w:t>Acts 8:11</w:t>
-      </w:r>
-    </w:p>
-    <w:p>
-      <w:pPr>
-        <w:pStyle w:val="Normal"/>
-        <w:bidi w:val="0"/>
-        <w:rPr/>
-      </w:pPr>
-      <w:r>
-        <w:rPr/>
-        <w:t xml:space="preserve">And to him they had regard, because that of long time he had </w:t>
-      </w:r>
-      <w:r>
-        <w:rPr>
-          <w:b/>
-          <w:bCs/>
-        </w:rPr>
         <w:t>bewitched</w:t>
       </w:r>
       <w:r>
@@ -8831,7 +8725,6 @@
         <w:pStyle w:val="Normal"/>
         <w:bidi w:val="0"/>
         <w:rPr>
-          <w:b/>
           <w:b/>
           <w:bCs/>
         </w:rPr>
@@ -8879,19 +8772,19 @@
     <w:tbl>
       <w:tblPr>
         <w:tblW w:w="5000" w:type="pct"/>
-        <w:jc w:val="left"/>
+        <w:jc w:val="start"/>
         <w:tblInd w:w="-5" w:type="dxa"/>
         <w:tblLayout w:type="fixed"/>
         <w:tblCellMar>
           <w:top w:w="55" w:type="dxa"/>
-          <w:left w:w="55" w:type="dxa"/>
+          <w:start w:w="55" w:type="dxa"/>
           <w:bottom w:w="55" w:type="dxa"/>
-          <w:right w:w="55" w:type="dxa"/>
+          <w:end w:w="55" w:type="dxa"/>
         </w:tblCellMar>
       </w:tblPr>
       <w:tblGrid>
         <w:gridCol w:w="5759"/>
-        <w:gridCol w:w="5760"/>
+        <w:gridCol w:w="5761"/>
       </w:tblGrid>
       <w:tr>
         <w:trPr/>
@@ -8900,7 +8793,7 @@
             <w:tcW w:w="5759" w:type="dxa"/>
             <w:tcBorders>
               <w:top w:val="single" w:sz="4" w:space="0" w:color="000000"/>
-              <w:left w:val="single" w:sz="4" w:space="0" w:color="000000"/>
+              <w:start w:val="single" w:sz="4" w:space="0" w:color="000000"/>
               <w:bottom w:val="single" w:sz="4" w:space="0" w:color="000000"/>
             </w:tcBorders>
           </w:tcPr>
@@ -8911,7 +8804,6 @@
               <w:jc w:val="center"/>
               <w:rPr>
                 <w:b/>
-                <w:b/>
                 <w:bCs/>
               </w:rPr>
             </w:pPr>
@@ -8926,12 +8818,12 @@
         </w:tc>
         <w:tc>
           <w:tcPr>
-            <w:tcW w:w="5760" w:type="dxa"/>
+            <w:tcW w:w="5761" w:type="dxa"/>
             <w:tcBorders>
               <w:top w:val="single" w:sz="4" w:space="0" w:color="000000"/>
-              <w:left w:val="single" w:sz="4" w:space="0" w:color="000000"/>
+              <w:start w:val="single" w:sz="4" w:space="0" w:color="000000"/>
               <w:bottom w:val="single" w:sz="4" w:space="0" w:color="000000"/>
-              <w:right w:val="single" w:sz="4" w:space="0" w:color="000000"/>
+              <w:end w:val="single" w:sz="4" w:space="0" w:color="000000"/>
             </w:tcBorders>
           </w:tcPr>
           <w:p>
@@ -8940,7 +8832,6 @@
               <w:widowControl w:val="false"/>
               <w:jc w:val="center"/>
               <w:rPr>
-                <w:b/>
                 <w:b/>
                 <w:bCs/>
               </w:rPr>
@@ -8961,7 +8852,7 @@
           <w:tcPr>
             <w:tcW w:w="5759" w:type="dxa"/>
             <w:tcBorders>
-              <w:left w:val="single" w:sz="4" w:space="0" w:color="000000"/>
+              <w:start w:val="single" w:sz="4" w:space="0" w:color="000000"/>
               <w:bottom w:val="single" w:sz="4" w:space="0" w:color="000000"/>
             </w:tcBorders>
           </w:tcPr>
@@ -8973,8 +8864,6 @@
               <w:rPr>
                 <w:rFonts w:ascii="blbGentium" w:hAnsi="blbGentium"/>
                 <w:b/>
-                <w:b/>
-                <w:i w:val="false"/>
                 <w:i w:val="false"/>
                 <w:caps w:val="false"/>
                 <w:smallCaps w:val="false"/>
@@ -9013,11 +8902,11 @@
         </w:tc>
         <w:tc>
           <w:tcPr>
-            <w:tcW w:w="5760" w:type="dxa"/>
+            <w:tcW w:w="5761" w:type="dxa"/>
             <w:tcBorders>
-              <w:left w:val="single" w:sz="4" w:space="0" w:color="000000"/>
+              <w:start w:val="single" w:sz="4" w:space="0" w:color="000000"/>
               <w:bottom w:val="single" w:sz="4" w:space="0" w:color="000000"/>
-              <w:right w:val="single" w:sz="4" w:space="0" w:color="000000"/>
+              <w:end w:val="single" w:sz="4" w:space="0" w:color="000000"/>
             </w:tcBorders>
           </w:tcPr>
           <w:p>
@@ -9046,19 +8935,19 @@
     <w:tbl>
       <w:tblPr>
         <w:tblW w:w="5000" w:type="pct"/>
-        <w:jc w:val="left"/>
+        <w:jc w:val="start"/>
         <w:tblInd w:w="-5" w:type="dxa"/>
         <w:tblLayout w:type="fixed"/>
         <w:tblCellMar>
           <w:top w:w="55" w:type="dxa"/>
-          <w:left w:w="55" w:type="dxa"/>
+          <w:start w:w="55" w:type="dxa"/>
           <w:bottom w:w="55" w:type="dxa"/>
-          <w:right w:w="55" w:type="dxa"/>
+          <w:end w:w="55" w:type="dxa"/>
         </w:tblCellMar>
       </w:tblPr>
       <w:tblGrid>
         <w:gridCol w:w="5759"/>
-        <w:gridCol w:w="5760"/>
+        <w:gridCol w:w="5761"/>
       </w:tblGrid>
       <w:tr>
         <w:trPr/>
@@ -9067,7 +8956,7 @@
             <w:tcW w:w="5759" w:type="dxa"/>
             <w:tcBorders>
               <w:top w:val="single" w:sz="4" w:space="0" w:color="000000"/>
-              <w:left w:val="single" w:sz="4" w:space="0" w:color="000000"/>
+              <w:start w:val="single" w:sz="4" w:space="0" w:color="000000"/>
               <w:bottom w:val="single" w:sz="4" w:space="0" w:color="000000"/>
             </w:tcBorders>
           </w:tcPr>
@@ -9078,7 +8967,6 @@
               <w:jc w:val="center"/>
               <w:rPr>
                 <w:b/>
-                <w:b/>
                 <w:bCs/>
               </w:rPr>
             </w:pPr>
@@ -9093,12 +8981,12 @@
         </w:tc>
         <w:tc>
           <w:tcPr>
-            <w:tcW w:w="5760" w:type="dxa"/>
+            <w:tcW w:w="5761" w:type="dxa"/>
             <w:tcBorders>
               <w:top w:val="single" w:sz="4" w:space="0" w:color="000000"/>
-              <w:left w:val="single" w:sz="4" w:space="0" w:color="000000"/>
+              <w:start w:val="single" w:sz="4" w:space="0" w:color="000000"/>
               <w:bottom w:val="single" w:sz="4" w:space="0" w:color="000000"/>
-              <w:right w:val="single" w:sz="4" w:space="0" w:color="000000"/>
+              <w:end w:val="single" w:sz="4" w:space="0" w:color="000000"/>
             </w:tcBorders>
           </w:tcPr>
           <w:p>
@@ -9107,7 +8995,6 @@
               <w:widowControl w:val="false"/>
               <w:jc w:val="center"/>
               <w:rPr>
-                <w:b/>
                 <w:b/>
                 <w:bCs/>
               </w:rPr>
@@ -9128,7 +9015,7 @@
           <w:tcPr>
             <w:tcW w:w="5759" w:type="dxa"/>
             <w:tcBorders>
-              <w:left w:val="single" w:sz="4" w:space="0" w:color="000000"/>
+              <w:start w:val="single" w:sz="4" w:space="0" w:color="000000"/>
               <w:bottom w:val="single" w:sz="4" w:space="0" w:color="000000"/>
             </w:tcBorders>
           </w:tcPr>
@@ -9140,8 +9027,6 @@
               <w:rPr>
                 <w:rFonts w:ascii="blbGentium" w:hAnsi="blbGentium"/>
                 <w:b/>
-                <w:b/>
-                <w:i w:val="false"/>
                 <w:i w:val="false"/>
                 <w:caps w:val="false"/>
                 <w:smallCaps w:val="false"/>
@@ -9180,11 +9065,11 @@
         </w:tc>
         <w:tc>
           <w:tcPr>
-            <w:tcW w:w="5760" w:type="dxa"/>
+            <w:tcW w:w="5761" w:type="dxa"/>
             <w:tcBorders>
-              <w:left w:val="single" w:sz="4" w:space="0" w:color="000000"/>
+              <w:start w:val="single" w:sz="4" w:space="0" w:color="000000"/>
               <w:bottom w:val="single" w:sz="4" w:space="0" w:color="000000"/>
-              <w:right w:val="single" w:sz="4" w:space="0" w:color="000000"/>
+              <w:end w:val="single" w:sz="4" w:space="0" w:color="000000"/>
             </w:tcBorders>
           </w:tcPr>
           <w:p>
@@ -9219,7 +9104,7 @@
       <w:hyperlink r:id="rId24">
         <w:r>
           <w:rPr>
-            <w:rStyle w:val="InternetLink"/>
+            <w:rStyle w:val="Hyperlink"/>
           </w:rPr>
           <w:t>Merriam-Webster 2023</w:t>
         </w:r>
@@ -9232,13 +9117,13 @@
     <w:p>
       <w:pPr>
         <w:pStyle w:val="Normal"/>
-        <w:jc w:val="left"/>
+        <w:jc w:val="start"/>
         <w:rPr/>
       </w:pPr>
       <w:hyperlink r:id="rId25">
         <w:r>
           <w:rPr>
-            <w:rStyle w:val="InternetLink"/>
+            <w:rStyle w:val="Hyperlink"/>
             <w:b/>
             <w:bCs/>
           </w:rPr>
@@ -9253,7 +9138,7 @@
     <w:p>
       <w:pPr>
         <w:pStyle w:val="Normal"/>
-        <w:jc w:val="left"/>
+        <w:jc w:val="start"/>
         <w:rPr/>
       </w:pPr>
       <w:r>
@@ -9264,7 +9149,7 @@
     <w:p>
       <w:pPr>
         <w:pStyle w:val="Normal"/>
-        <w:jc w:val="left"/>
+        <w:jc w:val="start"/>
         <w:rPr/>
       </w:pPr>
       <w:r>
@@ -9275,23 +9160,23 @@
     <w:p>
       <w:pPr>
         <w:pStyle w:val="Normal"/>
-        <w:jc w:val="left"/>
-        <w:rPr/>
-      </w:pPr>
-      <w:r>
-        <w:rPr/>
-      </w:r>
-    </w:p>
-    <w:p>
-      <w:pPr>
-        <w:pStyle w:val="Normal"/>
-        <w:jc w:val="left"/>
+        <w:jc w:val="start"/>
+        <w:rPr/>
+      </w:pPr>
+      <w:r>
+        <w:rPr/>
+      </w:r>
+    </w:p>
+    <w:p>
+      <w:pPr>
+        <w:pStyle w:val="Normal"/>
+        <w:jc w:val="start"/>
         <w:rPr/>
       </w:pPr>
       <w:hyperlink r:id="rId26">
         <w:r>
           <w:rPr>
-            <w:rStyle w:val="InternetLink"/>
+            <w:rStyle w:val="Hyperlink"/>
             <w:b/>
             <w:bCs/>
           </w:rPr>
@@ -9306,7 +9191,7 @@
     <w:p>
       <w:pPr>
         <w:pStyle w:val="Normal"/>
-        <w:jc w:val="left"/>
+        <w:jc w:val="start"/>
         <w:rPr/>
       </w:pPr>
       <w:r>
@@ -9317,7 +9202,7 @@
     <w:p>
       <w:pPr>
         <w:pStyle w:val="Normal"/>
-        <w:jc w:val="left"/>
+        <w:jc w:val="start"/>
         <w:rPr/>
       </w:pPr>
       <w:r>
@@ -9332,7 +9217,7 @@
     <w:p>
       <w:pPr>
         <w:pStyle w:val="Normal"/>
-        <w:jc w:val="left"/>
+        <w:jc w:val="start"/>
         <w:rPr/>
       </w:pPr>
       <w:r>
@@ -9343,7 +9228,7 @@
     <w:p>
       <w:pPr>
         <w:pStyle w:val="Normal"/>
-        <w:jc w:val="left"/>
+        <w:jc w:val="start"/>
         <w:rPr/>
       </w:pPr>
       <w:r>
@@ -9354,7 +9239,7 @@
     <w:p>
       <w:pPr>
         <w:pStyle w:val="Normal"/>
-        <w:jc w:val="left"/>
+        <w:jc w:val="start"/>
         <w:rPr/>
       </w:pPr>
       <w:r>
@@ -9365,7 +9250,7 @@
     <w:p>
       <w:pPr>
         <w:pStyle w:val="Normal"/>
-        <w:jc w:val="left"/>
+        <w:jc w:val="start"/>
         <w:rPr/>
       </w:pPr>
       <w:r>
@@ -9390,7 +9275,7 @@
     <w:p>
       <w:pPr>
         <w:pStyle w:val="Normal"/>
-        <w:jc w:val="left"/>
+        <w:jc w:val="start"/>
         <w:rPr>
           <w:u w:val="none"/>
         </w:rPr>
@@ -9405,7 +9290,7 @@
     <w:p>
       <w:pPr>
         <w:pStyle w:val="Normal"/>
-        <w:jc w:val="left"/>
+        <w:jc w:val="start"/>
         <w:rPr>
           <w:u w:val="none"/>
         </w:rPr>
@@ -9419,7 +9304,7 @@
     <w:p>
       <w:pPr>
         <w:pStyle w:val="Normal"/>
-        <w:jc w:val="left"/>
+        <w:jc w:val="start"/>
         <w:rPr>
           <w:u w:val="none"/>
         </w:rPr>
@@ -9434,7 +9319,7 @@
     <w:p>
       <w:pPr>
         <w:pStyle w:val="Normal"/>
-        <w:jc w:val="left"/>
+        <w:jc w:val="start"/>
         <w:rPr>
           <w:u w:val="none"/>
         </w:rPr>
@@ -9449,7 +9334,7 @@
     <w:p>
       <w:pPr>
         <w:pStyle w:val="Normal"/>
-        <w:jc w:val="left"/>
+        <w:jc w:val="start"/>
         <w:rPr/>
       </w:pPr>
       <w:r>
@@ -9462,7 +9347,7 @@
     <w:p>
       <w:pPr>
         <w:pStyle w:val="Normal"/>
-        <w:jc w:val="left"/>
+        <w:jc w:val="start"/>
         <w:rPr/>
       </w:pPr>
       <w:r>
@@ -9475,7 +9360,8 @@
     <w:p>
       <w:pPr>
         <w:pStyle w:val="Normal"/>
-        <w:jc w:val="left"/>
+        <w:spacing w:before="0" w:after="0"/>
+        <w:jc w:val="start"/>
         <w:rPr/>
       </w:pPr>
       <w:r>
@@ -9490,7 +9376,7 @@
     <w:p>
       <w:pPr>
         <w:pStyle w:val="Normal"/>
-        <w:jc w:val="left"/>
+        <w:jc w:val="start"/>
         <w:rPr/>
       </w:pPr>
       <w:r>
@@ -9512,17 +9398,17 @@
     <w:p>
       <w:pPr>
         <w:pStyle w:val="Normal"/>
-        <w:jc w:val="left"/>
-        <w:rPr/>
-      </w:pPr>
-      <w:r>
-        <w:rPr/>
-      </w:r>
-    </w:p>
-    <w:p>
-      <w:pPr>
-        <w:pStyle w:val="Normal"/>
-        <w:jc w:val="left"/>
+        <w:jc w:val="start"/>
+        <w:rPr/>
+      </w:pPr>
+      <w:r>
+        <w:rPr/>
+      </w:r>
+    </w:p>
+    <w:p>
+      <w:pPr>
+        <w:pStyle w:val="Normal"/>
+        <w:jc w:val="start"/>
         <w:rPr/>
       </w:pPr>
       <w:r>
@@ -9533,17 +9419,17 @@
     <w:p>
       <w:pPr>
         <w:pStyle w:val="Normal"/>
-        <w:jc w:val="left"/>
-        <w:rPr/>
-      </w:pPr>
-      <w:r>
-        <w:rPr/>
-      </w:r>
-    </w:p>
-    <w:p>
-      <w:pPr>
-        <w:pStyle w:val="Normal"/>
-        <w:jc w:val="left"/>
+        <w:jc w:val="start"/>
+        <w:rPr/>
+      </w:pPr>
+      <w:r>
+        <w:rPr/>
+      </w:r>
+    </w:p>
+    <w:p>
+      <w:pPr>
+        <w:pStyle w:val="Normal"/>
+        <w:jc w:val="start"/>
         <w:rPr/>
       </w:pPr>
       <w:r>
@@ -9554,7 +9440,7 @@
     <w:p>
       <w:pPr>
         <w:pStyle w:val="Normal"/>
-        <w:jc w:val="left"/>
+        <w:jc w:val="start"/>
         <w:rPr/>
       </w:pPr>
       <w:r>
@@ -9570,7 +9456,7 @@
       <w:hyperlink r:id="rId27">
         <w:r>
           <w:rPr>
-            <w:rStyle w:val="InternetLink"/>
+            <w:rStyle w:val="Hyperlink"/>
             <w:u w:val="single"/>
           </w:rPr>
           <w:t>Merriam-Webster 2023</w:t>
@@ -9584,13 +9470,13 @@
     <w:p>
       <w:pPr>
         <w:pStyle w:val="Normal"/>
-        <w:jc w:val="left"/>
+        <w:jc w:val="start"/>
         <w:rPr/>
       </w:pPr>
       <w:hyperlink r:id="rId28">
         <w:r>
           <w:rPr>
-            <w:rStyle w:val="InternetLink"/>
+            <w:rStyle w:val="Hyperlink"/>
           </w:rPr>
           <w:t>Tabernacle</w:t>
         </w:r>
@@ -9603,7 +9489,7 @@
     <w:p>
       <w:pPr>
         <w:pStyle w:val="Normal"/>
-        <w:jc w:val="left"/>
+        <w:jc w:val="start"/>
         <w:rPr/>
       </w:pPr>
       <w:r>
@@ -9614,7 +9500,7 @@
     <w:p>
       <w:pPr>
         <w:pStyle w:val="Normal"/>
-        <w:jc w:val="left"/>
+        <w:jc w:val="start"/>
         <w:rPr/>
       </w:pPr>
       <w:r>
@@ -9625,7 +9511,7 @@
     <w:p>
       <w:pPr>
         <w:pStyle w:val="Normal"/>
-        <w:jc w:val="left"/>
+        <w:jc w:val="start"/>
         <w:rPr/>
       </w:pPr>
       <w:r>
@@ -9636,7 +9522,7 @@
     <w:p>
       <w:pPr>
         <w:pStyle w:val="Normal"/>
-        <w:jc w:val="left"/>
+        <w:jc w:val="start"/>
         <w:rPr/>
       </w:pPr>
       <w:r>
@@ -9647,7 +9533,7 @@
     <w:p>
       <w:pPr>
         <w:pStyle w:val="Normal"/>
-        <w:jc w:val="left"/>
+        <w:jc w:val="start"/>
         <w:rPr/>
       </w:pPr>
       <w:r>
@@ -9658,7 +9544,7 @@
     <w:p>
       <w:pPr>
         <w:pStyle w:val="Normal"/>
-        <w:jc w:val="left"/>
+        <w:jc w:val="start"/>
         <w:rPr/>
       </w:pPr>
       <w:r>
@@ -9673,7 +9559,7 @@
     <w:p>
       <w:pPr>
         <w:pStyle w:val="Normal"/>
-        <w:jc w:val="left"/>
+        <w:jc w:val="start"/>
         <w:rPr/>
       </w:pPr>
       <w:r>
@@ -9688,23 +9574,23 @@
     <w:p>
       <w:pPr>
         <w:pStyle w:val="Normal"/>
-        <w:jc w:val="left"/>
-        <w:rPr/>
-      </w:pPr>
-      <w:r>
-        <w:rPr/>
-      </w:r>
-    </w:p>
-    <w:p>
-      <w:pPr>
-        <w:pStyle w:val="Normal"/>
-        <w:jc w:val="left"/>
+        <w:jc w:val="start"/>
+        <w:rPr/>
+      </w:pPr>
+      <w:r>
+        <w:rPr/>
+      </w:r>
+    </w:p>
+    <w:p>
+      <w:pPr>
+        <w:pStyle w:val="Normal"/>
+        <w:jc w:val="start"/>
         <w:rPr/>
       </w:pPr>
       <w:hyperlink r:id="rId29">
         <w:r>
           <w:rPr>
-            <w:rStyle w:val="InternetLink"/>
+            <w:rStyle w:val="Hyperlink"/>
           </w:rPr>
           <w:t>Tabernacle</w:t>
         </w:r>
@@ -9717,7 +9603,7 @@
     <w:p>
       <w:pPr>
         <w:pStyle w:val="Normal"/>
-        <w:jc w:val="left"/>
+        <w:jc w:val="start"/>
         <w:rPr/>
       </w:pPr>
       <w:r>
@@ -9728,7 +9614,7 @@
     <w:p>
       <w:pPr>
         <w:pStyle w:val="Normal"/>
-        <w:jc w:val="left"/>
+        <w:jc w:val="start"/>
         <w:rPr/>
       </w:pPr>
       <w:r>
@@ -9739,17 +9625,17 @@
     <w:p>
       <w:pPr>
         <w:pStyle w:val="Normal"/>
-        <w:jc w:val="left"/>
-        <w:rPr/>
-      </w:pPr>
-      <w:r>
-        <w:rPr/>
-      </w:r>
-    </w:p>
-    <w:p>
-      <w:pPr>
-        <w:pStyle w:val="Normal"/>
-        <w:jc w:val="left"/>
+        <w:jc w:val="start"/>
+        <w:rPr/>
+      </w:pPr>
+      <w:r>
+        <w:rPr/>
+      </w:r>
+    </w:p>
+    <w:p>
+      <w:pPr>
+        <w:pStyle w:val="Normal"/>
+        <w:jc w:val="start"/>
         <w:rPr/>
       </w:pPr>
       <w:r>
@@ -9760,7 +9646,7 @@
     <w:p>
       <w:pPr>
         <w:pStyle w:val="Normal"/>
-        <w:jc w:val="left"/>
+        <w:jc w:val="start"/>
         <w:rPr/>
       </w:pPr>
       <w:r>
@@ -9771,7 +9657,7 @@
     <w:p>
       <w:pPr>
         <w:pStyle w:val="Normal"/>
-        <w:jc w:val="left"/>
+        <w:jc w:val="start"/>
         <w:rPr/>
       </w:pPr>
       <w:r>
@@ -9782,7 +9668,7 @@
     <w:p>
       <w:pPr>
         <w:pStyle w:val="Normal"/>
-        <w:jc w:val="left"/>
+        <w:jc w:val="start"/>
         <w:rPr/>
       </w:pPr>
       <w:r>
@@ -9793,17 +9679,17 @@
     <w:p>
       <w:pPr>
         <w:pStyle w:val="Normal"/>
-        <w:jc w:val="left"/>
-        <w:rPr/>
-      </w:pPr>
-      <w:r>
-        <w:rPr/>
-      </w:r>
-    </w:p>
-    <w:p>
-      <w:pPr>
-        <w:pStyle w:val="Normal"/>
-        <w:jc w:val="left"/>
+        <w:jc w:val="start"/>
+        <w:rPr/>
+      </w:pPr>
+      <w:r>
+        <w:rPr/>
+      </w:r>
+    </w:p>
+    <w:p>
+      <w:pPr>
+        <w:pStyle w:val="Normal"/>
+        <w:jc w:val="start"/>
         <w:rPr/>
       </w:pPr>
       <w:r>
@@ -9814,7 +9700,7 @@
     <w:p>
       <w:pPr>
         <w:pStyle w:val="Normal"/>
-        <w:jc w:val="left"/>
+        <w:jc w:val="start"/>
         <w:rPr/>
       </w:pPr>
       <w:r>
@@ -9825,17 +9711,17 @@
     <w:p>
       <w:pPr>
         <w:pStyle w:val="Normal"/>
-        <w:jc w:val="left"/>
-        <w:rPr/>
-      </w:pPr>
-      <w:r>
-        <w:rPr/>
-      </w:r>
-    </w:p>
-    <w:p>
-      <w:pPr>
-        <w:pStyle w:val="Normal"/>
-        <w:jc w:val="left"/>
+        <w:jc w:val="start"/>
+        <w:rPr/>
+      </w:pPr>
+      <w:r>
+        <w:rPr/>
+      </w:r>
+    </w:p>
+    <w:p>
+      <w:pPr>
+        <w:pStyle w:val="Normal"/>
+        <w:jc w:val="start"/>
         <w:rPr/>
       </w:pPr>
       <w:r>
@@ -9846,17 +9732,17 @@
     <w:p>
       <w:pPr>
         <w:pStyle w:val="Normal"/>
-        <w:jc w:val="left"/>
-        <w:rPr/>
-      </w:pPr>
-      <w:r>
-        <w:rPr/>
-      </w:r>
-    </w:p>
-    <w:p>
-      <w:pPr>
-        <w:pStyle w:val="Normal"/>
-        <w:jc w:val="left"/>
+        <w:jc w:val="start"/>
+        <w:rPr/>
+      </w:pPr>
+      <w:r>
+        <w:rPr/>
+      </w:r>
+    </w:p>
+    <w:p>
+      <w:pPr>
+        <w:pStyle w:val="Normal"/>
+        <w:jc w:val="start"/>
         <w:rPr/>
       </w:pPr>
       <w:r>
@@ -9867,13 +9753,13 @@
     <w:p>
       <w:pPr>
         <w:pStyle w:val="Normal"/>
-        <w:jc w:val="left"/>
+        <w:jc w:val="start"/>
         <w:rPr/>
       </w:pPr>
       <w:hyperlink r:id="rId30">
         <w:r>
           <w:rPr>
-            <w:rStyle w:val="InternetLink"/>
+            <w:rStyle w:val="Hyperlink"/>
           </w:rPr>
           <w:t>Tabernacle</w:t>
         </w:r>
@@ -9886,7 +9772,7 @@
     <w:p>
       <w:pPr>
         <w:pStyle w:val="Normal"/>
-        <w:jc w:val="left"/>
+        <w:jc w:val="start"/>
         <w:rPr/>
       </w:pPr>
       <w:r>
@@ -9897,7 +9783,7 @@
     <w:p>
       <w:pPr>
         <w:pStyle w:val="Normal"/>
-        <w:jc w:val="left"/>
+        <w:jc w:val="start"/>
         <w:rPr/>
       </w:pPr>
       <w:r>
@@ -9912,7 +9798,7 @@
     <w:p>
       <w:pPr>
         <w:pStyle w:val="Normal"/>
-        <w:jc w:val="left"/>
+        <w:jc w:val="start"/>
         <w:rPr/>
       </w:pPr>
       <w:r>
@@ -9923,7 +9809,7 @@
     <w:p>
       <w:pPr>
         <w:pStyle w:val="Normal"/>
-        <w:jc w:val="left"/>
+        <w:jc w:val="start"/>
         <w:rPr/>
       </w:pPr>
       <w:r>
@@ -9960,6 +9846,7 @@
     <w:p>
       <w:pPr>
         <w:pStyle w:val="Normal"/>
+        <w:spacing w:before="0" w:after="0"/>
         <w:jc w:val="center"/>
         <w:rPr>
           <w:u w:val="single"/>
@@ -10060,7 +9947,7 @@
       <w:hyperlink r:id="rId31">
         <w:r>
           <w:rPr>
-            <w:rStyle w:val="InternetLink"/>
+            <w:rStyle w:val="Hyperlink"/>
           </w:rPr>
           <w:t>ciborium</w:t>
         </w:r>
@@ -10072,7 +9959,7 @@
       <w:hyperlink r:id="rId32">
         <w:r>
           <w:rPr>
-            <w:rStyle w:val="InternetLink"/>
+            <w:rStyle w:val="Hyperlink"/>
           </w:rPr>
           <w:t>pyxis</w:t>
         </w:r>
@@ -10165,12 +10052,12 @@
       <w:start w:val="1"/>
       <w:numFmt w:val="bullet"/>
       <w:lvlText w:val=""/>
-      <w:lvlJc w:val="left"/>
+      <w:lvlJc w:val="start"/>
       <w:pPr>
         <w:tabs>
           <w:tab w:val="num" w:pos="720"/>
         </w:tabs>
-        <w:ind w:left="720" w:hanging="360"/>
+        <w:ind w:start="720" w:hanging="360"/>
       </w:pPr>
       <w:rPr>
         <w:rFonts w:ascii="Symbol" w:hAnsi="Symbol" w:cs="Symbol" w:hint="default"/>
@@ -10180,12 +10067,12 @@
       <w:start w:val="1"/>
       <w:numFmt w:val="bullet"/>
       <w:lvlText w:val="◦"/>
-      <w:lvlJc w:val="left"/>
+      <w:lvlJc w:val="start"/>
       <w:pPr>
         <w:tabs>
           <w:tab w:val="num" w:pos="1080"/>
         </w:tabs>
-        <w:ind w:left="1080" w:hanging="360"/>
+        <w:ind w:start="1080" w:hanging="360"/>
       </w:pPr>
       <w:rPr>
         <w:rFonts w:ascii="OpenSymbol" w:hAnsi="OpenSymbol" w:cs="OpenSymbol" w:hint="default"/>
@@ -10195,12 +10082,12 @@
       <w:start w:val="1"/>
       <w:numFmt w:val="bullet"/>
       <w:lvlText w:val="▪"/>
-      <w:lvlJc w:val="left"/>
+      <w:lvlJc w:val="start"/>
       <w:pPr>
         <w:tabs>
           <w:tab w:val="num" w:pos="1440"/>
         </w:tabs>
-        <w:ind w:left="1440" w:hanging="360"/>
+        <w:ind w:start="1440" w:hanging="360"/>
       </w:pPr>
       <w:rPr>
         <w:rFonts w:ascii="OpenSymbol" w:hAnsi="OpenSymbol" w:cs="OpenSymbol" w:hint="default"/>
@@ -10210,12 +10097,12 @@
       <w:start w:val="1"/>
       <w:numFmt w:val="bullet"/>
       <w:lvlText w:val=""/>
-      <w:lvlJc w:val="left"/>
+      <w:lvlJc w:val="start"/>
       <w:pPr>
         <w:tabs>
           <w:tab w:val="num" w:pos="1800"/>
         </w:tabs>
-        <w:ind w:left="1800" w:hanging="360"/>
+        <w:ind w:start="1800" w:hanging="360"/>
       </w:pPr>
       <w:rPr>
         <w:rFonts w:ascii="Symbol" w:hAnsi="Symbol" w:cs="Symbol" w:hint="default"/>
@@ -10225,12 +10112,12 @@
       <w:start w:val="1"/>
       <w:numFmt w:val="bullet"/>
       <w:lvlText w:val="◦"/>
-      <w:lvlJc w:val="left"/>
+      <w:lvlJc w:val="start"/>
       <w:pPr>
         <w:tabs>
           <w:tab w:val="num" w:pos="2160"/>
         </w:tabs>
-        <w:ind w:left="2160" w:hanging="360"/>
+        <w:ind w:start="2160" w:hanging="360"/>
       </w:pPr>
       <w:rPr>
         <w:rFonts w:ascii="OpenSymbol" w:hAnsi="OpenSymbol" w:cs="OpenSymbol" w:hint="default"/>
@@ -10240,12 +10127,12 @@
       <w:start w:val="1"/>
       <w:numFmt w:val="bullet"/>
       <w:lvlText w:val="▪"/>
-      <w:lvlJc w:val="left"/>
+      <w:lvlJc w:val="start"/>
       <w:pPr>
         <w:tabs>
           <w:tab w:val="num" w:pos="2520"/>
         </w:tabs>
-        <w:ind w:left="2520" w:hanging="360"/>
+        <w:ind w:start="2520" w:hanging="360"/>
       </w:pPr>
       <w:rPr>
         <w:rFonts w:ascii="OpenSymbol" w:hAnsi="OpenSymbol" w:cs="OpenSymbol" w:hint="default"/>
@@ -10255,12 +10142,12 @@
       <w:start w:val="1"/>
       <w:numFmt w:val="bullet"/>
       <w:lvlText w:val=""/>
-      <w:lvlJc w:val="left"/>
+      <w:lvlJc w:val="start"/>
       <w:pPr>
         <w:tabs>
           <w:tab w:val="num" w:pos="2880"/>
         </w:tabs>
-        <w:ind w:left="2880" w:hanging="360"/>
+        <w:ind w:start="2880" w:hanging="360"/>
       </w:pPr>
       <w:rPr>
         <w:rFonts w:ascii="Symbol" w:hAnsi="Symbol" w:cs="Symbol" w:hint="default"/>
@@ -10270,12 +10157,12 @@
       <w:start w:val="1"/>
       <w:numFmt w:val="bullet"/>
       <w:lvlText w:val="◦"/>
-      <w:lvlJc w:val="left"/>
+      <w:lvlJc w:val="start"/>
       <w:pPr>
         <w:tabs>
           <w:tab w:val="num" w:pos="3240"/>
         </w:tabs>
-        <w:ind w:left="3240" w:hanging="360"/>
+        <w:ind w:start="3240" w:hanging="360"/>
       </w:pPr>
       <w:rPr>
         <w:rFonts w:ascii="OpenSymbol" w:hAnsi="OpenSymbol" w:cs="OpenSymbol" w:hint="default"/>
@@ -10285,12 +10172,12 @@
       <w:start w:val="1"/>
       <w:numFmt w:val="bullet"/>
       <w:lvlText w:val="▪"/>
-      <w:lvlJc w:val="left"/>
+      <w:lvlJc w:val="start"/>
       <w:pPr>
         <w:tabs>
           <w:tab w:val="num" w:pos="3600"/>
         </w:tabs>
-        <w:ind w:left="3600" w:hanging="360"/>
+        <w:ind w:start="3600" w:hanging="360"/>
       </w:pPr>
       <w:rPr>
         <w:rFonts w:ascii="OpenSymbol" w:hAnsi="OpenSymbol" w:cs="OpenSymbol" w:hint="default"/>
@@ -10302,12 +10189,12 @@
       <w:start w:val="1"/>
       <w:numFmt w:val="bullet"/>
       <w:lvlText w:val=""/>
-      <w:lvlJc w:val="left"/>
+      <w:lvlJc w:val="start"/>
       <w:pPr>
         <w:tabs>
           <w:tab w:val="num" w:pos="720"/>
         </w:tabs>
-        <w:ind w:left="720" w:hanging="360"/>
+        <w:ind w:start="720" w:hanging="360"/>
       </w:pPr>
       <w:rPr>
         <w:rFonts w:ascii="Symbol" w:hAnsi="Symbol" w:cs="Symbol" w:hint="default"/>
@@ -10317,12 +10204,12 @@
       <w:start w:val="1"/>
       <w:numFmt w:val="bullet"/>
       <w:lvlText w:val="◦"/>
-      <w:lvlJc w:val="left"/>
+      <w:lvlJc w:val="start"/>
       <w:pPr>
         <w:tabs>
           <w:tab w:val="num" w:pos="1080"/>
         </w:tabs>
-        <w:ind w:left="1080" w:hanging="360"/>
+        <w:ind w:start="1080" w:hanging="360"/>
       </w:pPr>
       <w:rPr>
         <w:rFonts w:ascii="OpenSymbol" w:hAnsi="OpenSymbol" w:cs="OpenSymbol" w:hint="default"/>
@@ -10332,12 +10219,12 @@
       <w:start w:val="1"/>
       <w:numFmt w:val="bullet"/>
       <w:lvlText w:val="▪"/>
-      <w:lvlJc w:val="left"/>
+      <w:lvlJc w:val="start"/>
       <w:pPr>
         <w:tabs>
           <w:tab w:val="num" w:pos="1440"/>
         </w:tabs>
-        <w:ind w:left="1440" w:hanging="360"/>
+        <w:ind w:start="1440" w:hanging="360"/>
       </w:pPr>
       <w:rPr>
         <w:rFonts w:ascii="OpenSymbol" w:hAnsi="OpenSymbol" w:cs="OpenSymbol" w:hint="default"/>
@@ -10347,12 +10234,12 @@
       <w:start w:val="1"/>
       <w:numFmt w:val="bullet"/>
       <w:lvlText w:val=""/>
-      <w:lvlJc w:val="left"/>
+      <w:lvlJc w:val="start"/>
       <w:pPr>
         <w:tabs>
           <w:tab w:val="num" w:pos="1800"/>
         </w:tabs>
-        <w:ind w:left="1800" w:hanging="360"/>
+        <w:ind w:start="1800" w:hanging="360"/>
       </w:pPr>
       <w:rPr>
         <w:rFonts w:ascii="Symbol" w:hAnsi="Symbol" w:cs="Symbol" w:hint="default"/>
@@ -10362,12 +10249,12 @@
       <w:start w:val="1"/>
       <w:numFmt w:val="bullet"/>
       <w:lvlText w:val="◦"/>
-      <w:lvlJc w:val="left"/>
+      <w:lvlJc w:val="start"/>
       <w:pPr>
         <w:tabs>
           <w:tab w:val="num" w:pos="2160"/>
         </w:tabs>
-        <w:ind w:left="2160" w:hanging="360"/>
+        <w:ind w:start="2160" w:hanging="360"/>
       </w:pPr>
       <w:rPr>
         <w:rFonts w:ascii="OpenSymbol" w:hAnsi="OpenSymbol" w:cs="OpenSymbol" w:hint="default"/>
@@ -10377,12 +10264,12 @@
       <w:start w:val="1"/>
       <w:numFmt w:val="bullet"/>
       <w:lvlText w:val="▪"/>
-      <w:lvlJc w:val="left"/>
+      <w:lvlJc w:val="start"/>
       <w:pPr>
         <w:tabs>
           <w:tab w:val="num" w:pos="2520"/>
         </w:tabs>
-        <w:ind w:left="2520" w:hanging="360"/>
+        <w:ind w:start="2520" w:hanging="360"/>
       </w:pPr>
       <w:rPr>
         <w:rFonts w:ascii="OpenSymbol" w:hAnsi="OpenSymbol" w:cs="OpenSymbol" w:hint="default"/>
@@ -10392,12 +10279,12 @@
       <w:start w:val="1"/>
       <w:numFmt w:val="bullet"/>
       <w:lvlText w:val=""/>
-      <w:lvlJc w:val="left"/>
+      <w:lvlJc w:val="start"/>
       <w:pPr>
         <w:tabs>
           <w:tab w:val="num" w:pos="2880"/>
         </w:tabs>
-        <w:ind w:left="2880" w:hanging="360"/>
+        <w:ind w:start="2880" w:hanging="360"/>
       </w:pPr>
       <w:rPr>
         <w:rFonts w:ascii="Symbol" w:hAnsi="Symbol" w:cs="Symbol" w:hint="default"/>
@@ -10407,12 +10294,12 @@
       <w:start w:val="1"/>
       <w:numFmt w:val="bullet"/>
       <w:lvlText w:val="◦"/>
-      <w:lvlJc w:val="left"/>
+      <w:lvlJc w:val="start"/>
       <w:pPr>
         <w:tabs>
           <w:tab w:val="num" w:pos="3240"/>
         </w:tabs>
-        <w:ind w:left="3240" w:hanging="360"/>
+        <w:ind w:start="3240" w:hanging="360"/>
       </w:pPr>
       <w:rPr>
         <w:rFonts w:ascii="OpenSymbol" w:hAnsi="OpenSymbol" w:cs="OpenSymbol" w:hint="default"/>
@@ -10422,12 +10309,12 @@
       <w:start w:val="1"/>
       <w:numFmt w:val="bullet"/>
       <w:lvlText w:val="▪"/>
-      <w:lvlJc w:val="left"/>
+      <w:lvlJc w:val="start"/>
       <w:pPr>
         <w:tabs>
           <w:tab w:val="num" w:pos="3600"/>
         </w:tabs>
-        <w:ind w:left="3600" w:hanging="360"/>
+        <w:ind w:start="3600" w:hanging="360"/>
       </w:pPr>
       <w:rPr>
         <w:rFonts w:ascii="OpenSymbol" w:hAnsi="OpenSymbol" w:cs="OpenSymbol" w:hint="default"/>
@@ -10439,12 +10326,12 @@
       <w:start w:val="1"/>
       <w:numFmt w:val="bullet"/>
       <w:lvlText w:val=""/>
-      <w:lvlJc w:val="left"/>
+      <w:lvlJc w:val="start"/>
       <w:pPr>
         <w:tabs>
           <w:tab w:val="num" w:pos="720"/>
         </w:tabs>
-        <w:ind w:left="720" w:hanging="360"/>
+        <w:ind w:start="720" w:hanging="360"/>
       </w:pPr>
       <w:rPr>
         <w:rFonts w:ascii="Symbol" w:hAnsi="Symbol" w:cs="Symbol" w:hint="default"/>
@@ -10454,12 +10341,12 @@
       <w:start w:val="1"/>
       <w:numFmt w:val="bullet"/>
       <w:lvlText w:val="◦"/>
-      <w:lvlJc w:val="left"/>
+      <w:lvlJc w:val="start"/>
       <w:pPr>
         <w:tabs>
           <w:tab w:val="num" w:pos="1080"/>
         </w:tabs>
-        <w:ind w:left="1080" w:hanging="360"/>
+        <w:ind w:start="1080" w:hanging="360"/>
       </w:pPr>
       <w:rPr>
         <w:rFonts w:ascii="OpenSymbol" w:hAnsi="OpenSymbol" w:cs="OpenSymbol" w:hint="default"/>
@@ -10469,12 +10356,12 @@
       <w:start w:val="1"/>
       <w:numFmt w:val="bullet"/>
       <w:lvlText w:val="▪"/>
-      <w:lvlJc w:val="left"/>
+      <w:lvlJc w:val="start"/>
       <w:pPr>
         <w:tabs>
           <w:tab w:val="num" w:pos="1440"/>
         </w:tabs>
-        <w:ind w:left="1440" w:hanging="360"/>
+        <w:ind w:start="1440" w:hanging="360"/>
       </w:pPr>
       <w:rPr>
         <w:rFonts w:ascii="OpenSymbol" w:hAnsi="OpenSymbol" w:cs="OpenSymbol" w:hint="default"/>
@@ -10484,12 +10371,12 @@
       <w:start w:val="1"/>
       <w:numFmt w:val="bullet"/>
       <w:lvlText w:val=""/>
-      <w:lvlJc w:val="left"/>
+      <w:lvlJc w:val="start"/>
       <w:pPr>
         <w:tabs>
           <w:tab w:val="num" w:pos="1800"/>
         </w:tabs>
-        <w:ind w:left="1800" w:hanging="360"/>
+        <w:ind w:start="1800" w:hanging="360"/>
       </w:pPr>
       <w:rPr>
         <w:rFonts w:ascii="Symbol" w:hAnsi="Symbol" w:cs="Symbol" w:hint="default"/>
@@ -10499,12 +10386,12 @@
       <w:start w:val="1"/>
       <w:numFmt w:val="bullet"/>
       <w:lvlText w:val="◦"/>
-      <w:lvlJc w:val="left"/>
+      <w:lvlJc w:val="start"/>
       <w:pPr>
         <w:tabs>
           <w:tab w:val="num" w:pos="2160"/>
         </w:tabs>
-        <w:ind w:left="2160" w:hanging="360"/>
+        <w:ind w:start="2160" w:hanging="360"/>
       </w:pPr>
       <w:rPr>
         <w:rFonts w:ascii="OpenSymbol" w:hAnsi="OpenSymbol" w:cs="OpenSymbol" w:hint="default"/>
@@ -10514,12 +10401,12 @@
       <w:start w:val="1"/>
       <w:numFmt w:val="bullet"/>
       <w:lvlText w:val="▪"/>
-      <w:lvlJc w:val="left"/>
+      <w:lvlJc w:val="start"/>
       <w:pPr>
         <w:tabs>
           <w:tab w:val="num" w:pos="2520"/>
         </w:tabs>
-        <w:ind w:left="2520" w:hanging="360"/>
+        <w:ind w:start="2520" w:hanging="360"/>
       </w:pPr>
       <w:rPr>
         <w:rFonts w:ascii="OpenSymbol" w:hAnsi="OpenSymbol" w:cs="OpenSymbol" w:hint="default"/>
@@ -10529,12 +10416,12 @@
       <w:start w:val="1"/>
       <w:numFmt w:val="bullet"/>
       <w:lvlText w:val=""/>
-      <w:lvlJc w:val="left"/>
+      <w:lvlJc w:val="start"/>
       <w:pPr>
         <w:tabs>
           <w:tab w:val="num" w:pos="2880"/>
         </w:tabs>
-        <w:ind w:left="2880" w:hanging="360"/>
+        <w:ind w:start="2880" w:hanging="360"/>
       </w:pPr>
       <w:rPr>
         <w:rFonts w:ascii="Symbol" w:hAnsi="Symbol" w:cs="Symbol" w:hint="default"/>
@@ -10544,12 +10431,12 @@
       <w:start w:val="1"/>
       <w:numFmt w:val="bullet"/>
       <w:lvlText w:val="◦"/>
-      <w:lvlJc w:val="left"/>
+      <w:lvlJc w:val="start"/>
       <w:pPr>
         <w:tabs>
           <w:tab w:val="num" w:pos="3240"/>
         </w:tabs>
-        <w:ind w:left="3240" w:hanging="360"/>
+        <w:ind w:start="3240" w:hanging="360"/>
       </w:pPr>
       <w:rPr>
         <w:rFonts w:ascii="OpenSymbol" w:hAnsi="OpenSymbol" w:cs="OpenSymbol" w:hint="default"/>
@@ -10559,12 +10446,12 @@
       <w:start w:val="1"/>
       <w:numFmt w:val="bullet"/>
       <w:lvlText w:val="▪"/>
-      <w:lvlJc w:val="left"/>
+      <w:lvlJc w:val="start"/>
       <w:pPr>
         <w:tabs>
           <w:tab w:val="num" w:pos="3600"/>
         </w:tabs>
-        <w:ind w:left="3600" w:hanging="360"/>
+        <w:ind w:start="3600" w:hanging="360"/>
       </w:pPr>
       <w:rPr>
         <w:rFonts w:ascii="OpenSymbol" w:hAnsi="OpenSymbol" w:cs="OpenSymbol" w:hint="default"/>
@@ -10576,12 +10463,12 @@
       <w:start w:val="1"/>
       <w:numFmt w:val="bullet"/>
       <w:lvlText w:val=""/>
-      <w:lvlJc w:val="left"/>
+      <w:lvlJc w:val="start"/>
       <w:pPr>
         <w:tabs>
           <w:tab w:val="num" w:pos="720"/>
         </w:tabs>
-        <w:ind w:left="720" w:hanging="360"/>
+        <w:ind w:start="720" w:hanging="360"/>
       </w:pPr>
       <w:rPr>
         <w:rFonts w:ascii="Symbol" w:hAnsi="Symbol" w:cs="Symbol" w:hint="default"/>
@@ -10591,12 +10478,12 @@
       <w:start w:val="1"/>
       <w:numFmt w:val="bullet"/>
       <w:lvlText w:val="◦"/>
-      <w:lvlJc w:val="left"/>
+      <w:lvlJc w:val="start"/>
       <w:pPr>
         <w:tabs>
           <w:tab w:val="num" w:pos="1080"/>
         </w:tabs>
-        <w:ind w:left="1080" w:hanging="360"/>
+        <w:ind w:start="1080" w:hanging="360"/>
       </w:pPr>
       <w:rPr>
         <w:rFonts w:ascii="OpenSymbol" w:hAnsi="OpenSymbol" w:cs="OpenSymbol" w:hint="default"/>
@@ -10606,12 +10493,12 @@
       <w:start w:val="1"/>
       <w:numFmt w:val="bullet"/>
       <w:lvlText w:val="▪"/>
-      <w:lvlJc w:val="left"/>
+      <w:lvlJc w:val="start"/>
       <w:pPr>
         <w:tabs>
           <w:tab w:val="num" w:pos="1440"/>
         </w:tabs>
-        <w:ind w:left="1440" w:hanging="360"/>
+        <w:ind w:start="1440" w:hanging="360"/>
       </w:pPr>
       <w:rPr>
         <w:rFonts w:ascii="OpenSymbol" w:hAnsi="OpenSymbol" w:cs="OpenSymbol" w:hint="default"/>
@@ -10621,12 +10508,12 @@
       <w:start w:val="1"/>
       <w:numFmt w:val="bullet"/>
       <w:lvlText w:val=""/>
-      <w:lvlJc w:val="left"/>
+      <w:lvlJc w:val="start"/>
       <w:pPr>
         <w:tabs>
           <w:tab w:val="num" w:pos="1800"/>
         </w:tabs>
-        <w:ind w:left="1800" w:hanging="360"/>
+        <w:ind w:start="1800" w:hanging="360"/>
       </w:pPr>
       <w:rPr>
         <w:rFonts w:ascii="Symbol" w:hAnsi="Symbol" w:cs="Symbol" w:hint="default"/>
@@ -10636,12 +10523,12 @@
       <w:start w:val="1"/>
       <w:numFmt w:val="bullet"/>
       <w:lvlText w:val="◦"/>
-      <w:lvlJc w:val="left"/>
+      <w:lvlJc w:val="start"/>
       <w:pPr>
         <w:tabs>
           <w:tab w:val="num" w:pos="2160"/>
         </w:tabs>
-        <w:ind w:left="2160" w:hanging="360"/>
+        <w:ind w:start="2160" w:hanging="360"/>
       </w:pPr>
       <w:rPr>
         <w:rFonts w:ascii="OpenSymbol" w:hAnsi="OpenSymbol" w:cs="OpenSymbol" w:hint="default"/>
@@ -10651,12 +10538,12 @@
       <w:start w:val="1"/>
       <w:numFmt w:val="bullet"/>
       <w:lvlText w:val="▪"/>
-      <w:lvlJc w:val="left"/>
+      <w:lvlJc w:val="start"/>
       <w:pPr>
         <w:tabs>
           <w:tab w:val="num" w:pos="2520"/>
         </w:tabs>
-        <w:ind w:left="2520" w:hanging="360"/>
+        <w:ind w:start="2520" w:hanging="360"/>
       </w:pPr>
       <w:rPr>
         <w:rFonts w:ascii="OpenSymbol" w:hAnsi="OpenSymbol" w:cs="OpenSymbol" w:hint="default"/>
@@ -10666,12 +10553,12 @@
       <w:start w:val="1"/>
       <w:numFmt w:val="bullet"/>
       <w:lvlText w:val=""/>
-      <w:lvlJc w:val="left"/>
+      <w:lvlJc w:val="start"/>
       <w:pPr>
         <w:tabs>
           <w:tab w:val="num" w:pos="2880"/>
         </w:tabs>
-        <w:ind w:left="2880" w:hanging="360"/>
+        <w:ind w:start="2880" w:hanging="360"/>
       </w:pPr>
       <w:rPr>
         <w:rFonts w:ascii="Symbol" w:hAnsi="Symbol" w:cs="Symbol" w:hint="default"/>
@@ -10681,12 +10568,12 @@
       <w:start w:val="1"/>
       <w:numFmt w:val="bullet"/>
       <w:lvlText w:val="◦"/>
-      <w:lvlJc w:val="left"/>
+      <w:lvlJc w:val="start"/>
       <w:pPr>
         <w:tabs>
           <w:tab w:val="num" w:pos="3240"/>
         </w:tabs>
-        <w:ind w:left="3240" w:hanging="360"/>
+        <w:ind w:start="3240" w:hanging="360"/>
       </w:pPr>
       <w:rPr>
         <w:rFonts w:ascii="OpenSymbol" w:hAnsi="OpenSymbol" w:cs="OpenSymbol" w:hint="default"/>
@@ -10696,12 +10583,12 @@
       <w:start w:val="1"/>
       <w:numFmt w:val="bullet"/>
       <w:lvlText w:val="▪"/>
-      <w:lvlJc w:val="left"/>
+      <w:lvlJc w:val="start"/>
       <w:pPr>
         <w:tabs>
           <w:tab w:val="num" w:pos="3600"/>
         </w:tabs>
-        <w:ind w:left="3600" w:hanging="360"/>
+        <w:ind w:start="3600" w:hanging="360"/>
       </w:pPr>
       <w:rPr>
         <w:rFonts w:ascii="OpenSymbol" w:hAnsi="OpenSymbol" w:cs="OpenSymbol" w:hint="default"/>
@@ -10713,12 +10600,12 @@
       <w:start w:val="1"/>
       <w:numFmt w:val="bullet"/>
       <w:lvlText w:val=""/>
-      <w:lvlJc w:val="left"/>
+      <w:lvlJc w:val="start"/>
       <w:pPr>
         <w:tabs>
           <w:tab w:val="num" w:pos="720"/>
         </w:tabs>
-        <w:ind w:left="720" w:hanging="360"/>
+        <w:ind w:start="720" w:hanging="360"/>
       </w:pPr>
       <w:rPr>
         <w:rFonts w:ascii="Symbol" w:hAnsi="Symbol" w:cs="Symbol" w:hint="default"/>
@@ -10728,12 +10615,12 @@
       <w:start w:val="1"/>
       <w:numFmt w:val="bullet"/>
       <w:lvlText w:val="◦"/>
-      <w:lvlJc w:val="left"/>
+      <w:lvlJc w:val="start"/>
       <w:pPr>
         <w:tabs>
           <w:tab w:val="num" w:pos="1080"/>
         </w:tabs>
-        <w:ind w:left="1080" w:hanging="360"/>
+        <w:ind w:start="1080" w:hanging="360"/>
       </w:pPr>
       <w:rPr>
         <w:rFonts w:ascii="OpenSymbol" w:hAnsi="OpenSymbol" w:cs="OpenSymbol" w:hint="default"/>
@@ -10743,12 +10630,12 @@
       <w:start w:val="1"/>
       <w:numFmt w:val="bullet"/>
       <w:lvlText w:val="▪"/>
-      <w:lvlJc w:val="left"/>
+      <w:lvlJc w:val="start"/>
       <w:pPr>
         <w:tabs>
           <w:tab w:val="num" w:pos="1440"/>
         </w:tabs>
-        <w:ind w:left="1440" w:hanging="360"/>
+        <w:ind w:start="1440" w:hanging="360"/>
       </w:pPr>
       <w:rPr>
         <w:rFonts w:ascii="OpenSymbol" w:hAnsi="OpenSymbol" w:cs="OpenSymbol" w:hint="default"/>
@@ -10758,12 +10645,12 @@
       <w:start w:val="1"/>
       <w:numFmt w:val="bullet"/>
       <w:lvlText w:val=""/>
-      <w:lvlJc w:val="left"/>
+      <w:lvlJc w:val="start"/>
       <w:pPr>
         <w:tabs>
           <w:tab w:val="num" w:pos="1800"/>
         </w:tabs>
-        <w:ind w:left="1800" w:hanging="360"/>
+        <w:ind w:start="1800" w:hanging="360"/>
       </w:pPr>
       <w:rPr>
         <w:rFonts w:ascii="Symbol" w:hAnsi="Symbol" w:cs="Symbol" w:hint="default"/>
@@ -10773,12 +10660,12 @@
       <w:start w:val="1"/>
       <w:numFmt w:val="bullet"/>
       <w:lvlText w:val="◦"/>
-      <w:lvlJc w:val="left"/>
+      <w:lvlJc w:val="start"/>
       <w:pPr>
         <w:tabs>
           <w:tab w:val="num" w:pos="2160"/>
         </w:tabs>
-        <w:ind w:left="2160" w:hanging="360"/>
+        <w:ind w:start="2160" w:hanging="360"/>
       </w:pPr>
       <w:rPr>
         <w:rFonts w:ascii="OpenSymbol" w:hAnsi="OpenSymbol" w:cs="OpenSymbol" w:hint="default"/>
@@ -10788,12 +10675,12 @@
       <w:start w:val="1"/>
       <w:numFmt w:val="bullet"/>
       <w:lvlText w:val="▪"/>
-      <w:lvlJc w:val="left"/>
+      <w:lvlJc w:val="start"/>
       <w:pPr>
         <w:tabs>
           <w:tab w:val="num" w:pos="2520"/>
         </w:tabs>
-        <w:ind w:left="2520" w:hanging="360"/>
+        <w:ind w:start="2520" w:hanging="360"/>
       </w:pPr>
       <w:rPr>
         <w:rFonts w:ascii="OpenSymbol" w:hAnsi="OpenSymbol" w:cs="OpenSymbol" w:hint="default"/>
@@ -10803,12 +10690,12 @@
       <w:start w:val="1"/>
       <w:numFmt w:val="bullet"/>
       <w:lvlText w:val=""/>
-      <w:lvlJc w:val="left"/>
+      <w:lvlJc w:val="start"/>
       <w:pPr>
         <w:tabs>
           <w:tab w:val="num" w:pos="2880"/>
         </w:tabs>
-        <w:ind w:left="2880" w:hanging="360"/>
+        <w:ind w:start="2880" w:hanging="360"/>
       </w:pPr>
       <w:rPr>
         <w:rFonts w:ascii="Symbol" w:hAnsi="Symbol" w:cs="Symbol" w:hint="default"/>
@@ -10818,12 +10705,12 @@
       <w:start w:val="1"/>
       <w:numFmt w:val="bullet"/>
       <w:lvlText w:val="◦"/>
-      <w:lvlJc w:val="left"/>
+      <w:lvlJc w:val="start"/>
       <w:pPr>
         <w:tabs>
           <w:tab w:val="num" w:pos="3240"/>
         </w:tabs>
-        <w:ind w:left="3240" w:hanging="360"/>
+        <w:ind w:start="3240" w:hanging="360"/>
       </w:pPr>
       <w:rPr>
         <w:rFonts w:ascii="OpenSymbol" w:hAnsi="OpenSymbol" w:cs="OpenSymbol" w:hint="default"/>
@@ -10833,12 +10720,12 @@
       <w:start w:val="1"/>
       <w:numFmt w:val="bullet"/>
       <w:lvlText w:val="▪"/>
-      <w:lvlJc w:val="left"/>
+      <w:lvlJc w:val="start"/>
       <w:pPr>
         <w:tabs>
           <w:tab w:val="num" w:pos="3600"/>
         </w:tabs>
-        <w:ind w:left="3600" w:hanging="360"/>
+        <w:ind w:start="3600" w:hanging="360"/>
       </w:pPr>
       <w:rPr>
         <w:rFonts w:ascii="OpenSymbol" w:hAnsi="OpenSymbol" w:cs="OpenSymbol" w:hint="default"/>
@@ -10851,12 +10738,12 @@
       <w:numFmt w:val="none"/>
       <w:suff w:val="nothing"/>
       <w:lvlText w:val=""/>
-      <w:lvlJc w:val="left"/>
+      <w:lvlJc w:val="start"/>
       <w:pPr>
         <w:tabs>
           <w:tab w:val="num" w:pos="0"/>
         </w:tabs>
-        <w:ind w:left="0" w:hanging="0"/>
+        <w:ind w:start="0" w:hanging="0"/>
       </w:pPr>
     </w:lvl>
     <w:lvl w:ilvl="1">
@@ -10864,12 +10751,12 @@
       <w:numFmt w:val="none"/>
       <w:suff w:val="nothing"/>
       <w:lvlText w:val=""/>
-      <w:lvlJc w:val="left"/>
+      <w:lvlJc w:val="start"/>
       <w:pPr>
         <w:tabs>
           <w:tab w:val="num" w:pos="0"/>
         </w:tabs>
-        <w:ind w:left="0" w:hanging="0"/>
+        <w:ind w:start="0" w:hanging="0"/>
       </w:pPr>
     </w:lvl>
     <w:lvl w:ilvl="2">
@@ -10877,12 +10764,12 @@
       <w:numFmt w:val="none"/>
       <w:suff w:val="nothing"/>
       <w:lvlText w:val=""/>
-      <w:lvlJc w:val="left"/>
+      <w:lvlJc w:val="start"/>
       <w:pPr>
         <w:tabs>
           <w:tab w:val="num" w:pos="0"/>
         </w:tabs>
-        <w:ind w:left="0" w:hanging="0"/>
+        <w:ind w:start="0" w:hanging="0"/>
       </w:pPr>
     </w:lvl>
     <w:lvl w:ilvl="3">
@@ -10890,12 +10777,12 @@
       <w:numFmt w:val="none"/>
       <w:suff w:val="nothing"/>
       <w:lvlText w:val=""/>
-      <w:lvlJc w:val="left"/>
+      <w:lvlJc w:val="start"/>
       <w:pPr>
         <w:tabs>
           <w:tab w:val="num" w:pos="0"/>
         </w:tabs>
-        <w:ind w:left="0" w:hanging="0"/>
+        <w:ind w:start="0" w:hanging="0"/>
       </w:pPr>
     </w:lvl>
     <w:lvl w:ilvl="4">
@@ -10903,12 +10790,12 @@
       <w:numFmt w:val="none"/>
       <w:suff w:val="nothing"/>
       <w:lvlText w:val=""/>
-      <w:lvlJc w:val="left"/>
+      <w:lvlJc w:val="start"/>
       <w:pPr>
         <w:tabs>
           <w:tab w:val="num" w:pos="0"/>
         </w:tabs>
-        <w:ind w:left="0" w:hanging="0"/>
+        <w:ind w:start="0" w:hanging="0"/>
       </w:pPr>
     </w:lvl>
     <w:lvl w:ilvl="5">
@@ -10916,12 +10803,12 @@
       <w:numFmt w:val="none"/>
       <w:suff w:val="nothing"/>
       <w:lvlText w:val=""/>
-      <w:lvlJc w:val="left"/>
+      <w:lvlJc w:val="start"/>
       <w:pPr>
         <w:tabs>
           <w:tab w:val="num" w:pos="0"/>
         </w:tabs>
-        <w:ind w:left="0" w:hanging="0"/>
+        <w:ind w:start="0" w:hanging="0"/>
       </w:pPr>
     </w:lvl>
     <w:lvl w:ilvl="6">
@@ -10929,12 +10816,12 @@
       <w:numFmt w:val="none"/>
       <w:suff w:val="nothing"/>
       <w:lvlText w:val=""/>
-      <w:lvlJc w:val="left"/>
+      <w:lvlJc w:val="start"/>
       <w:pPr>
         <w:tabs>
           <w:tab w:val="num" w:pos="0"/>
         </w:tabs>
-        <w:ind w:left="0" w:hanging="0"/>
+        <w:ind w:start="0" w:hanging="0"/>
       </w:pPr>
     </w:lvl>
     <w:lvl w:ilvl="7">
@@ -10942,12 +10829,12 @@
       <w:numFmt w:val="none"/>
       <w:suff w:val="nothing"/>
       <w:lvlText w:val=""/>
-      <w:lvlJc w:val="left"/>
+      <w:lvlJc w:val="start"/>
       <w:pPr>
         <w:tabs>
           <w:tab w:val="num" w:pos="0"/>
         </w:tabs>
-        <w:ind w:left="0" w:hanging="0"/>
+        <w:ind w:start="0" w:hanging="0"/>
       </w:pPr>
     </w:lvl>
     <w:lvl w:ilvl="8">
@@ -10955,12 +10842,12 @@
       <w:numFmt w:val="none"/>
       <w:suff w:val="nothing"/>
       <w:lvlText w:val=""/>
-      <w:lvlJc w:val="left"/>
+      <w:lvlJc w:val="start"/>
       <w:pPr>
         <w:tabs>
           <w:tab w:val="num" w:pos="0"/>
         </w:tabs>
-        <w:ind w:left="0" w:hanging="0"/>
+        <w:ind w:start="0" w:hanging="0"/>
       </w:pPr>
     </w:lvl>
   </w:abstractNum>
@@ -11011,7 +10898,7 @@
       <w:suppressAutoHyphens w:val="true"/>
       <w:bidi w:val="0"/>
       <w:spacing w:before="0" w:after="0"/>
-      <w:jc w:val="left"/>
+      <w:jc w:val="start"/>
     </w:pPr>
     <w:rPr>
       <w:rFonts w:ascii="Liberation Serif" w:hAnsi="Liberation Serif" w:eastAsia="DejaVu Sans" w:cs="DejaVu Sans"/>
@@ -11022,7 +10909,7 @@
       <w:lang w:val="en-US" w:eastAsia="zh-CN" w:bidi="hi-IN"/>
     </w:rPr>
   </w:style>
-  <w:style w:type="character" w:styleId="InternetLink">
+  <w:style w:type="character" w:styleId="Hyperlink">
     <w:name w:val="Hyperlink"/>
     <w:rPr>
       <w:color w:val="000080"/>
@@ -11034,8 +10921,8 @@
     <w:qFormat/>
     <w:rPr/>
   </w:style>
-  <w:style w:type="character" w:styleId="Bullets">
-    <w:name w:val="Bullets"/>
+  <w:style w:type="character" w:styleId="Bulletsuser">
+    <w:name w:val="Bullets (user)"/>
     <w:qFormat/>
     <w:rPr>
       <w:rFonts w:ascii="OpenSymbol" w:hAnsi="OpenSymbol" w:eastAsia="OpenSymbol" w:cs="OpenSymbol"/>
@@ -11044,7 +10931,7 @@
   <w:style w:type="paragraph" w:styleId="Heading">
     <w:name w:val="Heading"/>
     <w:basedOn w:val="Normal"/>
-    <w:next w:val="TextBody"/>
+    <w:next w:val="BodyText"/>
     <w:qFormat/>
     <w:pPr>
       <w:keepNext w:val="true"/>
@@ -11056,7 +10943,7 @@
       <w:szCs w:val="28"/>
     </w:rPr>
   </w:style>
-  <w:style w:type="paragraph" w:styleId="TextBody">
+  <w:style w:type="paragraph" w:styleId="BodyText">
     <w:name w:val="Body Text"/>
     <w:basedOn w:val="Normal"/>
     <w:pPr>
@@ -11066,14 +10953,14 @@
   </w:style>
   <w:style w:type="paragraph" w:styleId="List">
     <w:name w:val="List"/>
-    <w:basedOn w:val="TextBody"/>
+    <w:basedOn w:val="BodyText"/>
     <w:pPr/>
     <w:rPr>
       <w:rFonts w:cs="Droid Sans Devanagari"/>
     </w:rPr>
   </w:style>
   <w:style w:type="paragraph" w:styleId="Caption">
-    <w:name w:val="Caption"/>
+    <w:name w:val="caption"/>
     <w:basedOn w:val="Normal"/>
     <w:qFormat/>
     <w:pPr>
@@ -11123,4 +11010,110 @@
     </w:rPr>
   </w:style>
 </w:styles>
+</file>
+
+<file path=word/theme/theme1.xml><?xml version="1.0" encoding="utf-8"?>
+<a:theme xmlns:a="http://schemas.openxmlformats.org/drawingml/2006/main" xmlns:r="http://schemas.openxmlformats.org/officeDocument/2006/relationships" name="Office">
+  <a:themeElements>
+    <a:clrScheme name="LibreOffice">
+      <a:dk1>
+        <a:srgbClr val="000000"/>
+      </a:dk1>
+      <a:lt1>
+        <a:srgbClr val="FFFFFF"/>
+      </a:lt1>
+      <a:dk2>
+        <a:srgbClr val="000000"/>
+      </a:dk2>
+      <a:lt2>
+        <a:srgbClr val="FFFFFF"/>
+      </a:lt2>
+      <a:accent1>
+        <a:srgbClr val="18A303"/>
+      </a:accent1>
+      <a:accent2>
+        <a:srgbClr val="0369A3"/>
+      </a:accent2>
+      <a:accent3>
+        <a:srgbClr val="A33E03"/>
+      </a:accent3>
+      <a:accent4>
+        <a:srgbClr val="8E03A3"/>
+      </a:accent4>
+      <a:accent5>
+        <a:srgbClr val="C99C00"/>
+      </a:accent5>
+      <a:accent6>
+        <a:srgbClr val="C9211E"/>
+      </a:accent6>
+      <a:hlink>
+        <a:srgbClr val="0000EE"/>
+      </a:hlink>
+      <a:folHlink>
+        <a:srgbClr val="551A8B"/>
+      </a:folHlink>
+    </a:clrScheme>
+    <a:fontScheme name="Office">
+      <a:majorFont>
+        <a:latin typeface="Arial" pitchFamily="0" charset="1"/>
+        <a:ea typeface="DejaVu Sans" pitchFamily="0" charset="1"/>
+        <a:cs typeface="DejaVu Sans" pitchFamily="0" charset="1"/>
+      </a:majorFont>
+      <a:minorFont>
+        <a:latin typeface="Arial" pitchFamily="0" charset="1"/>
+        <a:ea typeface="DejaVu Sans" pitchFamily="0" charset="1"/>
+        <a:cs typeface="DejaVu Sans" pitchFamily="0" charset="1"/>
+      </a:minorFont>
+    </a:fontScheme>
+    <a:fmtScheme>
+      <a:fillStyleLst>
+        <a:solidFill>
+          <a:schemeClr val="phClr"/>
+        </a:solidFill>
+        <a:solidFill>
+          <a:schemeClr val="phClr"/>
+        </a:solidFill>
+        <a:solidFill>
+          <a:schemeClr val="phClr"/>
+        </a:solidFill>
+      </a:fillStyleLst>
+      <a:lnStyleLst>
+        <a:ln w="6350" cap="flat" cmpd="sng" algn="ctr">
+          <a:prstDash val="solid"/>
+          <a:miter/>
+        </a:ln>
+        <a:ln w="6350" cap="flat" cmpd="sng" algn="ctr">
+          <a:prstDash val="solid"/>
+          <a:miter/>
+        </a:ln>
+        <a:ln w="6350" cap="flat" cmpd="sng" algn="ctr">
+          <a:prstDash val="solid"/>
+          <a:miter/>
+        </a:ln>
+      </a:lnStyleLst>
+      <a:effectStyleLst>
+        <a:effectStyle>
+          <a:effectLst/>
+        </a:effectStyle>
+        <a:effectStyle>
+          <a:effectLst/>
+        </a:effectStyle>
+        <a:effectStyle>
+          <a:effectLst/>
+        </a:effectStyle>
+      </a:effectStyleLst>
+      <a:bgFillStyleLst>
+        <a:solidFill>
+          <a:schemeClr val="phClr"/>
+        </a:solidFill>
+        <a:solidFill>
+          <a:schemeClr val="phClr"/>
+        </a:solidFill>
+        <a:solidFill>
+          <a:schemeClr val="phClr"/>
+        </a:solidFill>
+      </a:bgFillStyleLst>
+    </a:fmtScheme>
+  </a:themeElements>
+</a:theme>
 </file>
--- a/documents/Why letting the bible define it's words is so important/KJV Early English vs Modern English word definitions.docx
+++ b/documents/Why letting the bible define it's words is so important/KJV Early English vs Modern English word definitions.docx
@@ -10921,8 +10921,8 @@
     <w:qFormat/>
     <w:rPr/>
   </w:style>
-  <w:style w:type="character" w:styleId="Bulletsuser">
-    <w:name w:val="Bullets (user)"/>
+  <w:style w:type="character" w:styleId="Bullets">
+    <w:name w:val="Bullets"/>
     <w:qFormat/>
     <w:rPr>
       <w:rFonts w:ascii="OpenSymbol" w:hAnsi="OpenSymbol" w:eastAsia="OpenSymbol" w:cs="OpenSymbol"/>
